--- a/case-study-pack/docx/HMF-Team-Workbook.docx
+++ b/case-study-pack/docx/HMF-Team-Workbook.docx
@@ -533,7 +533,228 @@
     </w:tbl>
     <w:p>
       <w:pPr>
-        <w:spacing w:after="80"/>
+        <w:spacing w:after="60" w:before="160" w:line="276"/>
+      </w:pPr>
+      <w:r>
+        <w:rPr>
+          <w:rFonts w:ascii="Calibri" w:cs="Calibri" w:eastAsia="Calibri" w:hAnsi="Calibri"/>
+          <w:b/>
+          <w:bCs/>
+          <w:color w:val="0D274D"/>
+          <w:sz w:val="24"/>
+          <w:szCs w:val="24"/>
+        </w:rPr>
+        <w:t xml:space="preserve">How you'll be scored — three levels</w:t>
+      </w:r>
+    </w:p>
+    <w:p>
+      <w:pPr>
+        <w:spacing w:after="80" w:before="0" w:line="276"/>
+      </w:pPr>
+      <w:r>
+        <w:rPr>
+          <w:rFonts w:ascii="Calibri" w:cs="Calibri" w:eastAsia="Calibri" w:hAnsi="Calibri"/>
+          <w:color w:val="3A4C63"/>
+          <w:sz w:val="20"/>
+          <w:szCs w:val="20"/>
+        </w:rPr>
+        <w:t xml:space="preserve">Each answer is graded at one of three levels. Aim for Expert on every pain point.</w:t>
+      </w:r>
+    </w:p>
+    <w:tbl>
+      <w:tblPr>
+        <w:tblW w:type="dxa" w:w="9360"/>
+        <w:tblBorders>
+          <w:top w:val="none" w:color="FFFFFF" w:sz="0"/>
+          <w:left w:val="none" w:color="FFFFFF" w:sz="0"/>
+          <w:bottom w:val="none" w:color="FFFFFF" w:sz="0"/>
+          <w:right w:val="none" w:color="FFFFFF" w:sz="0"/>
+          <w:insideH w:val="none" w:color="FFFFFF" w:sz="0"/>
+          <w:insideV w:val="single" w:color="FFFFFF" w:sz="30"/>
+        </w:tblBorders>
+      </w:tblPr>
+      <w:tblGrid>
+        <w:gridCol w:w="3120"/>
+        <w:gridCol w:w="3120"/>
+        <w:gridCol w:w="3120"/>
+      </w:tblGrid>
+      <w:tr>
+        <w:tc>
+          <w:tcPr>
+            <w:tcW w:type="dxa" w:w="3120"/>
+            <w:tcBorders>
+              <w:top w:val="single" w:color="E2891F" w:sz="34"/>
+              <w:left w:val="single" w:color="C4D2E2" w:sz="6"/>
+              <w:bottom w:val="single" w:color="C4D2E2" w:sz="6"/>
+              <w:right w:val="single" w:color="C4D2E2" w:sz="6"/>
+            </w:tcBorders>
+            <w:tcMar>
+              <w:top w:type="dxa" w:w="110"/>
+              <w:left w:type="dxa" w:w="150"/>
+              <w:bottom w:type="dxa" w:w="110"/>
+              <w:right w:type="dxa" w:w="150"/>
+            </w:tcMar>
+            <w:vAlign w:val="top"/>
+          </w:tcPr>
+          <w:p>
+            <w:pPr>
+              <w:spacing w:after="40" w:before="0" w:line="276"/>
+            </w:pPr>
+            <w:r>
+              <w:rPr>
+                <w:rFonts w:ascii="Calibri" w:cs="Calibri" w:eastAsia="Calibri" w:hAnsi="Calibri"/>
+                <w:b/>
+                <w:bCs/>
+                <w:color w:val="B4711A"/>
+                <w:sz w:val="20"/>
+                <w:szCs w:val="20"/>
+              </w:rPr>
+              <w:t xml:space="preserve">Associate</w:t>
+            </w:r>
+            <w:r>
+              <w:rPr>
+                <w:rFonts w:ascii="Calibri" w:cs="Calibri" w:eastAsia="Calibri" w:hAnsi="Calibri"/>
+                <w:color w:val="7E8CA1"/>
+                <w:sz w:val="15"/>
+                <w:szCs w:val="15"/>
+              </w:rPr>
+              <w:t xml:space="preserve">  6–13</w:t>
+            </w:r>
+          </w:p>
+          <w:p>
+            <w:pPr>
+              <w:spacing w:after="0" w:before="0" w:line="276"/>
+            </w:pPr>
+            <w:r>
+              <w:rPr>
+                <w:rFonts w:ascii="Calibri" w:cs="Calibri" w:eastAsia="Calibri" w:hAnsi="Calibri"/>
+                <w:color w:val="33465F"/>
+                <w:sz w:val="18"/>
+                <w:szCs w:val="18"/>
+              </w:rPr>
+              <w:t xml:space="preserve">Name the right product and show you understand the problem.</w:t>
+            </w:r>
+          </w:p>
+        </w:tc>
+        <w:tc>
+          <w:tcPr>
+            <w:tcW w:type="dxa" w:w="3120"/>
+            <w:tcBorders>
+              <w:top w:val="single" w:color="00BCEB" w:sz="34"/>
+              <w:left w:val="single" w:color="C4D2E2" w:sz="6"/>
+              <w:bottom w:val="single" w:color="C4D2E2" w:sz="6"/>
+              <w:right w:val="single" w:color="C4D2E2" w:sz="6"/>
+            </w:tcBorders>
+            <w:tcMar>
+              <w:top w:type="dxa" w:w="110"/>
+              <w:left w:type="dxa" w:w="150"/>
+              <w:bottom w:type="dxa" w:w="110"/>
+              <w:right w:type="dxa" w:w="150"/>
+            </w:tcMar>
+            <w:vAlign w:val="top"/>
+          </w:tcPr>
+          <w:p>
+            <w:pPr>
+              <w:spacing w:after="40" w:before="0" w:line="276"/>
+            </w:pPr>
+            <w:r>
+              <w:rPr>
+                <w:rFonts w:ascii="Calibri" w:cs="Calibri" w:eastAsia="Calibri" w:hAnsi="Calibri"/>
+                <w:b/>
+                <w:bCs/>
+                <w:color w:val="036C8F"/>
+                <w:sz w:val="20"/>
+                <w:szCs w:val="20"/>
+              </w:rPr>
+              <w:t xml:space="preserve">Professional</w:t>
+            </w:r>
+            <w:r>
+              <w:rPr>
+                <w:rFonts w:ascii="Calibri" w:cs="Calibri" w:eastAsia="Calibri" w:hAnsi="Calibri"/>
+                <w:color w:val="7E8CA1"/>
+                <w:sz w:val="15"/>
+                <w:szCs w:val="15"/>
+              </w:rPr>
+              <w:t xml:space="preserve">  14–20</w:t>
+            </w:r>
+          </w:p>
+          <w:p>
+            <w:pPr>
+              <w:spacing w:after="0" w:before="0" w:line="276"/>
+            </w:pPr>
+            <w:r>
+              <w:rPr>
+                <w:rFonts w:ascii="Calibri" w:cs="Calibri" w:eastAsia="Calibri" w:hAnsi="Calibri"/>
+                <w:color w:val="33465F"/>
+                <w:sz w:val="18"/>
+                <w:szCs w:val="18"/>
+              </w:rPr>
+              <w:t xml:space="preserve">Also explain how the product addresses the concern.</w:t>
+            </w:r>
+          </w:p>
+        </w:tc>
+        <w:tc>
+          <w:tcPr>
+            <w:tcW w:type="dxa" w:w="3120"/>
+            <w:tcBorders>
+              <w:top w:val="single" w:color="27A276" w:sz="34"/>
+              <w:left w:val="single" w:color="C4D2E2" w:sz="6"/>
+              <w:bottom w:val="single" w:color="C4D2E2" w:sz="6"/>
+              <w:right w:val="single" w:color="C4D2E2" w:sz="6"/>
+            </w:tcBorders>
+            <w:tcMar>
+              <w:top w:type="dxa" w:w="110"/>
+              <w:left w:type="dxa" w:w="150"/>
+              <w:bottom w:type="dxa" w:w="110"/>
+              <w:right w:type="dxa" w:w="150"/>
+            </w:tcMar>
+            <w:vAlign w:val="top"/>
+          </w:tcPr>
+          <w:p>
+            <w:pPr>
+              <w:spacing w:after="40" w:before="0" w:line="276"/>
+            </w:pPr>
+            <w:r>
+              <w:rPr>
+                <w:rFonts w:ascii="Calibri" w:cs="Calibri" w:eastAsia="Calibri" w:hAnsi="Calibri"/>
+                <w:b/>
+                <w:bCs/>
+                <w:color w:val="1F8A63"/>
+                <w:sz w:val="20"/>
+                <w:szCs w:val="20"/>
+              </w:rPr>
+              <w:t xml:space="preserve">Expert</w:t>
+            </w:r>
+            <w:r>
+              <w:rPr>
+                <w:rFonts w:ascii="Calibri" w:cs="Calibri" w:eastAsia="Calibri" w:hAnsi="Calibri"/>
+                <w:color w:val="7E8CA1"/>
+                <w:sz w:val="15"/>
+                <w:szCs w:val="15"/>
+              </w:rPr>
+              <w:t xml:space="preserve">  21–25</w:t>
+            </w:r>
+          </w:p>
+          <w:p>
+            <w:pPr>
+              <w:spacing w:after="0" w:before="0" w:line="276"/>
+            </w:pPr>
+            <w:r>
+              <w:rPr>
+                <w:rFonts w:ascii="Calibri" w:cs="Calibri" w:eastAsia="Calibri" w:hAnsi="Calibri"/>
+                <w:color w:val="33465F"/>
+                <w:sz w:val="18"/>
+                <w:szCs w:val="18"/>
+              </w:rPr>
+              <w:t xml:space="preserve">Also tie it to Cedarline's specifics and the outcome, and how it fits the wider HMF design.</w:t>
+            </w:r>
+          </w:p>
+        </w:tc>
+      </w:tr>
+    </w:tbl>
+    <w:p>
+      <w:pPr>
+        <w:spacing w:after="120"/>
       </w:pPr>
       <w:r>
         <w:rPr>

--- a/case-study-pack/docx/HMF-Team-Workbook.docx
+++ b/case-study-pack/docx/HMF-Team-Workbook.docx
@@ -46,7 +46,7 @@
           <w:sz w:val="24"/>
           <w:szCs w:val="24"/>
         </w:rPr>
-        <w:t xml:space="preserve">Cedarline Health Group — a Hybrid Mesh Firewall design mission</w:t>
+        <w:t xml:space="preserve">Cedarline Health Group, a Hybrid Mesh Firewall design mission</w:t>
       </w:r>
     </w:p>
     <w:tbl>
@@ -94,7 +94,7 @@
                 <w:sz w:val="21"/>
                 <w:szCs w:val="21"/>
               </w:rPr>
-              <w:t xml:space="preserve">Today your team is the Cisco Solution Engineering team walking into Cedarline. You'll sit with four real conversations, hear what's keeping them up at night, and answer as SEs do: the right solution, why it fits, and the outcome it delivers — pulled together into one Hybrid Mesh Firewall design.</w:t>
+              <w:t xml:space="preserve">Today your team is the Cisco Solution Engineering team walking into Cedarline. You will sit with four real conversations, hear what is keeping them up at night, and answer as Solution Engineers do, with the right solution, why it fits, and the outcome it delivers, all brought together into one Hybrid Mesh Firewall design.</w:t>
             </w:r>
           </w:p>
         </w:tc>
@@ -170,7 +170,7 @@
                 <w:sz w:val="20"/>
                 <w:szCs w:val="20"/>
               </w:rPr>
-              <w:t xml:space="preserve">Cedarline Health Group is a regional healthcare payer-provider — roughly 8,000 employees across four hospitals and thirty-one clinics, plus a claims-processing business that handles the money. Growth by acquisition (including a second data centre absorbed as-is) and a mid-flight, disorderly move to public cloud have left a fragmented security posture. After a security incident in March, the board asked what would have stopped it — and leadership still cannot answer. Budget and executive attention are approved, but explicitly temporary, and the security team is small.</w:t>
+              <w:t xml:space="preserve">Cedarline Health Group is a regional healthcare payer-provider with roughly 8,000 employees across four hospitals and thirty-one clinics, plus a claims-processing business that handles the money. Growth by acquisition (including a second data centre absorbed as-is) and a mid-flight, disorderly move to public cloud have left a fragmented security posture. After a security incident in March, the board asked what would have stopped it, and leadership still cannot answer. Budget and executive attention are approved but explicitly temporary, and the security team is small.</w:t>
             </w:r>
           </w:p>
         </w:tc>
@@ -308,7 +308,7 @@
           <w:sz w:val="30"/>
           <w:szCs w:val="30"/>
         </w:rPr>
-        <w:t xml:space="preserve">What you'll walk away able to do</w:t>
+        <w:t xml:space="preserve">What you will walk away able to do</w:t>
       </w:r>
     </w:p>
     <w:tbl>
@@ -602,7 +602,7 @@
                 <w:sz w:val="21"/>
                 <w:szCs w:val="21"/>
               </w:rPr>
-              <w:t xml:space="preserve">Present the outcome — the business result — not just the feature.</w:t>
+              <w:t xml:space="preserve">Present the business outcome, not just the feature.</w:t>
             </w:r>
           </w:p>
         </w:tc>
@@ -621,7 +621,7 @@
           <w:sz w:val="30"/>
           <w:szCs w:val="30"/>
         </w:rPr>
-        <w:t xml:space="preserve">This clinic is built for two kinds of SE</w:t>
+        <w:t xml:space="preserve">How your answers grow: Good, Better, Best</w:t>
       </w:r>
     </w:p>
     <w:p>
@@ -635,154 +635,7 @@
           <w:sz w:val="21"/>
           <w:szCs w:val="21"/>
         </w:rPr>
-        <w:t xml:space="preserve">Whether you live and breathe security or you're a generalist SE who's newer to it, this workbook has you covered. Watch for these two markers in every case study:</w:t>
-      </w:r>
-    </w:p>
-    <w:tbl>
-      <w:tblPr>
-        <w:tblW w:type="dxa" w:w="9360"/>
-        <w:tblBorders>
-          <w:top w:val="none" w:color="FFFFFF" w:sz="0"/>
-          <w:left w:val="none" w:color="FFFFFF" w:sz="0"/>
-          <w:bottom w:val="none" w:color="FFFFFF" w:sz="0"/>
-          <w:right w:val="none" w:color="FFFFFF" w:sz="0"/>
-          <w:insideH w:val="none" w:color="FFFFFF" w:sz="0"/>
-          <w:insideV w:val="single" w:color="FFFFFF" w:sz="60"/>
-        </w:tblBorders>
-      </w:tblPr>
-      <w:tblGrid>
-        <w:gridCol w:w="4680"/>
-        <w:gridCol w:w="4680"/>
-      </w:tblGrid>
-      <w:tr>
-        <w:tc>
-          <w:tcPr>
-            <w:tcW w:type="dxa" w:w="4680"/>
-            <w:tcBorders>
-              <w:top w:val="single" w:color="BEE6F2" w:sz="6"/>
-              <w:left w:val="single" w:color="BEE6F2" w:sz="6"/>
-              <w:bottom w:val="single" w:color="BEE6F2" w:sz="6"/>
-              <w:right w:val="single" w:color="BEE6F2" w:sz="6"/>
-            </w:tcBorders>
-            <w:shd w:fill="EAF7FB" w:color="auto" w:val="clear"/>
-            <w:tcMar>
-              <w:top w:type="dxa" w:w="110"/>
-              <w:left w:type="dxa" w:w="140"/>
-              <w:bottom w:type="dxa" w:w="110"/>
-              <w:right w:type="dxa" w:w="140"/>
-            </w:tcMar>
-          </w:tcPr>
-          <w:p>
-            <w:pPr>
-              <w:spacing w:after="50" w:before="0" w:line="276"/>
-            </w:pPr>
-            <w:r>
-              <w:rPr>
-                <w:rFonts w:ascii="Calibri" w:cs="Calibri" w:eastAsia="Calibri" w:hAnsi="Calibri"/>
-                <w:b/>
-                <w:bCs/>
-                <w:caps/>
-                <w:color w:val="0E6E90"/>
-                <w:sz w:val="16"/>
-                <w:szCs w:val="16"/>
-              </w:rPr>
-              <w:t xml:space="preserve">🧭 New to this area?</w:t>
-            </w:r>
-          </w:p>
-          <w:p>
-            <w:pPr>
-              <w:spacing w:after="0" w:before="0" w:line="276"/>
-            </w:pPr>
-            <w:r>
-              <w:rPr>
-                <w:rFonts w:ascii="Calibri" w:cs="Calibri" w:eastAsia="Calibri" w:hAnsi="Calibri"/>
-                <w:color w:val="134A5E"/>
-                <w:sz w:val="18"/>
-                <w:szCs w:val="18"/>
-              </w:rPr>
-              <w:t xml:space="preserve">Plain-language framing of what the customer is really asking — no security background assumed.</w:t>
-            </w:r>
-          </w:p>
-        </w:tc>
-        <w:tc>
-          <w:tcPr>
-            <w:tcW w:type="dxa" w:w="4680"/>
-            <w:tcBorders>
-              <w:top w:val="single" w:color="D6CBF0" w:sz="6"/>
-              <w:left w:val="single" w:color="D6CBF0" w:sz="6"/>
-              <w:bottom w:val="single" w:color="D6CBF0" w:sz="6"/>
-              <w:right w:val="single" w:color="D6CBF0" w:sz="6"/>
-            </w:tcBorders>
-            <w:shd w:fill="F1ECFA" w:color="auto" w:val="clear"/>
-            <w:tcMar>
-              <w:top w:type="dxa" w:w="110"/>
-              <w:left w:type="dxa" w:w="140"/>
-              <w:bottom w:type="dxa" w:w="110"/>
-              <w:right w:type="dxa" w:w="140"/>
-            </w:tcMar>
-          </w:tcPr>
-          <w:p>
-            <w:pPr>
-              <w:spacing w:after="50" w:before="0" w:line="276"/>
-            </w:pPr>
-            <w:r>
-              <w:rPr>
-                <w:rFonts w:ascii="Calibri" w:cs="Calibri" w:eastAsia="Calibri" w:hAnsi="Calibri"/>
-                <w:b/>
-                <w:bCs/>
-                <w:caps/>
-                <w:color w:val="5B3FBC"/>
-                <w:sz w:val="16"/>
-                <w:szCs w:val="16"/>
-              </w:rPr>
-              <w:t xml:space="preserve">🔐 For security specialists</w:t>
-            </w:r>
-          </w:p>
-          <w:p>
-            <w:pPr>
-              <w:spacing w:after="0" w:before="0" w:line="276"/>
-            </w:pPr>
-            <w:r>
-              <w:rPr>
-                <w:rFonts w:ascii="Calibri" w:cs="Calibri" w:eastAsia="Calibri" w:hAnsi="Calibri"/>
-                <w:color w:val="3E2E73"/>
-                <w:sz w:val="18"/>
-                <w:szCs w:val="18"/>
-              </w:rPr>
-              <w:t xml:space="preserve">The deeper technical angle and the specific Cisco capabilities in play.</w:t>
-            </w:r>
-          </w:p>
-        </w:tc>
-      </w:tr>
-    </w:tbl>
-    <w:p>
-      <w:pPr>
-        <w:spacing w:after="80" w:before="180" w:line="276"/>
-      </w:pPr>
-      <w:r>
-        <w:rPr>
-          <w:rFonts w:ascii="Calibri" w:cs="Calibri" w:eastAsia="Calibri" w:hAnsi="Calibri"/>
-          <w:b/>
-          <w:bCs/>
-          <w:color w:val="0D274D"/>
-          <w:sz w:val="30"/>
-          <w:szCs w:val="30"/>
-        </w:rPr>
-        <w:t xml:space="preserve">How your answers grow — Good, Better, Best</w:t>
-      </w:r>
-    </w:p>
-    <w:p>
-      <w:pPr>
-        <w:spacing w:after="100" w:before="0" w:line="276"/>
-      </w:pPr>
-      <w:r>
-        <w:rPr>
-          <w:rFonts w:ascii="Calibri" w:cs="Calibri" w:eastAsia="Calibri" w:hAnsi="Calibri"/>
-          <w:color w:val="3A4C63"/>
-          <w:sz w:val="21"/>
-          <w:szCs w:val="21"/>
-        </w:rPr>
-        <w:t xml:space="preserve">There are no marks and no pass/fail. Every answer sits on a growth ladder — push each one as far up as you can. Aim for </w:t>
+        <w:t xml:space="preserve">There are no marks and no pass or fail here. Every answer sits on a growth ladder. Push each one as far up as you can, and aim for </w:t>
       </w:r>
       <w:r>
         <w:rPr>
@@ -884,7 +737,7 @@
                 <w:sz w:val="18"/>
                 <w:szCs w:val="18"/>
               </w:rPr>
-              <w:t xml:space="preserve">You put the right Cisco solution on the table and show you understand what the customer is actually worried about.</w:t>
+              <w:t xml:space="preserve">You put the right Cisco solution on the table and show that you understand what the customer is actually worried about.</w:t>
             </w:r>
           </w:p>
         </w:tc>
@@ -949,7 +802,7 @@
                 <w:sz w:val="18"/>
                 <w:szCs w:val="18"/>
               </w:rPr>
-              <w:t xml:space="preserve">You connect that solution to the concern — how it works and why it answers this specific problem — in language the customer would nod along to.</w:t>
+              <w:t xml:space="preserve">You connect that solution to the concern, showing how it works and why it answers this specific problem, in language the customer would nod along to.</w:t>
             </w:r>
           </w:p>
         </w:tc>
@@ -1090,7 +943,7 @@
                 <w:sz w:val="20"/>
                 <w:szCs w:val="20"/>
               </w:rPr>
-              <w:t xml:space="preserve">For every concern you'll write a Product / platform and a Solution-Engineer response — how it addresses the concern and the outcome it delivers. That's the SE craft: not “here's a box,” but “here's what it changes for you.”</w:t>
+              <w:t xml:space="preserve">For every concern you will write a Product / platform and a Solution Engineer response that covers how it addresses the concern and the outcome it delivers. That is the craft: not “here is a box,” but “here is what it changes for you.”</w:t>
             </w:r>
           </w:p>
         </w:tc>
@@ -1163,7 +1016,7 @@
           <w:sz w:val="21"/>
           <w:szCs w:val="21"/>
         </w:rPr>
-        <w:t xml:space="preserve">A quick decoder so every SE can play — especially if security isn't your day job. (Which product fits which concern is for you to decide.)</w:t>
+        <w:t xml:space="preserve">A quick decoder of the products in play. Which product fits which concern is for you to decide.</w:t>
       </w:r>
     </w:p>
     <w:tbl>
@@ -1218,7 +1071,7 @@
         </w:tc>
         <w:tc>
           <w:tcPr>
-            <w:tcW w:type="dxa" w:w="6177"/>
+            <w:tcW w:type="dxa" w:w="6178"/>
             <w:tcBorders>
               <w:top w:val="none" w:color="FFFFFF" w:sz="0"/>
               <w:left w:val="none" w:color="FFFFFF" w:sz="0"/>
@@ -1243,7 +1096,7 @@
                 <w:sz w:val="18"/>
                 <w:szCs w:val="18"/>
               </w:rPr>
-              <w:t xml:space="preserve">Protects AI apps and models — validation, runtime guardrails, supply-chain scanning, and AI visibility across clouds.</w:t>
+              <w:t xml:space="preserve">Protects AI apps and models with validation, runtime guardrails, supply-chain scanning, and AI visibility across clouds.</w:t>
             </w:r>
           </w:p>
         </w:tc>
@@ -1284,7 +1137,7 @@
         </w:tc>
         <w:tc>
           <w:tcPr>
-            <w:tcW w:type="dxa" w:w="6177"/>
+            <w:tcW w:type="dxa" w:w="6178"/>
             <w:tcBorders>
               <w:top w:val="single" w:color="E4EBF3" w:sz="4"/>
               <w:left w:val="none" w:color="FFFFFF" w:sz="0"/>
@@ -1309,7 +1162,7 @@
                 <w:sz w:val="18"/>
                 <w:szCs w:val="18"/>
               </w:rPr>
-              <w:t xml:space="preserve">One security policy plane across AWS, Azure and GCP — segmentation, egress control, and unified visibility.</w:t>
+              <w:t xml:space="preserve">Gives one security policy plane across AWS, Azure and GCP, with segmentation, egress control, and unified visibility.</w:t>
             </w:r>
           </w:p>
         </w:tc>
@@ -1350,7 +1203,7 @@
         </w:tc>
         <w:tc>
           <w:tcPr>
-            <w:tcW w:type="dxa" w:w="6177"/>
+            <w:tcW w:type="dxa" w:w="6178"/>
             <w:tcBorders>
               <w:top w:val="single" w:color="E4EBF3" w:sz="4"/>
               <w:left w:val="none" w:color="FFFFFF" w:sz="0"/>
@@ -1375,7 +1228,7 @@
                 <w:sz w:val="18"/>
                 <w:szCs w:val="18"/>
               </w:rPr>
-              <w:t xml:space="preserve">Next-generation firewall and its manager (Firewall Management Center).</w:t>
+              <w:t xml:space="preserve">The next-generation firewall and its manager, the Firewall Management Center.</w:t>
             </w:r>
           </w:p>
         </w:tc>
@@ -1416,7 +1269,7 @@
         </w:tc>
         <w:tc>
           <w:tcPr>
-            <w:tcW w:type="dxa" w:w="6177"/>
+            <w:tcW w:type="dxa" w:w="6178"/>
             <w:tcBorders>
               <w:top w:val="single" w:color="E4EBF3" w:sz="4"/>
               <w:left w:val="none" w:color="FFFFFF" w:sz="0"/>
@@ -1482,7 +1335,7 @@
         </w:tc>
         <w:tc>
           <w:tcPr>
-            <w:tcW w:type="dxa" w:w="6177"/>
+            <w:tcW w:type="dxa" w:w="6178"/>
             <w:tcBorders>
               <w:top w:val="single" w:color="E4EBF3" w:sz="4"/>
               <w:left w:val="none" w:color="FFFFFF" w:sz="0"/>
@@ -1548,7 +1401,7 @@
         </w:tc>
         <w:tc>
           <w:tcPr>
-            <w:tcW w:type="dxa" w:w="6177"/>
+            <w:tcW w:type="dxa" w:w="6178"/>
             <w:tcBorders>
               <w:top w:val="single" w:color="E4EBF3" w:sz="4"/>
               <w:left w:val="none" w:color="FFFFFF" w:sz="0"/>
@@ -1573,7 +1426,7 @@
                 <w:sz w:val="18"/>
                 <w:szCs w:val="18"/>
               </w:rPr>
-              <w:t xml:space="preserve">Identity Services Engine — knows who and what is on the network, and can quarantine fast.</w:t>
+              <w:t xml:space="preserve">The Identity Services Engine that knows who and what is on the network and can quarantine fast.</w:t>
             </w:r>
           </w:p>
         </w:tc>
@@ -1614,7 +1467,7 @@
         </w:tc>
         <w:tc>
           <w:tcPr>
-            <w:tcW w:type="dxa" w:w="6177"/>
+            <w:tcW w:type="dxa" w:w="6178"/>
             <w:tcBorders>
               <w:top w:val="single" w:color="E4EBF3" w:sz="4"/>
               <w:left w:val="none" w:color="FFFFFF" w:sz="0"/>
@@ -1680,7 +1533,7 @@
         </w:tc>
         <w:tc>
           <w:tcPr>
-            <w:tcW w:type="dxa" w:w="6177"/>
+            <w:tcW w:type="dxa" w:w="6178"/>
             <w:tcBorders>
               <w:top w:val="single" w:color="E4EBF3" w:sz="4"/>
               <w:left w:val="none" w:color="FFFFFF" w:sz="0"/>
@@ -1738,7 +1591,7 @@
           <w:sz w:val="21"/>
           <w:szCs w:val="21"/>
         </w:rPr>
-        <w:t xml:space="preserve">The terms you'll hear Cedarline use, in plain English.</w:t>
+        <w:t xml:space="preserve">The terms you will hear Cedarline use, in plain English.</w:t>
       </w:r>
     </w:p>
     <w:tbl>
@@ -1787,13 +1640,13 @@
                 <w:sz w:val="18"/>
                 <w:szCs w:val="18"/>
               </w:rPr>
-              <w:t xml:space="preserve">EU AI Act · Article 15</w:t>
-            </w:r>
-          </w:p>
-        </w:tc>
-        <w:tc>
-          <w:tcPr>
-            <w:tcW w:type="dxa" w:w="6177"/>
+              <w:t xml:space="preserve">EU AI Act, Article 15</w:t>
+            </w:r>
+          </w:p>
+        </w:tc>
+        <w:tc>
+          <w:tcPr>
+            <w:tcW w:type="dxa" w:w="6178"/>
             <w:tcBorders>
               <w:top w:val="none" w:color="FFFFFF" w:sz="0"/>
               <w:left w:val="none" w:color="FFFFFF" w:sz="0"/>
@@ -1818,7 +1671,7 @@
                 <w:sz w:val="18"/>
                 <w:szCs w:val="18"/>
               </w:rPr>
-              <w:t xml:space="preserve">EU law classifying AI by risk; a 'Provider' must prove robustness and cybersecurity.</w:t>
+              <w:t xml:space="preserve">EU law classifying AI by risk. A 'Provider' must prove robustness and cybersecurity.</w:t>
             </w:r>
           </w:p>
         </w:tc>
@@ -1859,7 +1712,7 @@
         </w:tc>
         <w:tc>
           <w:tcPr>
-            <w:tcW w:type="dxa" w:w="6177"/>
+            <w:tcW w:type="dxa" w:w="6178"/>
             <w:tcBorders>
               <w:top w:val="single" w:color="E4EBF3" w:sz="4"/>
               <w:left w:val="none" w:color="FFFFFF" w:sz="0"/>
@@ -1884,7 +1737,7 @@
                 <w:sz w:val="18"/>
                 <w:szCs w:val="18"/>
               </w:rPr>
-              <w:t xml:space="preserve">How AI agents connect to tools and data — a new supply-chain surface to secure.</w:t>
+              <w:t xml:space="preserve">How AI agents connect to tools and data, creating a new supply-chain surface to secure.</w:t>
             </w:r>
           </w:p>
         </w:tc>
@@ -1925,7 +1778,7 @@
         </w:tc>
         <w:tc>
           <w:tcPr>
-            <w:tcW w:type="dxa" w:w="6177"/>
+            <w:tcW w:type="dxa" w:w="6178"/>
             <w:tcBorders>
               <w:top w:val="single" w:color="E4EBF3" w:sz="4"/>
               <w:left w:val="none" w:color="FFFFFF" w:sz="0"/>
@@ -1950,7 +1803,7 @@
                 <w:sz w:val="18"/>
                 <w:szCs w:val="18"/>
               </w:rPr>
-              <w:t xml:space="preserve">Traffic between workloads inside the data centre (vs. north-south, which is in/out).</w:t>
+              <w:t xml:space="preserve">Traffic between workloads inside the data centre, as opposed to north-south, which flows in and out.</w:t>
             </w:r>
           </w:p>
         </w:tc>
@@ -1991,7 +1844,7 @@
         </w:tc>
         <w:tc>
           <w:tcPr>
-            <w:tcW w:type="dxa" w:w="6177"/>
+            <w:tcW w:type="dxa" w:w="6178"/>
             <w:tcBorders>
               <w:top w:val="single" w:color="E4EBF3" w:sz="4"/>
               <w:left w:val="none" w:color="FFFFFF" w:sz="0"/>
@@ -2057,7 +1910,7 @@
         </w:tc>
         <w:tc>
           <w:tcPr>
-            <w:tcW w:type="dxa" w:w="6177"/>
+            <w:tcW w:type="dxa" w:w="6178"/>
             <w:tcBorders>
               <w:top w:val="single" w:color="E4EBF3" w:sz="4"/>
               <w:left w:val="none" w:color="FFFFFF" w:sz="0"/>
@@ -2082,7 +1935,7 @@
                 <w:sz w:val="18"/>
                 <w:szCs w:val="18"/>
               </w:rPr>
-              <w:t xml:space="preserve">Fine-grained isolation of individual workloads so a breach can't spread.</w:t>
+              <w:t xml:space="preserve">Fine-grained isolation of individual workloads so a breach cannot spread.</w:t>
             </w:r>
           </w:p>
         </w:tc>
@@ -2123,7 +1976,7 @@
         </w:tc>
         <w:tc>
           <w:tcPr>
-            <w:tcW w:type="dxa" w:w="6177"/>
+            <w:tcW w:type="dxa" w:w="6178"/>
             <w:tcBorders>
               <w:top w:val="single" w:color="E4EBF3" w:sz="4"/>
               <w:left w:val="none" w:color="FFFFFF" w:sz="0"/>
@@ -2148,7 +2001,7 @@
                 <w:sz w:val="18"/>
                 <w:szCs w:val="18"/>
               </w:rPr>
-              <w:t xml:space="preserve">Linux kernel technology to observe and enforce networking/security with low overhead.</w:t>
+              <w:t xml:space="preserve">Linux kernel technology used to observe and enforce networking and security with low overhead.</w:t>
             </w:r>
           </w:p>
         </w:tc>
@@ -2189,7 +2042,7 @@
         </w:tc>
         <w:tc>
           <w:tcPr>
-            <w:tcW w:type="dxa" w:w="6177"/>
+            <w:tcW w:type="dxa" w:w="6178"/>
             <w:tcBorders>
               <w:top w:val="single" w:color="E4EBF3" w:sz="4"/>
               <w:left w:val="none" w:color="FFFFFF" w:sz="0"/>
@@ -2255,7 +2108,7 @@
         </w:tc>
         <w:tc>
           <w:tcPr>
-            <w:tcW w:type="dxa" w:w="6177"/>
+            <w:tcW w:type="dxa" w:w="6178"/>
             <w:tcBorders>
               <w:top w:val="single" w:color="E4EBF3" w:sz="4"/>
               <w:left w:val="none" w:color="FFFFFF" w:sz="0"/>
@@ -2280,7 +2133,7 @@
                 <w:sz w:val="18"/>
                 <w:szCs w:val="18"/>
               </w:rPr>
-              <w:t xml:space="preserve">Machine-learning detection inside the Snort engine for unknown/zero-day exploits.</w:t>
+              <w:t xml:space="preserve">Machine-learning detection inside the Snort engine for unknown and zero-day exploits.</w:t>
             </w:r>
           </w:p>
         </w:tc>
@@ -2321,7 +2174,7 @@
         </w:tc>
         <w:tc>
           <w:tcPr>
-            <w:tcW w:type="dxa" w:w="6177"/>
+            <w:tcW w:type="dxa" w:w="6178"/>
             <w:tcBorders>
               <w:top w:val="single" w:color="E4EBF3" w:sz="4"/>
               <w:left w:val="none" w:color="FFFFFF" w:sz="0"/>
@@ -2346,7 +2199,7 @@
                 <w:sz w:val="18"/>
                 <w:szCs w:val="18"/>
               </w:rPr>
-              <w:t xml:space="preserve">Cisco's context-sharing fabric so tools can act on identity — e.g. auto-quarantine via ISE.</w:t>
+              <w:t xml:space="preserve">Cisco's context-sharing fabric so tools can act on identity, for example an automatic quarantine via ISE.</w:t>
             </w:r>
           </w:p>
         </w:tc>
@@ -2387,7 +2240,7 @@
         </w:tc>
         <w:tc>
           <w:tcPr>
-            <w:tcW w:type="dxa" w:w="6177"/>
+            <w:tcW w:type="dxa" w:w="6178"/>
             <w:tcBorders>
               <w:top w:val="single" w:color="E4EBF3" w:sz="4"/>
               <w:left w:val="none" w:color="FFFFFF" w:sz="0"/>
@@ -2521,137 +2374,6 @@
     </w:tbl>
     <w:p>
       <w:pPr>
-        <w:spacing w:after="100"/>
-      </w:pPr>
-      <w:r>
-        <w:rPr>
-          <w:rFonts w:ascii="Calibri" w:cs="Calibri" w:eastAsia="Calibri" w:hAnsi="Calibri"/>
-          <w:color w:val="14263A"/>
-          <w:sz w:val="2"/>
-          <w:szCs w:val="2"/>
-        </w:rPr>
-        <w:t xml:space="preserve"/>
-      </w:r>
-    </w:p>
-    <w:tbl>
-      <w:tblPr>
-        <w:tblW w:type="dxa" w:w="9360"/>
-        <w:tblBorders>
-          <w:top w:val="none" w:color="FFFFFF" w:sz="0"/>
-          <w:left w:val="none" w:color="FFFFFF" w:sz="0"/>
-          <w:bottom w:val="none" w:color="FFFFFF" w:sz="0"/>
-          <w:right w:val="none" w:color="FFFFFF" w:sz="0"/>
-          <w:insideH w:val="none" w:color="FFFFFF" w:sz="0"/>
-          <w:insideV w:val="single" w:color="FFFFFF" w:sz="60"/>
-        </w:tblBorders>
-      </w:tblPr>
-      <w:tblGrid>
-        <w:gridCol w:w="4680"/>
-        <w:gridCol w:w="4680"/>
-      </w:tblGrid>
-      <w:tr>
-        <w:tc>
-          <w:tcPr>
-            <w:tcW w:type="dxa" w:w="4680"/>
-            <w:tcBorders>
-              <w:top w:val="single" w:color="BEE6F2" w:sz="6"/>
-              <w:left w:val="single" w:color="BEE6F2" w:sz="6"/>
-              <w:bottom w:val="single" w:color="BEE6F2" w:sz="6"/>
-              <w:right w:val="single" w:color="BEE6F2" w:sz="6"/>
-            </w:tcBorders>
-            <w:shd w:fill="EAF7FB" w:color="auto" w:val="clear"/>
-            <w:tcMar>
-              <w:top w:type="dxa" w:w="110"/>
-              <w:left w:type="dxa" w:w="140"/>
-              <w:bottom w:type="dxa" w:w="110"/>
-              <w:right w:type="dxa" w:w="140"/>
-            </w:tcMar>
-          </w:tcPr>
-          <w:p>
-            <w:pPr>
-              <w:spacing w:after="50" w:before="0" w:line="276"/>
-            </w:pPr>
-            <w:r>
-              <w:rPr>
-                <w:rFonts w:ascii="Calibri" w:cs="Calibri" w:eastAsia="Calibri" w:hAnsi="Calibri"/>
-                <w:b/>
-                <w:bCs/>
-                <w:caps/>
-                <w:color w:val="0E6E90"/>
-                <w:sz w:val="16"/>
-                <w:szCs w:val="16"/>
-              </w:rPr>
-              <w:t xml:space="preserve">🧭 New to this area?</w:t>
-            </w:r>
-          </w:p>
-          <w:p>
-            <w:pPr>
-              <w:spacing w:after="0" w:before="0" w:line="276"/>
-            </w:pPr>
-            <w:r>
-              <w:rPr>
-                <w:rFonts w:ascii="Calibri" w:cs="Calibri" w:eastAsia="Calibri" w:hAnsi="Calibri"/>
-                <w:color w:val="134A5E"/>
-                <w:sz w:val="18"/>
-                <w:szCs w:val="18"/>
-              </w:rPr>
-              <w:t xml:space="preserve">AI is now part of the attack surface. Cedarline has to prove to regulators that their AI is safe, vet the AI models and tools they adopt before they go live, and get eyes on AI traffic they currently can't see.</w:t>
-            </w:r>
-          </w:p>
-        </w:tc>
-        <w:tc>
-          <w:tcPr>
-            <w:tcW w:type="dxa" w:w="4680"/>
-            <w:tcBorders>
-              <w:top w:val="single" w:color="D6CBF0" w:sz="6"/>
-              <w:left w:val="single" w:color="D6CBF0" w:sz="6"/>
-              <w:bottom w:val="single" w:color="D6CBF0" w:sz="6"/>
-              <w:right w:val="single" w:color="D6CBF0" w:sz="6"/>
-            </w:tcBorders>
-            <w:shd w:fill="F1ECFA" w:color="auto" w:val="clear"/>
-            <w:tcMar>
-              <w:top w:type="dxa" w:w="110"/>
-              <w:left w:type="dxa" w:w="140"/>
-              <w:bottom w:type="dxa" w:w="110"/>
-              <w:right w:type="dxa" w:w="140"/>
-            </w:tcMar>
-          </w:tcPr>
-          <w:p>
-            <w:pPr>
-              <w:spacing w:after="50" w:before="0" w:line="276"/>
-            </w:pPr>
-            <w:r>
-              <w:rPr>
-                <w:rFonts w:ascii="Calibri" w:cs="Calibri" w:eastAsia="Calibri" w:hAnsi="Calibri"/>
-                <w:b/>
-                <w:bCs/>
-                <w:caps/>
-                <w:color w:val="5B3FBC"/>
-                <w:sz w:val="16"/>
-                <w:szCs w:val="16"/>
-              </w:rPr>
-              <w:t xml:space="preserve">🔐 For security specialists</w:t>
-            </w:r>
-          </w:p>
-          <w:p>
-            <w:pPr>
-              <w:spacing w:after="0" w:before="0" w:line="276"/>
-            </w:pPr>
-            <w:r>
-              <w:rPr>
-                <w:rFonts w:ascii="Calibri" w:cs="Calibri" w:eastAsia="Calibri" w:hAnsi="Calibri"/>
-                <w:color w:val="3E2E73"/>
-                <w:sz w:val="18"/>
-                <w:szCs w:val="18"/>
-              </w:rPr>
-              <w:t xml:space="preserve">Frame around AI Defense: algorithmic red-teaming for model/app validation, supply-chain scanning of models, repos and MCP servers, AI cloud visibility for asset discovery, and runtime prompt/response guardrails via the AI Defense–Multicloud Defense integration.</w:t>
-            </w:r>
-          </w:p>
-        </w:tc>
-      </w:tr>
-    </w:tbl>
-    <w:p>
-      <w:pPr>
         <w:spacing w:after="120"/>
       </w:pPr>
       <w:r>
@@ -2744,7 +2466,7 @@
     </w:tbl>
     <w:p>
       <w:pPr>
-        <w:spacing w:after="50" w:before="100" w:line="276"/>
+        <w:spacing w:after="50" w:before="110" w:line="276"/>
       </w:pPr>
       <w:r>
         <w:rPr>
@@ -2776,7 +2498,7 @@
       </w:tblGrid>
       <w:tr>
         <w:trPr>
-          <w:trHeight w:val="510" w:hRule="atLeast"/>
+          <w:trHeight w:val="539" w:hRule="atLeast"/>
         </w:trPr>
         <w:tc>
           <w:tcPr>
@@ -2814,7 +2536,7 @@
     </w:tbl>
     <w:p>
       <w:pPr>
-        <w:spacing w:after="50" w:before="100" w:line="276"/>
+        <w:spacing w:after="50" w:before="110" w:line="276"/>
       </w:pPr>
       <w:r>
         <w:rPr>
@@ -2826,7 +2548,7 @@
           <w:sz w:val="16"/>
           <w:szCs w:val="16"/>
         </w:rPr>
-        <w:t xml:space="preserve">Solution Engineer response — how it addresses the concern &amp; the outcome</w:t>
+        <w:t xml:space="preserve">Solution Engineer response: how it addresses the concern and the outcome</w:t>
       </w:r>
     </w:p>
     <w:tbl>
@@ -2846,7 +2568,7 @@
       </w:tblGrid>
       <w:tr>
         <w:trPr>
-          <w:trHeight w:val="1814" w:hRule="atLeast"/>
+          <w:trHeight w:val="2381" w:hRule="atLeast"/>
         </w:trPr>
         <w:tc>
           <w:tcPr>
@@ -2963,7 +2685,7 @@
                 <w:sz w:val="16"/>
                 <w:szCs w:val="16"/>
               </w:rPr>
-              <w:t xml:space="preserve">name a fitting Cisco solution &amp; show you get the concern  ›  </w:t>
+              <w:t xml:space="preserve">name a fitting Cisco solution and show that you understand the concern.  </w:t>
             </w:r>
             <w:r>
               <w:rPr>
@@ -2983,7 +2705,7 @@
                 <w:sz w:val="16"/>
                 <w:szCs w:val="16"/>
               </w:rPr>
-              <w:t xml:space="preserve">explain how it addresses it  ›  </w:t>
+              <w:t xml:space="preserve">explain how it addresses the concern.  </w:t>
             </w:r>
             <w:r>
               <w:rPr>
@@ -3003,7 +2725,7 @@
                 <w:sz w:val="16"/>
                 <w:szCs w:val="16"/>
               </w:rPr>
-              <w:t xml:space="preserve">tie it to Cedarline's constraints &amp; the outcome, and the wider HMF story.</w:t>
+              <w:t xml:space="preserve">tie it to Cedarline's constraints and the outcome, and to the wider HMF story.</w:t>
             </w:r>
           </w:p>
         </w:tc>
@@ -3103,7 +2825,7 @@
     </w:tbl>
     <w:p>
       <w:pPr>
-        <w:spacing w:after="50" w:before="100" w:line="276"/>
+        <w:spacing w:after="50" w:before="110" w:line="276"/>
       </w:pPr>
       <w:r>
         <w:rPr>
@@ -3135,7 +2857,7 @@
       </w:tblGrid>
       <w:tr>
         <w:trPr>
-          <w:trHeight w:val="510" w:hRule="atLeast"/>
+          <w:trHeight w:val="539" w:hRule="atLeast"/>
         </w:trPr>
         <w:tc>
           <w:tcPr>
@@ -3173,7 +2895,7 @@
     </w:tbl>
     <w:p>
       <w:pPr>
-        <w:spacing w:after="50" w:before="100" w:line="276"/>
+        <w:spacing w:after="50" w:before="110" w:line="276"/>
       </w:pPr>
       <w:r>
         <w:rPr>
@@ -3185,7 +2907,7 @@
           <w:sz w:val="16"/>
           <w:szCs w:val="16"/>
         </w:rPr>
-        <w:t xml:space="preserve">Solution Engineer response — how it addresses the concern &amp; the outcome</w:t>
+        <w:t xml:space="preserve">Solution Engineer response: how it addresses the concern and the outcome</w:t>
       </w:r>
     </w:p>
     <w:tbl>
@@ -3205,7 +2927,7 @@
       </w:tblGrid>
       <w:tr>
         <w:trPr>
-          <w:trHeight w:val="1814" w:hRule="atLeast"/>
+          <w:trHeight w:val="2381" w:hRule="atLeast"/>
         </w:trPr>
         <w:tc>
           <w:tcPr>
@@ -3322,7 +3044,7 @@
                 <w:sz w:val="16"/>
                 <w:szCs w:val="16"/>
               </w:rPr>
-              <w:t xml:space="preserve">name a fitting Cisco solution &amp; show you get the concern  ›  </w:t>
+              <w:t xml:space="preserve">name a fitting Cisco solution and show that you understand the concern.  </w:t>
             </w:r>
             <w:r>
               <w:rPr>
@@ -3342,7 +3064,7 @@
                 <w:sz w:val="16"/>
                 <w:szCs w:val="16"/>
               </w:rPr>
-              <w:t xml:space="preserve">explain how it addresses it  ›  </w:t>
+              <w:t xml:space="preserve">explain how it addresses the concern.  </w:t>
             </w:r>
             <w:r>
               <w:rPr>
@@ -3362,7 +3084,7 @@
                 <w:sz w:val="16"/>
                 <w:szCs w:val="16"/>
               </w:rPr>
-              <w:t xml:space="preserve">tie it to Cedarline's constraints &amp; the outcome, and the wider HMF story.</w:t>
+              <w:t xml:space="preserve">tie it to Cedarline's constraints and the outcome, and to the wider HMF story.</w:t>
             </w:r>
           </w:p>
         </w:tc>
@@ -3462,7 +3184,7 @@
     </w:tbl>
     <w:p>
       <w:pPr>
-        <w:spacing w:after="50" w:before="100" w:line="276"/>
+        <w:spacing w:after="50" w:before="110" w:line="276"/>
       </w:pPr>
       <w:r>
         <w:rPr>
@@ -3494,7 +3216,7 @@
       </w:tblGrid>
       <w:tr>
         <w:trPr>
-          <w:trHeight w:val="510" w:hRule="atLeast"/>
+          <w:trHeight w:val="539" w:hRule="atLeast"/>
         </w:trPr>
         <w:tc>
           <w:tcPr>
@@ -3532,7 +3254,7 @@
     </w:tbl>
     <w:p>
       <w:pPr>
-        <w:spacing w:after="50" w:before="100" w:line="276"/>
+        <w:spacing w:after="50" w:before="110" w:line="276"/>
       </w:pPr>
       <w:r>
         <w:rPr>
@@ -3544,7 +3266,7 @@
           <w:sz w:val="16"/>
           <w:szCs w:val="16"/>
         </w:rPr>
-        <w:t xml:space="preserve">Solution Engineer response — how it addresses the concern &amp; the outcome</w:t>
+        <w:t xml:space="preserve">Solution Engineer response: how it addresses the concern and the outcome</w:t>
       </w:r>
     </w:p>
     <w:tbl>
@@ -3564,7 +3286,7 @@
       </w:tblGrid>
       <w:tr>
         <w:trPr>
-          <w:trHeight w:val="1814" w:hRule="atLeast"/>
+          <w:trHeight w:val="2381" w:hRule="atLeast"/>
         </w:trPr>
         <w:tc>
           <w:tcPr>
@@ -3681,7 +3403,7 @@
                 <w:sz w:val="16"/>
                 <w:szCs w:val="16"/>
               </w:rPr>
-              <w:t xml:space="preserve">name a fitting Cisco solution &amp; show you get the concern  ›  </w:t>
+              <w:t xml:space="preserve">name a fitting Cisco solution and show that you understand the concern.  </w:t>
             </w:r>
             <w:r>
               <w:rPr>
@@ -3701,7 +3423,7 @@
                 <w:sz w:val="16"/>
                 <w:szCs w:val="16"/>
               </w:rPr>
-              <w:t xml:space="preserve">explain how it addresses it  ›  </w:t>
+              <w:t xml:space="preserve">explain how it addresses the concern.  </w:t>
             </w:r>
             <w:r>
               <w:rPr>
@@ -3721,7 +3443,7 @@
                 <w:sz w:val="16"/>
                 <w:szCs w:val="16"/>
               </w:rPr>
-              <w:t xml:space="preserve">tie it to Cedarline's constraints &amp; the outcome, and the wider HMF story.</w:t>
+              <w:t xml:space="preserve">tie it to Cedarline's constraints and the outcome, and to the wider HMF story.</w:t>
             </w:r>
           </w:p>
         </w:tc>
@@ -3821,7 +3543,7 @@
     </w:tbl>
     <w:p>
       <w:pPr>
-        <w:spacing w:after="50" w:before="100" w:line="276"/>
+        <w:spacing w:after="50" w:before="110" w:line="276"/>
       </w:pPr>
       <w:r>
         <w:rPr>
@@ -3853,7 +3575,7 @@
       </w:tblGrid>
       <w:tr>
         <w:trPr>
-          <w:trHeight w:val="510" w:hRule="atLeast"/>
+          <w:trHeight w:val="539" w:hRule="atLeast"/>
         </w:trPr>
         <w:tc>
           <w:tcPr>
@@ -3891,7 +3613,7 @@
     </w:tbl>
     <w:p>
       <w:pPr>
-        <w:spacing w:after="50" w:before="100" w:line="276"/>
+        <w:spacing w:after="50" w:before="110" w:line="276"/>
       </w:pPr>
       <w:r>
         <w:rPr>
@@ -3903,7 +3625,7 @@
           <w:sz w:val="16"/>
           <w:szCs w:val="16"/>
         </w:rPr>
-        <w:t xml:space="preserve">Solution Engineer response — how it addresses the concern &amp; the outcome</w:t>
+        <w:t xml:space="preserve">Solution Engineer response: how it addresses the concern and the outcome</w:t>
       </w:r>
     </w:p>
     <w:tbl>
@@ -3923,7 +3645,7 @@
       </w:tblGrid>
       <w:tr>
         <w:trPr>
-          <w:trHeight w:val="1814" w:hRule="atLeast"/>
+          <w:trHeight w:val="2381" w:hRule="atLeast"/>
         </w:trPr>
         <w:tc>
           <w:tcPr>
@@ -4040,7 +3762,7 @@
                 <w:sz w:val="16"/>
                 <w:szCs w:val="16"/>
               </w:rPr>
-              <w:t xml:space="preserve">name a fitting Cisco solution &amp; show you get the concern  ›  </w:t>
+              <w:t xml:space="preserve">name a fitting Cisco solution and show that you understand the concern.  </w:t>
             </w:r>
             <w:r>
               <w:rPr>
@@ -4060,7 +3782,7 @@
                 <w:sz w:val="16"/>
                 <w:szCs w:val="16"/>
               </w:rPr>
-              <w:t xml:space="preserve">explain how it addresses it  ›  </w:t>
+              <w:t xml:space="preserve">explain how it addresses the concern.  </w:t>
             </w:r>
             <w:r>
               <w:rPr>
@@ -4080,7 +3802,7 @@
                 <w:sz w:val="16"/>
                 <w:szCs w:val="16"/>
               </w:rPr>
-              <w:t xml:space="preserve">tie it to Cedarline's constraints &amp; the outcome, and the wider HMF story.</w:t>
+              <w:t xml:space="preserve">tie it to Cedarline's constraints and the outcome, and to the wider HMF story.</w:t>
             </w:r>
           </w:p>
         </w:tc>
@@ -4203,137 +3925,6 @@
     </w:tbl>
     <w:p>
       <w:pPr>
-        <w:spacing w:after="100"/>
-      </w:pPr>
-      <w:r>
-        <w:rPr>
-          <w:rFonts w:ascii="Calibri" w:cs="Calibri" w:eastAsia="Calibri" w:hAnsi="Calibri"/>
-          <w:color w:val="14263A"/>
-          <w:sz w:val="2"/>
-          <w:szCs w:val="2"/>
-        </w:rPr>
-        <w:t xml:space="preserve"/>
-      </w:r>
-    </w:p>
-    <w:tbl>
-      <w:tblPr>
-        <w:tblW w:type="dxa" w:w="9360"/>
-        <w:tblBorders>
-          <w:top w:val="none" w:color="FFFFFF" w:sz="0"/>
-          <w:left w:val="none" w:color="FFFFFF" w:sz="0"/>
-          <w:bottom w:val="none" w:color="FFFFFF" w:sz="0"/>
-          <w:right w:val="none" w:color="FFFFFF" w:sz="0"/>
-          <w:insideH w:val="none" w:color="FFFFFF" w:sz="0"/>
-          <w:insideV w:val="single" w:color="FFFFFF" w:sz="60"/>
-        </w:tblBorders>
-      </w:tblPr>
-      <w:tblGrid>
-        <w:gridCol w:w="4680"/>
-        <w:gridCol w:w="4680"/>
-      </w:tblGrid>
-      <w:tr>
-        <w:tc>
-          <w:tcPr>
-            <w:tcW w:type="dxa" w:w="4680"/>
-            <w:tcBorders>
-              <w:top w:val="single" w:color="BEE6F2" w:sz="6"/>
-              <w:left w:val="single" w:color="BEE6F2" w:sz="6"/>
-              <w:bottom w:val="single" w:color="BEE6F2" w:sz="6"/>
-              <w:right w:val="single" w:color="BEE6F2" w:sz="6"/>
-            </w:tcBorders>
-            <w:shd w:fill="EAF7FB" w:color="auto" w:val="clear"/>
-            <w:tcMar>
-              <w:top w:type="dxa" w:w="110"/>
-              <w:left w:type="dxa" w:w="140"/>
-              <w:bottom w:type="dxa" w:w="110"/>
-              <w:right w:type="dxa" w:w="140"/>
-            </w:tcMar>
-          </w:tcPr>
-          <w:p>
-            <w:pPr>
-              <w:spacing w:after="50" w:before="0" w:line="276"/>
-            </w:pPr>
-            <w:r>
-              <w:rPr>
-                <w:rFonts w:ascii="Calibri" w:cs="Calibri" w:eastAsia="Calibri" w:hAnsi="Calibri"/>
-                <w:b/>
-                <w:bCs/>
-                <w:caps/>
-                <w:color w:val="0E6E90"/>
-                <w:sz w:val="16"/>
-                <w:szCs w:val="16"/>
-              </w:rPr>
-              <w:t xml:space="preserve">🧭 New to this area?</w:t>
-            </w:r>
-          </w:p>
-          <w:p>
-            <w:pPr>
-              <w:spacing w:after="0" w:before="0" w:line="276"/>
-            </w:pPr>
-            <w:r>
-              <w:rPr>
-                <w:rFonts w:ascii="Calibri" w:cs="Calibri" w:eastAsia="Calibri" w:hAnsi="Calibri"/>
-                <w:color w:val="134A5E"/>
-                <w:sz w:val="18"/>
-                <w:szCs w:val="18"/>
-              </w:rPr>
-              <w:t xml:space="preserve">Cedarline runs applications across several public clouds, each with its own security settings. That inconsistency is risky and painful to audit. They want one place to set policy and prove it.</w:t>
-            </w:r>
-          </w:p>
-        </w:tc>
-        <w:tc>
-          <w:tcPr>
-            <w:tcW w:type="dxa" w:w="4680"/>
-            <w:tcBorders>
-              <w:top w:val="single" w:color="D6CBF0" w:sz="6"/>
-              <w:left w:val="single" w:color="D6CBF0" w:sz="6"/>
-              <w:bottom w:val="single" w:color="D6CBF0" w:sz="6"/>
-              <w:right w:val="single" w:color="D6CBF0" w:sz="6"/>
-            </w:tcBorders>
-            <w:shd w:fill="F1ECFA" w:color="auto" w:val="clear"/>
-            <w:tcMar>
-              <w:top w:type="dxa" w:w="110"/>
-              <w:left w:type="dxa" w:w="140"/>
-              <w:bottom w:type="dxa" w:w="110"/>
-              <w:right w:type="dxa" w:w="140"/>
-            </w:tcMar>
-          </w:tcPr>
-          <w:p>
-            <w:pPr>
-              <w:spacing w:after="50" w:before="0" w:line="276"/>
-            </w:pPr>
-            <w:r>
-              <w:rPr>
-                <w:rFonts w:ascii="Calibri" w:cs="Calibri" w:eastAsia="Calibri" w:hAnsi="Calibri"/>
-                <w:b/>
-                <w:bCs/>
-                <w:caps/>
-                <w:color w:val="5B3FBC"/>
-                <w:sz w:val="16"/>
-                <w:szCs w:val="16"/>
-              </w:rPr>
-              <w:t xml:space="preserve">🔐 For security specialists</w:t>
-            </w:r>
-          </w:p>
-          <w:p>
-            <w:pPr>
-              <w:spacing w:after="0" w:before="0" w:line="276"/>
-            </w:pPr>
-            <w:r>
-              <w:rPr>
-                <w:rFonts w:ascii="Calibri" w:cs="Calibri" w:eastAsia="Calibri" w:hAnsi="Calibri"/>
-                <w:color w:val="3E2E73"/>
-                <w:sz w:val="18"/>
-                <w:szCs w:val="18"/>
-              </w:rPr>
-              <w:t xml:space="preserve">Unified control plane via Multicloud Defense inside HMF; macro/micro-segmentation to contain east-west movement; consolidated logging mapped to frameworks like NIS2/DORA; Secure Workload + Secure Firewall for hybrid policy consistency.</w:t>
-            </w:r>
-          </w:p>
-        </w:tc>
-      </w:tr>
-    </w:tbl>
-    <w:p>
-      <w:pPr>
         <w:spacing w:after="120"/>
       </w:pPr>
       <w:r>
@@ -4426,7 +4017,7 @@
     </w:tbl>
     <w:p>
       <w:pPr>
-        <w:spacing w:after="50" w:before="100" w:line="276"/>
+        <w:spacing w:after="50" w:before="110" w:line="276"/>
       </w:pPr>
       <w:r>
         <w:rPr>
@@ -4458,7 +4049,7 @@
       </w:tblGrid>
       <w:tr>
         <w:trPr>
-          <w:trHeight w:val="510" w:hRule="atLeast"/>
+          <w:trHeight w:val="539" w:hRule="atLeast"/>
         </w:trPr>
         <w:tc>
           <w:tcPr>
@@ -4496,7 +4087,7 @@
     </w:tbl>
     <w:p>
       <w:pPr>
-        <w:spacing w:after="50" w:before="100" w:line="276"/>
+        <w:spacing w:after="50" w:before="110" w:line="276"/>
       </w:pPr>
       <w:r>
         <w:rPr>
@@ -4508,7 +4099,7 @@
           <w:sz w:val="16"/>
           <w:szCs w:val="16"/>
         </w:rPr>
-        <w:t xml:space="preserve">Solution Engineer response — how it addresses the concern &amp; the outcome</w:t>
+        <w:t xml:space="preserve">Solution Engineer response: how it addresses the concern and the outcome</w:t>
       </w:r>
     </w:p>
     <w:tbl>
@@ -4528,7 +4119,7 @@
       </w:tblGrid>
       <w:tr>
         <w:trPr>
-          <w:trHeight w:val="1814" w:hRule="atLeast"/>
+          <w:trHeight w:val="2381" w:hRule="atLeast"/>
         </w:trPr>
         <w:tc>
           <w:tcPr>
@@ -4645,7 +4236,7 @@
                 <w:sz w:val="16"/>
                 <w:szCs w:val="16"/>
               </w:rPr>
-              <w:t xml:space="preserve">name a fitting Cisco solution &amp; show you get the concern  ›  </w:t>
+              <w:t xml:space="preserve">name a fitting Cisco solution and show that you understand the concern.  </w:t>
             </w:r>
             <w:r>
               <w:rPr>
@@ -4665,7 +4256,7 @@
                 <w:sz w:val="16"/>
                 <w:szCs w:val="16"/>
               </w:rPr>
-              <w:t xml:space="preserve">explain how it addresses it  ›  </w:t>
+              <w:t xml:space="preserve">explain how it addresses the concern.  </w:t>
             </w:r>
             <w:r>
               <w:rPr>
@@ -4685,7 +4276,7 @@
                 <w:sz w:val="16"/>
                 <w:szCs w:val="16"/>
               </w:rPr>
-              <w:t xml:space="preserve">tie it to Cedarline's constraints &amp; the outcome, and the wider HMF story.</w:t>
+              <w:t xml:space="preserve">tie it to Cedarline's constraints and the outcome, and to the wider HMF story.</w:t>
             </w:r>
           </w:p>
         </w:tc>
@@ -4785,7 +4376,7 @@
     </w:tbl>
     <w:p>
       <w:pPr>
-        <w:spacing w:after="50" w:before="100" w:line="276"/>
+        <w:spacing w:after="50" w:before="110" w:line="276"/>
       </w:pPr>
       <w:r>
         <w:rPr>
@@ -4817,7 +4408,7 @@
       </w:tblGrid>
       <w:tr>
         <w:trPr>
-          <w:trHeight w:val="510" w:hRule="atLeast"/>
+          <w:trHeight w:val="539" w:hRule="atLeast"/>
         </w:trPr>
         <w:tc>
           <w:tcPr>
@@ -4855,7 +4446,7 @@
     </w:tbl>
     <w:p>
       <w:pPr>
-        <w:spacing w:after="50" w:before="100" w:line="276"/>
+        <w:spacing w:after="50" w:before="110" w:line="276"/>
       </w:pPr>
       <w:r>
         <w:rPr>
@@ -4867,7 +4458,7 @@
           <w:sz w:val="16"/>
           <w:szCs w:val="16"/>
         </w:rPr>
-        <w:t xml:space="preserve">Solution Engineer response — how it addresses the concern &amp; the outcome</w:t>
+        <w:t xml:space="preserve">Solution Engineer response: how it addresses the concern and the outcome</w:t>
       </w:r>
     </w:p>
     <w:tbl>
@@ -4887,7 +4478,7 @@
       </w:tblGrid>
       <w:tr>
         <w:trPr>
-          <w:trHeight w:val="1814" w:hRule="atLeast"/>
+          <w:trHeight w:val="2381" w:hRule="atLeast"/>
         </w:trPr>
         <w:tc>
           <w:tcPr>
@@ -5004,7 +4595,7 @@
                 <w:sz w:val="16"/>
                 <w:szCs w:val="16"/>
               </w:rPr>
-              <w:t xml:space="preserve">name a fitting Cisco solution &amp; show you get the concern  ›  </w:t>
+              <w:t xml:space="preserve">name a fitting Cisco solution and show that you understand the concern.  </w:t>
             </w:r>
             <w:r>
               <w:rPr>
@@ -5024,7 +4615,7 @@
                 <w:sz w:val="16"/>
                 <w:szCs w:val="16"/>
               </w:rPr>
-              <w:t xml:space="preserve">explain how it addresses it  ›  </w:t>
+              <w:t xml:space="preserve">explain how it addresses the concern.  </w:t>
             </w:r>
             <w:r>
               <w:rPr>
@@ -5044,7 +4635,7 @@
                 <w:sz w:val="16"/>
                 <w:szCs w:val="16"/>
               </w:rPr>
-              <w:t xml:space="preserve">tie it to Cedarline's constraints &amp; the outcome, and the wider HMF story.</w:t>
+              <w:t xml:space="preserve">tie it to Cedarline's constraints and the outcome, and to the wider HMF story.</w:t>
             </w:r>
           </w:p>
         </w:tc>
@@ -5144,7 +4735,7 @@
     </w:tbl>
     <w:p>
       <w:pPr>
-        <w:spacing w:after="50" w:before="100" w:line="276"/>
+        <w:spacing w:after="50" w:before="110" w:line="276"/>
       </w:pPr>
       <w:r>
         <w:rPr>
@@ -5176,7 +4767,7 @@
       </w:tblGrid>
       <w:tr>
         <w:trPr>
-          <w:trHeight w:val="510" w:hRule="atLeast"/>
+          <w:trHeight w:val="539" w:hRule="atLeast"/>
         </w:trPr>
         <w:tc>
           <w:tcPr>
@@ -5214,7 +4805,7 @@
     </w:tbl>
     <w:p>
       <w:pPr>
-        <w:spacing w:after="50" w:before="100" w:line="276"/>
+        <w:spacing w:after="50" w:before="110" w:line="276"/>
       </w:pPr>
       <w:r>
         <w:rPr>
@@ -5226,7 +4817,7 @@
           <w:sz w:val="16"/>
           <w:szCs w:val="16"/>
         </w:rPr>
-        <w:t xml:space="preserve">Solution Engineer response — how it addresses the concern &amp; the outcome</w:t>
+        <w:t xml:space="preserve">Solution Engineer response: how it addresses the concern and the outcome</w:t>
       </w:r>
     </w:p>
     <w:tbl>
@@ -5246,7 +4837,7 @@
       </w:tblGrid>
       <w:tr>
         <w:trPr>
-          <w:trHeight w:val="1814" w:hRule="atLeast"/>
+          <w:trHeight w:val="2381" w:hRule="atLeast"/>
         </w:trPr>
         <w:tc>
           <w:tcPr>
@@ -5363,7 +4954,7 @@
                 <w:sz w:val="16"/>
                 <w:szCs w:val="16"/>
               </w:rPr>
-              <w:t xml:space="preserve">name a fitting Cisco solution &amp; show you get the concern  ›  </w:t>
+              <w:t xml:space="preserve">name a fitting Cisco solution and show that you understand the concern.  </w:t>
             </w:r>
             <w:r>
               <w:rPr>
@@ -5383,7 +4974,7 @@
                 <w:sz w:val="16"/>
                 <w:szCs w:val="16"/>
               </w:rPr>
-              <w:t xml:space="preserve">explain how it addresses it  ›  </w:t>
+              <w:t xml:space="preserve">explain how it addresses the concern.  </w:t>
             </w:r>
             <w:r>
               <w:rPr>
@@ -5403,7 +4994,7 @@
                 <w:sz w:val="16"/>
                 <w:szCs w:val="16"/>
               </w:rPr>
-              <w:t xml:space="preserve">tie it to Cedarline's constraints &amp; the outcome, and the wider HMF story.</w:t>
+              <w:t xml:space="preserve">tie it to Cedarline's constraints and the outcome, and to the wider HMF story.</w:t>
             </w:r>
           </w:p>
         </w:tc>
@@ -5503,7 +5094,7 @@
     </w:tbl>
     <w:p>
       <w:pPr>
-        <w:spacing w:after="50" w:before="100" w:line="276"/>
+        <w:spacing w:after="50" w:before="110" w:line="276"/>
       </w:pPr>
       <w:r>
         <w:rPr>
@@ -5535,7 +5126,7 @@
       </w:tblGrid>
       <w:tr>
         <w:trPr>
-          <w:trHeight w:val="510" w:hRule="atLeast"/>
+          <w:trHeight w:val="539" w:hRule="atLeast"/>
         </w:trPr>
         <w:tc>
           <w:tcPr>
@@ -5573,7 +5164,7 @@
     </w:tbl>
     <w:p>
       <w:pPr>
-        <w:spacing w:after="50" w:before="100" w:line="276"/>
+        <w:spacing w:after="50" w:before="110" w:line="276"/>
       </w:pPr>
       <w:r>
         <w:rPr>
@@ -5585,7 +5176,7 @@
           <w:sz w:val="16"/>
           <w:szCs w:val="16"/>
         </w:rPr>
-        <w:t xml:space="preserve">Solution Engineer response — how it addresses the concern &amp; the outcome</w:t>
+        <w:t xml:space="preserve">Solution Engineer response: how it addresses the concern and the outcome</w:t>
       </w:r>
     </w:p>
     <w:tbl>
@@ -5605,7 +5196,7 @@
       </w:tblGrid>
       <w:tr>
         <w:trPr>
-          <w:trHeight w:val="1814" w:hRule="atLeast"/>
+          <w:trHeight w:val="2381" w:hRule="atLeast"/>
         </w:trPr>
         <w:tc>
           <w:tcPr>
@@ -5722,7 +5313,7 @@
                 <w:sz w:val="16"/>
                 <w:szCs w:val="16"/>
               </w:rPr>
-              <w:t xml:space="preserve">name a fitting Cisco solution &amp; show you get the concern  ›  </w:t>
+              <w:t xml:space="preserve">name a fitting Cisco solution and show that you understand the concern.  </w:t>
             </w:r>
             <w:r>
               <w:rPr>
@@ -5742,7 +5333,7 @@
                 <w:sz w:val="16"/>
                 <w:szCs w:val="16"/>
               </w:rPr>
-              <w:t xml:space="preserve">explain how it addresses it  ›  </w:t>
+              <w:t xml:space="preserve">explain how it addresses the concern.  </w:t>
             </w:r>
             <w:r>
               <w:rPr>
@@ -5762,7 +5353,7 @@
                 <w:sz w:val="16"/>
                 <w:szCs w:val="16"/>
               </w:rPr>
-              <w:t xml:space="preserve">tie it to Cedarline's constraints &amp; the outcome, and the wider HMF story.</w:t>
+              <w:t xml:space="preserve">tie it to Cedarline's constraints and the outcome, and to the wider HMF story.</w:t>
             </w:r>
           </w:p>
         </w:tc>
@@ -5877,138 +5468,7 @@
                 <w:sz w:val="20"/>
                 <w:szCs w:val="20"/>
               </w:rPr>
-              <w:t xml:space="preserve">A mixed-vendor perimeter, an inherited rulebase and mostly-encrypted traffic leave blind spots and slow response. Restore visibility, speed the response, and modernise detection with the team they have.</w:t>
-            </w:r>
-          </w:p>
-        </w:tc>
-      </w:tr>
-    </w:tbl>
-    <w:p>
-      <w:pPr>
-        <w:spacing w:after="100"/>
-      </w:pPr>
-      <w:r>
-        <w:rPr>
-          <w:rFonts w:ascii="Calibri" w:cs="Calibri" w:eastAsia="Calibri" w:hAnsi="Calibri"/>
-          <w:color w:val="14263A"/>
-          <w:sz w:val="2"/>
-          <w:szCs w:val="2"/>
-        </w:rPr>
-        <w:t xml:space="preserve"/>
-      </w:r>
-    </w:p>
-    <w:tbl>
-      <w:tblPr>
-        <w:tblW w:type="dxa" w:w="9360"/>
-        <w:tblBorders>
-          <w:top w:val="none" w:color="FFFFFF" w:sz="0"/>
-          <w:left w:val="none" w:color="FFFFFF" w:sz="0"/>
-          <w:bottom w:val="none" w:color="FFFFFF" w:sz="0"/>
-          <w:right w:val="none" w:color="FFFFFF" w:sz="0"/>
-          <w:insideH w:val="none" w:color="FFFFFF" w:sz="0"/>
-          <w:insideV w:val="single" w:color="FFFFFF" w:sz="60"/>
-        </w:tblBorders>
-      </w:tblPr>
-      <w:tblGrid>
-        <w:gridCol w:w="4680"/>
-        <w:gridCol w:w="4680"/>
-      </w:tblGrid>
-      <w:tr>
-        <w:tc>
-          <w:tcPr>
-            <w:tcW w:type="dxa" w:w="4680"/>
-            <w:tcBorders>
-              <w:top w:val="single" w:color="BEE6F2" w:sz="6"/>
-              <w:left w:val="single" w:color="BEE6F2" w:sz="6"/>
-              <w:bottom w:val="single" w:color="BEE6F2" w:sz="6"/>
-              <w:right w:val="single" w:color="BEE6F2" w:sz="6"/>
-            </w:tcBorders>
-            <w:shd w:fill="EAF7FB" w:color="auto" w:val="clear"/>
-            <w:tcMar>
-              <w:top w:type="dxa" w:w="110"/>
-              <w:left w:type="dxa" w:w="140"/>
-              <w:bottom w:type="dxa" w:w="110"/>
-              <w:right w:type="dxa" w:w="140"/>
-            </w:tcMar>
-          </w:tcPr>
-          <w:p>
-            <w:pPr>
-              <w:spacing w:after="50" w:before="0" w:line="276"/>
-            </w:pPr>
-            <w:r>
-              <w:rPr>
-                <w:rFonts w:ascii="Calibri" w:cs="Calibri" w:eastAsia="Calibri" w:hAnsi="Calibri"/>
-                <w:b/>
-                <w:bCs/>
-                <w:caps/>
-                <w:color w:val="0E6E90"/>
-                <w:sz w:val="16"/>
-                <w:szCs w:val="16"/>
-              </w:rPr>
-              <w:t xml:space="preserve">🧭 New to this area?</w:t>
-            </w:r>
-          </w:p>
-          <w:p>
-            <w:pPr>
-              <w:spacing w:after="0" w:before="0" w:line="276"/>
-            </w:pPr>
-            <w:r>
-              <w:rPr>
-                <w:rFonts w:ascii="Calibri" w:cs="Calibri" w:eastAsia="Calibri" w:hAnsi="Calibri"/>
-                <w:color w:val="134A5E"/>
-                <w:sz w:val="18"/>
-                <w:szCs w:val="18"/>
-              </w:rPr>
-              <w:t xml:space="preserve">Their data-centre perimeter is a patchwork of vendors and an inherited rulebase. Most traffic is encrypted, so they're blind to a lot of it — and when something bad happens, the response is too slow.</w:t>
-            </w:r>
-          </w:p>
-        </w:tc>
-        <w:tc>
-          <w:tcPr>
-            <w:tcW w:type="dxa" w:w="4680"/>
-            <w:tcBorders>
-              <w:top w:val="single" w:color="D6CBF0" w:sz="6"/>
-              <w:left w:val="single" w:color="D6CBF0" w:sz="6"/>
-              <w:bottom w:val="single" w:color="D6CBF0" w:sz="6"/>
-              <w:right w:val="single" w:color="D6CBF0" w:sz="6"/>
-            </w:tcBorders>
-            <w:shd w:fill="F1ECFA" w:color="auto" w:val="clear"/>
-            <w:tcMar>
-              <w:top w:type="dxa" w:w="110"/>
-              <w:left w:type="dxa" w:w="140"/>
-              <w:bottom w:type="dxa" w:w="110"/>
-              <w:right w:type="dxa" w:w="140"/>
-            </w:tcMar>
-          </w:tcPr>
-          <w:p>
-            <w:pPr>
-              <w:spacing w:after="50" w:before="0" w:line="276"/>
-            </w:pPr>
-            <w:r>
-              <w:rPr>
-                <w:rFonts w:ascii="Calibri" w:cs="Calibri" w:eastAsia="Calibri" w:hAnsi="Calibri"/>
-                <w:b/>
-                <w:bCs/>
-                <w:caps/>
-                <w:color w:val="5B3FBC"/>
-                <w:sz w:val="16"/>
-                <w:szCs w:val="16"/>
-              </w:rPr>
-              <w:t xml:space="preserve">🔐 For security specialists</w:t>
-            </w:r>
-          </w:p>
-          <w:p>
-            <w:pPr>
-              <w:spacing w:after="0" w:before="0" w:line="276"/>
-            </w:pPr>
-            <w:r>
-              <w:rPr>
-                <w:rFonts w:ascii="Calibri" w:cs="Calibri" w:eastAsia="Calibri" w:hAnsi="Calibri"/>
-                <w:color w:val="3E2E73"/>
-                <w:sz w:val="18"/>
-                <w:szCs w:val="18"/>
-              </w:rPr>
-              <w:t xml:space="preserve">ISE with pxGrid/ANC for rapid, automated quarantine; Encrypted Visibility Engine (EVE) for threat inference without decryption; Snort ML for unknown/zero-day exploits; Security Cloud Control / FMC for policy consolidation and cleanup.</w:t>
+              <w:t xml:space="preserve">A mixed-vendor perimeter, an inherited rulebase and mostly encrypted traffic leave blind spots and a slow response. Restore visibility, speed the response, and modernise detection with the team they have.</w:t>
             </w:r>
           </w:p>
         </w:tc>
@@ -6108,7 +5568,7 @@
     </w:tbl>
     <w:p>
       <w:pPr>
-        <w:spacing w:after="50" w:before="100" w:line="276"/>
+        <w:spacing w:after="50" w:before="110" w:line="276"/>
       </w:pPr>
       <w:r>
         <w:rPr>
@@ -6140,7 +5600,7 @@
       </w:tblGrid>
       <w:tr>
         <w:trPr>
-          <w:trHeight w:val="510" w:hRule="atLeast"/>
+          <w:trHeight w:val="539" w:hRule="atLeast"/>
         </w:trPr>
         <w:tc>
           <w:tcPr>
@@ -6178,7 +5638,7 @@
     </w:tbl>
     <w:p>
       <w:pPr>
-        <w:spacing w:after="50" w:before="100" w:line="276"/>
+        <w:spacing w:after="50" w:before="110" w:line="276"/>
       </w:pPr>
       <w:r>
         <w:rPr>
@@ -6190,7 +5650,7 @@
           <w:sz w:val="16"/>
           <w:szCs w:val="16"/>
         </w:rPr>
-        <w:t xml:space="preserve">Solution Engineer response — how it addresses the concern &amp; the outcome</w:t>
+        <w:t xml:space="preserve">Solution Engineer response: how it addresses the concern and the outcome</w:t>
       </w:r>
     </w:p>
     <w:tbl>
@@ -6210,7 +5670,7 @@
       </w:tblGrid>
       <w:tr>
         <w:trPr>
-          <w:trHeight w:val="1814" w:hRule="atLeast"/>
+          <w:trHeight w:val="2381" w:hRule="atLeast"/>
         </w:trPr>
         <w:tc>
           <w:tcPr>
@@ -6327,7 +5787,7 @@
                 <w:sz w:val="16"/>
                 <w:szCs w:val="16"/>
               </w:rPr>
-              <w:t xml:space="preserve">name a fitting Cisco solution &amp; show you get the concern  ›  </w:t>
+              <w:t xml:space="preserve">name a fitting Cisco solution and show that you understand the concern.  </w:t>
             </w:r>
             <w:r>
               <w:rPr>
@@ -6347,7 +5807,7 @@
                 <w:sz w:val="16"/>
                 <w:szCs w:val="16"/>
               </w:rPr>
-              <w:t xml:space="preserve">explain how it addresses it  ›  </w:t>
+              <w:t xml:space="preserve">explain how it addresses the concern.  </w:t>
             </w:r>
             <w:r>
               <w:rPr>
@@ -6367,7 +5827,7 @@
                 <w:sz w:val="16"/>
                 <w:szCs w:val="16"/>
               </w:rPr>
-              <w:t xml:space="preserve">tie it to Cedarline's constraints &amp; the outcome, and the wider HMF story.</w:t>
+              <w:t xml:space="preserve">tie it to Cedarline's constraints and the outcome, and to the wider HMF story.</w:t>
             </w:r>
           </w:p>
         </w:tc>
@@ -6467,7 +5927,7 @@
     </w:tbl>
     <w:p>
       <w:pPr>
-        <w:spacing w:after="50" w:before="100" w:line="276"/>
+        <w:spacing w:after="50" w:before="110" w:line="276"/>
       </w:pPr>
       <w:r>
         <w:rPr>
@@ -6499,7 +5959,7 @@
       </w:tblGrid>
       <w:tr>
         <w:trPr>
-          <w:trHeight w:val="510" w:hRule="atLeast"/>
+          <w:trHeight w:val="539" w:hRule="atLeast"/>
         </w:trPr>
         <w:tc>
           <w:tcPr>
@@ -6537,7 +5997,7 @@
     </w:tbl>
     <w:p>
       <w:pPr>
-        <w:spacing w:after="50" w:before="100" w:line="276"/>
+        <w:spacing w:after="50" w:before="110" w:line="276"/>
       </w:pPr>
       <w:r>
         <w:rPr>
@@ -6549,7 +6009,7 @@
           <w:sz w:val="16"/>
           <w:szCs w:val="16"/>
         </w:rPr>
-        <w:t xml:space="preserve">Solution Engineer response — how it addresses the concern &amp; the outcome</w:t>
+        <w:t xml:space="preserve">Solution Engineer response: how it addresses the concern and the outcome</w:t>
       </w:r>
     </w:p>
     <w:tbl>
@@ -6569,7 +6029,7 @@
       </w:tblGrid>
       <w:tr>
         <w:trPr>
-          <w:trHeight w:val="1814" w:hRule="atLeast"/>
+          <w:trHeight w:val="2381" w:hRule="atLeast"/>
         </w:trPr>
         <w:tc>
           <w:tcPr>
@@ -6686,7 +6146,7 @@
                 <w:sz w:val="16"/>
                 <w:szCs w:val="16"/>
               </w:rPr>
-              <w:t xml:space="preserve">name a fitting Cisco solution &amp; show you get the concern  ›  </w:t>
+              <w:t xml:space="preserve">name a fitting Cisco solution and show that you understand the concern.  </w:t>
             </w:r>
             <w:r>
               <w:rPr>
@@ -6706,7 +6166,7 @@
                 <w:sz w:val="16"/>
                 <w:szCs w:val="16"/>
               </w:rPr>
-              <w:t xml:space="preserve">explain how it addresses it  ›  </w:t>
+              <w:t xml:space="preserve">explain how it addresses the concern.  </w:t>
             </w:r>
             <w:r>
               <w:rPr>
@@ -6726,7 +6186,7 @@
                 <w:sz w:val="16"/>
                 <w:szCs w:val="16"/>
               </w:rPr>
-              <w:t xml:space="preserve">tie it to Cedarline's constraints &amp; the outcome, and the wider HMF story.</w:t>
+              <w:t xml:space="preserve">tie it to Cedarline's constraints and the outcome, and to the wider HMF story.</w:t>
             </w:r>
           </w:p>
         </w:tc>
@@ -6826,7 +6286,7 @@
     </w:tbl>
     <w:p>
       <w:pPr>
-        <w:spacing w:after="50" w:before="100" w:line="276"/>
+        <w:spacing w:after="50" w:before="110" w:line="276"/>
       </w:pPr>
       <w:r>
         <w:rPr>
@@ -6858,7 +6318,7 @@
       </w:tblGrid>
       <w:tr>
         <w:trPr>
-          <w:trHeight w:val="510" w:hRule="atLeast"/>
+          <w:trHeight w:val="539" w:hRule="atLeast"/>
         </w:trPr>
         <w:tc>
           <w:tcPr>
@@ -6896,7 +6356,7 @@
     </w:tbl>
     <w:p>
       <w:pPr>
-        <w:spacing w:after="50" w:before="100" w:line="276"/>
+        <w:spacing w:after="50" w:before="110" w:line="276"/>
       </w:pPr>
       <w:r>
         <w:rPr>
@@ -6908,7 +6368,7 @@
           <w:sz w:val="16"/>
           <w:szCs w:val="16"/>
         </w:rPr>
-        <w:t xml:space="preserve">Solution Engineer response — how it addresses the concern &amp; the outcome</w:t>
+        <w:t xml:space="preserve">Solution Engineer response: how it addresses the concern and the outcome</w:t>
       </w:r>
     </w:p>
     <w:tbl>
@@ -6928,7 +6388,7 @@
       </w:tblGrid>
       <w:tr>
         <w:trPr>
-          <w:trHeight w:val="1814" w:hRule="atLeast"/>
+          <w:trHeight w:val="2381" w:hRule="atLeast"/>
         </w:trPr>
         <w:tc>
           <w:tcPr>
@@ -7045,7 +6505,7 @@
                 <w:sz w:val="16"/>
                 <w:szCs w:val="16"/>
               </w:rPr>
-              <w:t xml:space="preserve">name a fitting Cisco solution &amp; show you get the concern  ›  </w:t>
+              <w:t xml:space="preserve">name a fitting Cisco solution and show that you understand the concern.  </w:t>
             </w:r>
             <w:r>
               <w:rPr>
@@ -7065,7 +6525,7 @@
                 <w:sz w:val="16"/>
                 <w:szCs w:val="16"/>
               </w:rPr>
-              <w:t xml:space="preserve">explain how it addresses it  ›  </w:t>
+              <w:t xml:space="preserve">explain how it addresses the concern.  </w:t>
             </w:r>
             <w:r>
               <w:rPr>
@@ -7085,7 +6545,7 @@
                 <w:sz w:val="16"/>
                 <w:szCs w:val="16"/>
               </w:rPr>
-              <w:t xml:space="preserve">tie it to Cedarline's constraints &amp; the outcome, and the wider HMF story.</w:t>
+              <w:t xml:space="preserve">tie it to Cedarline's constraints and the outcome, and to the wider HMF story.</w:t>
             </w:r>
           </w:p>
         </w:tc>
@@ -7185,7 +6645,7 @@
     </w:tbl>
     <w:p>
       <w:pPr>
-        <w:spacing w:after="50" w:before="100" w:line="276"/>
+        <w:spacing w:after="50" w:before="110" w:line="276"/>
       </w:pPr>
       <w:r>
         <w:rPr>
@@ -7217,7 +6677,7 @@
       </w:tblGrid>
       <w:tr>
         <w:trPr>
-          <w:trHeight w:val="510" w:hRule="atLeast"/>
+          <w:trHeight w:val="539" w:hRule="atLeast"/>
         </w:trPr>
         <w:tc>
           <w:tcPr>
@@ -7255,7 +6715,7 @@
     </w:tbl>
     <w:p>
       <w:pPr>
-        <w:spacing w:after="50" w:before="100" w:line="276"/>
+        <w:spacing w:after="50" w:before="110" w:line="276"/>
       </w:pPr>
       <w:r>
         <w:rPr>
@@ -7267,7 +6727,7 @@
           <w:sz w:val="16"/>
           <w:szCs w:val="16"/>
         </w:rPr>
-        <w:t xml:space="preserve">Solution Engineer response — how it addresses the concern &amp; the outcome</w:t>
+        <w:t xml:space="preserve">Solution Engineer response: how it addresses the concern and the outcome</w:t>
       </w:r>
     </w:p>
     <w:tbl>
@@ -7287,7 +6747,7 @@
       </w:tblGrid>
       <w:tr>
         <w:trPr>
-          <w:trHeight w:val="1814" w:hRule="atLeast"/>
+          <w:trHeight w:val="2381" w:hRule="atLeast"/>
         </w:trPr>
         <w:tc>
           <w:tcPr>
@@ -7404,7 +6864,7 @@
                 <w:sz w:val="16"/>
                 <w:szCs w:val="16"/>
               </w:rPr>
-              <w:t xml:space="preserve">name a fitting Cisco solution &amp; show you get the concern  ›  </w:t>
+              <w:t xml:space="preserve">name a fitting Cisco solution and show that you understand the concern.  </w:t>
             </w:r>
             <w:r>
               <w:rPr>
@@ -7424,7 +6884,7 @@
                 <w:sz w:val="16"/>
                 <w:szCs w:val="16"/>
               </w:rPr>
-              <w:t xml:space="preserve">explain how it addresses it  ›  </w:t>
+              <w:t xml:space="preserve">explain how it addresses the concern.  </w:t>
             </w:r>
             <w:r>
               <w:rPr>
@@ -7444,7 +6904,7 @@
                 <w:sz w:val="16"/>
                 <w:szCs w:val="16"/>
               </w:rPr>
-              <w:t xml:space="preserve">tie it to Cedarline's constraints &amp; the outcome, and the wider HMF story.</w:t>
+              <w:t xml:space="preserve">tie it to Cedarline's constraints and the outcome, and to the wider HMF story.</w:t>
             </w:r>
           </w:p>
         </w:tc>
@@ -7559,138 +7019,7 @@
                 <w:sz w:val="20"/>
                 <w:szCs w:val="20"/>
               </w:rPr>
-              <w:t xml:space="preserve">A flat data centre and fragmented Kubernetes networking invite east-west movement. Build segmentation Cedarline can adopt safely — with runtime visibility and application-dependency awareness so nothing breaks.</w:t>
-            </w:r>
-          </w:p>
-        </w:tc>
-      </w:tr>
-    </w:tbl>
-    <w:p>
-      <w:pPr>
-        <w:spacing w:after="100"/>
-      </w:pPr>
-      <w:r>
-        <w:rPr>
-          <w:rFonts w:ascii="Calibri" w:cs="Calibri" w:eastAsia="Calibri" w:hAnsi="Calibri"/>
-          <w:color w:val="14263A"/>
-          <w:sz w:val="2"/>
-          <w:szCs w:val="2"/>
-        </w:rPr>
-        <w:t xml:space="preserve"/>
-      </w:r>
-    </w:p>
-    <w:tbl>
-      <w:tblPr>
-        <w:tblW w:type="dxa" w:w="9360"/>
-        <w:tblBorders>
-          <w:top w:val="none" w:color="FFFFFF" w:sz="0"/>
-          <w:left w:val="none" w:color="FFFFFF" w:sz="0"/>
-          <w:bottom w:val="none" w:color="FFFFFF" w:sz="0"/>
-          <w:right w:val="none" w:color="FFFFFF" w:sz="0"/>
-          <w:insideH w:val="none" w:color="FFFFFF" w:sz="0"/>
-          <w:insideV w:val="single" w:color="FFFFFF" w:sz="60"/>
-        </w:tblBorders>
-      </w:tblPr>
-      <w:tblGrid>
-        <w:gridCol w:w="4680"/>
-        <w:gridCol w:w="4680"/>
-      </w:tblGrid>
-      <w:tr>
-        <w:tc>
-          <w:tcPr>
-            <w:tcW w:type="dxa" w:w="4680"/>
-            <w:tcBorders>
-              <w:top w:val="single" w:color="BEE6F2" w:sz="6"/>
-              <w:left w:val="single" w:color="BEE6F2" w:sz="6"/>
-              <w:bottom w:val="single" w:color="BEE6F2" w:sz="6"/>
-              <w:right w:val="single" w:color="BEE6F2" w:sz="6"/>
-            </w:tcBorders>
-            <w:shd w:fill="EAF7FB" w:color="auto" w:val="clear"/>
-            <w:tcMar>
-              <w:top w:type="dxa" w:w="110"/>
-              <w:left w:type="dxa" w:w="140"/>
-              <w:bottom w:type="dxa" w:w="110"/>
-              <w:right w:type="dxa" w:w="140"/>
-            </w:tcMar>
-          </w:tcPr>
-          <w:p>
-            <w:pPr>
-              <w:spacing w:after="50" w:before="0" w:line="276"/>
-            </w:pPr>
-            <w:r>
-              <w:rPr>
-                <w:rFonts w:ascii="Calibri" w:cs="Calibri" w:eastAsia="Calibri" w:hAnsi="Calibri"/>
-                <w:b/>
-                <w:bCs/>
-                <w:caps/>
-                <w:color w:val="0E6E90"/>
-                <w:sz w:val="16"/>
-                <w:szCs w:val="16"/>
-              </w:rPr>
-              <w:t xml:space="preserve">🧭 New to this area?</w:t>
-            </w:r>
-          </w:p>
-          <w:p>
-            <w:pPr>
-              <w:spacing w:after="0" w:before="0" w:line="276"/>
-            </w:pPr>
-            <w:r>
-              <w:rPr>
-                <w:rFonts w:ascii="Calibri" w:cs="Calibri" w:eastAsia="Calibri" w:hAnsi="Calibri"/>
-                <w:color w:val="134A5E"/>
-                <w:sz w:val="18"/>
-                <w:szCs w:val="18"/>
-              </w:rPr>
-              <w:t xml:space="preserve">The data centre is 'flat' — once an attacker is inside, they can roam. The Kubernetes estate is fragmented too. Cedarline needs segmentation they can actually adopt without breaking applications.</w:t>
-            </w:r>
-          </w:p>
-        </w:tc>
-        <w:tc>
-          <w:tcPr>
-            <w:tcW w:type="dxa" w:w="4680"/>
-            <w:tcBorders>
-              <w:top w:val="single" w:color="D6CBF0" w:sz="6"/>
-              <w:left w:val="single" w:color="D6CBF0" w:sz="6"/>
-              <w:bottom w:val="single" w:color="D6CBF0" w:sz="6"/>
-              <w:right w:val="single" w:color="D6CBF0" w:sz="6"/>
-            </w:tcBorders>
-            <w:shd w:fill="F1ECFA" w:color="auto" w:val="clear"/>
-            <w:tcMar>
-              <w:top w:type="dxa" w:w="110"/>
-              <w:left w:type="dxa" w:w="140"/>
-              <w:bottom w:type="dxa" w:w="110"/>
-              <w:right w:type="dxa" w:w="140"/>
-            </w:tcMar>
-          </w:tcPr>
-          <w:p>
-            <w:pPr>
-              <w:spacing w:after="50" w:before="0" w:line="276"/>
-            </w:pPr>
-            <w:r>
-              <w:rPr>
-                <w:rFonts w:ascii="Calibri" w:cs="Calibri" w:eastAsia="Calibri" w:hAnsi="Calibri"/>
-                <w:b/>
-                <w:bCs/>
-                <w:caps/>
-                <w:color w:val="5B3FBC"/>
-                <w:sz w:val="16"/>
-                <w:szCs w:val="16"/>
-              </w:rPr>
-              <w:t xml:space="preserve">🔐 For security specialists</w:t>
-            </w:r>
-          </w:p>
-          <w:p>
-            <w:pPr>
-              <w:spacing w:after="0" w:before="0" w:line="276"/>
-            </w:pPr>
-            <w:r>
-              <w:rPr>
-                <w:rFonts w:ascii="Calibri" w:cs="Calibri" w:eastAsia="Calibri" w:hAnsi="Calibri"/>
-                <w:color w:val="3E2E73"/>
-                <w:sz w:val="18"/>
-                <w:szCs w:val="18"/>
-              </w:rPr>
-              <w:t xml:space="preserve">Cilium (eBPF) for Kubernetes networking and policy; Tetragon for eBPF runtime security and detection; Cisco Secure Workload for application-dependency mapping so micro-segmentation is designed from real traffic before it is enforced.</w:t>
+              <w:t xml:space="preserve">A flat data centre and fragmented Kubernetes networking invite east-west movement. Build segmentation Cedarline can adopt safely, with runtime visibility and application-dependency awareness so nothing breaks.</w:t>
             </w:r>
           </w:p>
         </w:tc>
@@ -7790,7 +7119,7 @@
     </w:tbl>
     <w:p>
       <w:pPr>
-        <w:spacing w:after="50" w:before="100" w:line="276"/>
+        <w:spacing w:after="50" w:before="110" w:line="276"/>
       </w:pPr>
       <w:r>
         <w:rPr>
@@ -7822,7 +7151,7 @@
       </w:tblGrid>
       <w:tr>
         <w:trPr>
-          <w:trHeight w:val="510" w:hRule="atLeast"/>
+          <w:trHeight w:val="539" w:hRule="atLeast"/>
         </w:trPr>
         <w:tc>
           <w:tcPr>
@@ -7860,7 +7189,7 @@
     </w:tbl>
     <w:p>
       <w:pPr>
-        <w:spacing w:after="50" w:before="100" w:line="276"/>
+        <w:spacing w:after="50" w:before="110" w:line="276"/>
       </w:pPr>
       <w:r>
         <w:rPr>
@@ -7872,7 +7201,7 @@
           <w:sz w:val="16"/>
           <w:szCs w:val="16"/>
         </w:rPr>
-        <w:t xml:space="preserve">Solution Engineer response — how it addresses the concern &amp; the outcome</w:t>
+        <w:t xml:space="preserve">Solution Engineer response: how it addresses the concern and the outcome</w:t>
       </w:r>
     </w:p>
     <w:tbl>
@@ -7892,7 +7221,7 @@
       </w:tblGrid>
       <w:tr>
         <w:trPr>
-          <w:trHeight w:val="1814" w:hRule="atLeast"/>
+          <w:trHeight w:val="2381" w:hRule="atLeast"/>
         </w:trPr>
         <w:tc>
           <w:tcPr>
@@ -8009,7 +7338,7 @@
                 <w:sz w:val="16"/>
                 <w:szCs w:val="16"/>
               </w:rPr>
-              <w:t xml:space="preserve">name a fitting Cisco solution &amp; show you get the concern  ›  </w:t>
+              <w:t xml:space="preserve">name a fitting Cisco solution and show that you understand the concern.  </w:t>
             </w:r>
             <w:r>
               <w:rPr>
@@ -8029,7 +7358,7 @@
                 <w:sz w:val="16"/>
                 <w:szCs w:val="16"/>
               </w:rPr>
-              <w:t xml:space="preserve">explain how it addresses it  ›  </w:t>
+              <w:t xml:space="preserve">explain how it addresses the concern.  </w:t>
             </w:r>
             <w:r>
               <w:rPr>
@@ -8049,7 +7378,7 @@
                 <w:sz w:val="16"/>
                 <w:szCs w:val="16"/>
               </w:rPr>
-              <w:t xml:space="preserve">tie it to Cedarline's constraints &amp; the outcome, and the wider HMF story.</w:t>
+              <w:t xml:space="preserve">tie it to Cedarline's constraints and the outcome, and to the wider HMF story.</w:t>
             </w:r>
           </w:p>
         </w:tc>
@@ -8149,7 +7478,7 @@
     </w:tbl>
     <w:p>
       <w:pPr>
-        <w:spacing w:after="50" w:before="100" w:line="276"/>
+        <w:spacing w:after="50" w:before="110" w:line="276"/>
       </w:pPr>
       <w:r>
         <w:rPr>
@@ -8181,7 +7510,7 @@
       </w:tblGrid>
       <w:tr>
         <w:trPr>
-          <w:trHeight w:val="510" w:hRule="atLeast"/>
+          <w:trHeight w:val="539" w:hRule="atLeast"/>
         </w:trPr>
         <w:tc>
           <w:tcPr>
@@ -8219,7 +7548,7 @@
     </w:tbl>
     <w:p>
       <w:pPr>
-        <w:spacing w:after="50" w:before="100" w:line="276"/>
+        <w:spacing w:after="50" w:before="110" w:line="276"/>
       </w:pPr>
       <w:r>
         <w:rPr>
@@ -8231,7 +7560,7 @@
           <w:sz w:val="16"/>
           <w:szCs w:val="16"/>
         </w:rPr>
-        <w:t xml:space="preserve">Solution Engineer response — how it addresses the concern &amp; the outcome</w:t>
+        <w:t xml:space="preserve">Solution Engineer response: how it addresses the concern and the outcome</w:t>
       </w:r>
     </w:p>
     <w:tbl>
@@ -8251,7 +7580,7 @@
       </w:tblGrid>
       <w:tr>
         <w:trPr>
-          <w:trHeight w:val="1814" w:hRule="atLeast"/>
+          <w:trHeight w:val="2381" w:hRule="atLeast"/>
         </w:trPr>
         <w:tc>
           <w:tcPr>
@@ -8368,7 +7697,7 @@
                 <w:sz w:val="16"/>
                 <w:szCs w:val="16"/>
               </w:rPr>
-              <w:t xml:space="preserve">name a fitting Cisco solution &amp; show you get the concern  ›  </w:t>
+              <w:t xml:space="preserve">name a fitting Cisco solution and show that you understand the concern.  </w:t>
             </w:r>
             <w:r>
               <w:rPr>
@@ -8388,7 +7717,7 @@
                 <w:sz w:val="16"/>
                 <w:szCs w:val="16"/>
               </w:rPr>
-              <w:t xml:space="preserve">explain how it addresses it  ›  </w:t>
+              <w:t xml:space="preserve">explain how it addresses the concern.  </w:t>
             </w:r>
             <w:r>
               <w:rPr>
@@ -8408,7 +7737,7 @@
                 <w:sz w:val="16"/>
                 <w:szCs w:val="16"/>
               </w:rPr>
-              <w:t xml:space="preserve">tie it to Cedarline's constraints &amp; the outcome, and the wider HMF story.</w:t>
+              <w:t xml:space="preserve">tie it to Cedarline's constraints and the outcome, and to the wider HMF story.</w:t>
             </w:r>
           </w:p>
         </w:tc>
@@ -8508,7 +7837,7 @@
     </w:tbl>
     <w:p>
       <w:pPr>
-        <w:spacing w:after="50" w:before="100" w:line="276"/>
+        <w:spacing w:after="50" w:before="110" w:line="276"/>
       </w:pPr>
       <w:r>
         <w:rPr>
@@ -8540,7 +7869,7 @@
       </w:tblGrid>
       <w:tr>
         <w:trPr>
-          <w:trHeight w:val="510" w:hRule="atLeast"/>
+          <w:trHeight w:val="539" w:hRule="atLeast"/>
         </w:trPr>
         <w:tc>
           <w:tcPr>
@@ -8578,7 +7907,7 @@
     </w:tbl>
     <w:p>
       <w:pPr>
-        <w:spacing w:after="50" w:before="100" w:line="276"/>
+        <w:spacing w:after="50" w:before="110" w:line="276"/>
       </w:pPr>
       <w:r>
         <w:rPr>
@@ -8590,7 +7919,7 @@
           <w:sz w:val="16"/>
           <w:szCs w:val="16"/>
         </w:rPr>
-        <w:t xml:space="preserve">Solution Engineer response — how it addresses the concern &amp; the outcome</w:t>
+        <w:t xml:space="preserve">Solution Engineer response: how it addresses the concern and the outcome</w:t>
       </w:r>
     </w:p>
     <w:tbl>
@@ -8610,7 +7939,7 @@
       </w:tblGrid>
       <w:tr>
         <w:trPr>
-          <w:trHeight w:val="1814" w:hRule="atLeast"/>
+          <w:trHeight w:val="2381" w:hRule="atLeast"/>
         </w:trPr>
         <w:tc>
           <w:tcPr>
@@ -8727,7 +8056,7 @@
                 <w:sz w:val="16"/>
                 <w:szCs w:val="16"/>
               </w:rPr>
-              <w:t xml:space="preserve">name a fitting Cisco solution &amp; show you get the concern  ›  </w:t>
+              <w:t xml:space="preserve">name a fitting Cisco solution and show that you understand the concern.  </w:t>
             </w:r>
             <w:r>
               <w:rPr>
@@ -8747,7 +8076,7 @@
                 <w:sz w:val="16"/>
                 <w:szCs w:val="16"/>
               </w:rPr>
-              <w:t xml:space="preserve">explain how it addresses it  ›  </w:t>
+              <w:t xml:space="preserve">explain how it addresses the concern.  </w:t>
             </w:r>
             <w:r>
               <w:rPr>
@@ -8767,7 +8096,7 @@
                 <w:sz w:val="16"/>
                 <w:szCs w:val="16"/>
               </w:rPr>
-              <w:t xml:space="preserve">tie it to Cedarline's constraints &amp; the outcome, and the wider HMF story.</w:t>
+              <w:t xml:space="preserve">tie it to Cedarline's constraints and the outcome, and to the wider HMF story.</w:t>
             </w:r>
           </w:p>
         </w:tc>
@@ -8867,7 +8196,7 @@
     </w:tbl>
     <w:p>
       <w:pPr>
-        <w:spacing w:after="50" w:before="100" w:line="276"/>
+        <w:spacing w:after="50" w:before="110" w:line="276"/>
       </w:pPr>
       <w:r>
         <w:rPr>
@@ -8899,7 +8228,7 @@
       </w:tblGrid>
       <w:tr>
         <w:trPr>
-          <w:trHeight w:val="510" w:hRule="atLeast"/>
+          <w:trHeight w:val="539" w:hRule="atLeast"/>
         </w:trPr>
         <w:tc>
           <w:tcPr>
@@ -8937,7 +8266,7 @@
     </w:tbl>
     <w:p>
       <w:pPr>
-        <w:spacing w:after="50" w:before="100" w:line="276"/>
+        <w:spacing w:after="50" w:before="110" w:line="276"/>
       </w:pPr>
       <w:r>
         <w:rPr>
@@ -8949,7 +8278,7 @@
           <w:sz w:val="16"/>
           <w:szCs w:val="16"/>
         </w:rPr>
-        <w:t xml:space="preserve">Solution Engineer response — how it addresses the concern &amp; the outcome</w:t>
+        <w:t xml:space="preserve">Solution Engineer response: how it addresses the concern and the outcome</w:t>
       </w:r>
     </w:p>
     <w:tbl>
@@ -8969,7 +8298,7 @@
       </w:tblGrid>
       <w:tr>
         <w:trPr>
-          <w:trHeight w:val="1814" w:hRule="atLeast"/>
+          <w:trHeight w:val="2381" w:hRule="atLeast"/>
         </w:trPr>
         <w:tc>
           <w:tcPr>
@@ -9086,7 +8415,7 @@
                 <w:sz w:val="16"/>
                 <w:szCs w:val="16"/>
               </w:rPr>
-              <w:t xml:space="preserve">name a fitting Cisco solution &amp; show you get the concern  ›  </w:t>
+              <w:t xml:space="preserve">name a fitting Cisco solution and show that you understand the concern.  </w:t>
             </w:r>
             <w:r>
               <w:rPr>
@@ -9106,7 +8435,7 @@
                 <w:sz w:val="16"/>
                 <w:szCs w:val="16"/>
               </w:rPr>
-              <w:t xml:space="preserve">explain how it addresses it  ›  </w:t>
+              <w:t xml:space="preserve">explain how it addresses the concern.  </w:t>
             </w:r>
             <w:r>
               <w:rPr>
@@ -9126,7 +8455,7 @@
                 <w:sz w:val="16"/>
                 <w:szCs w:val="16"/>
               </w:rPr>
-              <w:t xml:space="preserve">tie it to Cedarline's constraints &amp; the outcome, and the wider HMF story.</w:t>
+              <w:t xml:space="preserve">tie it to Cedarline's constraints and the outcome, and to the wider HMF story.</w:t>
             </w:r>
           </w:p>
         </w:tc>
@@ -9213,7 +8542,7 @@
           <w:sz w:val="21"/>
           <w:szCs w:val="21"/>
         </w:rPr>
-        <w:t xml:space="preserve">Four conversations, one story. Combine your case studies into a single HMF design and paste your team's topology below — then be ready to walk Cedarline through it like the trusted advisors you are.</w:t>
+        <w:t xml:space="preserve">Four conversations, one story. Combine your case studies into a single HMF design and paste your team's topology below, then be ready to walk Cedarline through it like the trusted advisors you are.</w:t>
       </w:r>
     </w:p>
     <w:tbl>
@@ -9233,7 +8562,7 @@
       </w:tblGrid>
       <w:tr>
         <w:trPr>
-          <w:trHeight w:val="8505" w:hRule="atLeast"/>
+          <w:trHeight w:val="8222" w:hRule="atLeast"/>
         </w:trPr>
         <w:tc>
           <w:tcPr>

--- a/case-study-pack/docx/HMF-Team-Workbook.docx
+++ b/case-study-pack/docx/HMF-Team-Workbook.docx
@@ -621,7 +621,7 @@
           <w:sz w:val="30"/>
           <w:szCs w:val="30"/>
         </w:rPr>
-        <w:t xml:space="preserve">How your answers grow: Good, Better, Best</w:t>
+        <w:t xml:space="preserve">How your answers are scored</w:t>
       </w:r>
     </w:p>
     <w:p>
@@ -635,18 +635,18 @@
           <w:sz w:val="21"/>
           <w:szCs w:val="21"/>
         </w:rPr>
-        <w:t xml:space="preserve">There are no marks and no pass or fail here. Every answer sits on a growth ladder. Push each one as far up as you can, and aim for </w:t>
+        <w:t xml:space="preserve">Every pain point is worth </w:t>
       </w:r>
       <w:r>
         <w:rPr>
           <w:rFonts w:ascii="Calibri" w:cs="Calibri" w:eastAsia="Calibri" w:hAnsi="Calibri"/>
           <w:b/>
           <w:bCs/>
-          <w:color w:val="9A6516"/>
+          <w:color w:val="0D274D"/>
           <w:sz w:val="21"/>
           <w:szCs w:val="21"/>
         </w:rPr>
-        <w:t xml:space="preserve">Best</w:t>
+        <w:t xml:space="preserve">25 points</w:t>
       </w:r>
       <w:r>
         <w:rPr>
@@ -655,7 +655,7 @@
           <w:sz w:val="21"/>
           <w:szCs w:val="21"/>
         </w:rPr>
-        <w:t xml:space="preserve">.</w:t>
+        <w:t xml:space="preserve">, scored on three dimensions. Four pain points make 100 per case study, and four case studies make 400 in total. Strong answers earn on all three.</w:t>
       </w:r>
     </w:p>
     <w:tbl>
@@ -680,7 +680,7 @@
           <w:tcPr>
             <w:tcW w:type="dxa" w:w="3120"/>
             <w:tcBorders>
-              <w:top w:val="single" w:color="2E9E6B" w:sz="40"/>
+              <w:top w:val="single" w:color="5B4BC4" w:sz="40"/>
               <w:left w:val="single" w:color="C4D2E2" w:sz="6"/>
               <w:bottom w:val="single" w:color="C4D2E2" w:sz="6"/>
               <w:right w:val="single" w:color="C4D2E2" w:sz="6"/>
@@ -695,22 +695,6 @@
           </w:tcPr>
           <w:p>
             <w:pPr>
-              <w:spacing w:after="20" w:before="0" w:line="276"/>
-            </w:pPr>
-            <w:r>
-              <w:rPr>
-                <w:rFonts w:ascii="Calibri" w:cs="Calibri" w:eastAsia="Calibri" w:hAnsi="Calibri"/>
-                <w:b/>
-                <w:bCs/>
-                <w:color w:val="237A51"/>
-                <w:sz w:val="24"/>
-                <w:szCs w:val="24"/>
-              </w:rPr>
-              <w:t xml:space="preserve">🌱 Good</w:t>
-            </w:r>
-          </w:p>
-          <w:p>
-            <w:pPr>
               <w:spacing w:after="60" w:before="0" w:line="276"/>
             </w:pPr>
             <w:r>
@@ -718,12 +702,22 @@
                 <w:rFonts w:ascii="Calibri" w:cs="Calibri" w:eastAsia="Calibri" w:hAnsi="Calibri"/>
                 <w:b/>
                 <w:bCs/>
-                <w:caps/>
+                <w:color w:val="4A3AA8"/>
+                <w:sz w:val="21"/>
+                <w:szCs w:val="21"/>
+              </w:rPr>
+              <w:t xml:space="preserve">🔍 Problem Identifier</w:t>
+            </w:r>
+            <w:r>
+              <w:rPr>
+                <w:rFonts w:ascii="Calibri" w:cs="Calibri" w:eastAsia="Calibri" w:hAnsi="Calibri"/>
+                <w:b/>
+                <w:bCs/>
                 <w:color w:val="7E8CA1"/>
-                <w:sz w:val="15"/>
-                <w:szCs w:val="15"/>
-              </w:rPr>
-              <w:t xml:space="preserve">Names the fit</w:t>
+                <w:sz w:val="16"/>
+                <w:szCs w:val="16"/>
+              </w:rPr>
+              <w:t xml:space="preserve">   / 5</w:t>
             </w:r>
           </w:p>
           <w:p>
@@ -737,7 +731,7 @@
                 <w:sz w:val="18"/>
                 <w:szCs w:val="18"/>
               </w:rPr>
-              <w:t xml:space="preserve">You put the right Cisco solution on the table and show that you understand what the customer is actually worried about.</w:t>
+              <w:t xml:space="preserve">Correctly identified the customer's pain point and the requirements behind it.</w:t>
             </w:r>
           </w:p>
         </w:tc>
@@ -745,7 +739,7 @@
           <w:tcPr>
             <w:tcW w:type="dxa" w:w="3120"/>
             <w:tcBorders>
-              <w:top w:val="single" w:color="1273B8" w:sz="40"/>
+              <w:top w:val="single" w:color="0E7C86" w:sz="40"/>
               <w:left w:val="single" w:color="C4D2E2" w:sz="6"/>
               <w:bottom w:val="single" w:color="C4D2E2" w:sz="6"/>
               <w:right w:val="single" w:color="C4D2E2" w:sz="6"/>
@@ -760,22 +754,6 @@
           </w:tcPr>
           <w:p>
             <w:pPr>
-              <w:spacing w:after="20" w:before="0" w:line="276"/>
-            </w:pPr>
-            <w:r>
-              <w:rPr>
-                <w:rFonts w:ascii="Calibri" w:cs="Calibri" w:eastAsia="Calibri" w:hAnsi="Calibri"/>
-                <w:b/>
-                <w:bCs/>
-                <w:color w:val="0F5E96"/>
-                <w:sz w:val="24"/>
-                <w:szCs w:val="24"/>
-              </w:rPr>
-              <w:t xml:space="preserve">🔷 Better</w:t>
-            </w:r>
-          </w:p>
-          <w:p>
-            <w:pPr>
               <w:spacing w:after="60" w:before="0" w:line="276"/>
             </w:pPr>
             <w:r>
@@ -783,12 +761,22 @@
                 <w:rFonts w:ascii="Calibri" w:cs="Calibri" w:eastAsia="Calibri" w:hAnsi="Calibri"/>
                 <w:b/>
                 <w:bCs/>
-                <w:caps/>
+                <w:color w:val="0B6670"/>
+                <w:sz w:val="21"/>
+                <w:szCs w:val="21"/>
+              </w:rPr>
+              <w:t xml:space="preserve">🏗️ Solution Designer</w:t>
+            </w:r>
+            <w:r>
+              <w:rPr>
+                <w:rFonts w:ascii="Calibri" w:cs="Calibri" w:eastAsia="Calibri" w:hAnsi="Calibri"/>
+                <w:b/>
+                <w:bCs/>
                 <w:color w:val="7E8CA1"/>
-                <w:sz w:val="15"/>
-                <w:szCs w:val="15"/>
-              </w:rPr>
-              <w:t xml:space="preserve">Explains the how</w:t>
+                <w:sz w:val="16"/>
+                <w:szCs w:val="16"/>
+              </w:rPr>
+              <w:t xml:space="preserve">   / 10</w:t>
             </w:r>
           </w:p>
           <w:p>
@@ -802,7 +790,7 @@
                 <w:sz w:val="18"/>
                 <w:szCs w:val="18"/>
               </w:rPr>
-              <w:t xml:space="preserve">You connect that solution to the concern, showing how it works and why it answers this specific problem, in language the customer would nod along to.</w:t>
+              <w:t xml:space="preserve">Recommended the right Cisco solution, architecture, and approach.</w:t>
             </w:r>
           </w:p>
         </w:tc>
@@ -825,7 +813,7 @@
           </w:tcPr>
           <w:p>
             <w:pPr>
-              <w:spacing w:after="20" w:before="0" w:line="276"/>
+              <w:spacing w:after="60" w:before="0" w:line="276"/>
             </w:pPr>
             <w:r>
               <w:rPr>
@@ -833,27 +821,21 @@
                 <w:b/>
                 <w:bCs/>
                 <w:color w:val="9A6516"/>
-                <w:sz w:val="24"/>
-                <w:szCs w:val="24"/>
-              </w:rPr>
-              <w:t xml:space="preserve">⭐ Best</w:t>
-            </w:r>
-          </w:p>
-          <w:p>
-            <w:pPr>
-              <w:spacing w:after="60" w:before="0" w:line="276"/>
-            </w:pPr>
-            <w:r>
-              <w:rPr>
-                <w:rFonts w:ascii="Calibri" w:cs="Calibri" w:eastAsia="Calibri" w:hAnsi="Calibri"/>
-                <w:b/>
-                <w:bCs/>
-                <w:caps/>
+                <w:sz w:val="21"/>
+                <w:szCs w:val="21"/>
+              </w:rPr>
+              <w:t xml:space="preserve">🎯 Value Communicator</w:t>
+            </w:r>
+            <w:r>
+              <w:rPr>
+                <w:rFonts w:ascii="Calibri" w:cs="Calibri" w:eastAsia="Calibri" w:hAnsi="Calibri"/>
+                <w:b/>
+                <w:bCs/>
                 <w:color w:val="7E8CA1"/>
-                <w:sz w:val="15"/>
-                <w:szCs w:val="15"/>
-              </w:rPr>
-              <w:t xml:space="preserve">Sells the outcome</w:t>
+                <w:sz w:val="16"/>
+                <w:szCs w:val="16"/>
+              </w:rPr>
+              <w:t xml:space="preserve">   / 10</w:t>
             </w:r>
           </w:p>
           <w:p>
@@ -867,7 +849,7 @@
                 <w:sz w:val="18"/>
                 <w:szCs w:val="18"/>
               </w:rPr>
-              <w:t xml:space="preserve">You tie it to Cedarline's real constraints and the business outcome they care about, and you place it inside the bigger Hybrid Mesh Firewall story.</w:t>
+              <w:t xml:space="preserve">Clearly explained how the solution works and the customer outcomes it enables.</w:t>
             </w:r>
           </w:p>
         </w:tc>
@@ -943,7 +925,7 @@
                 <w:sz w:val="20"/>
                 <w:szCs w:val="20"/>
               </w:rPr>
-              <w:t xml:space="preserve">For every concern you will write a Product / platform and a Solution Engineer response that covers how it addresses the concern and the outcome it delivers. That is the craft: not “here is a box,” but “here is what it changes for you.”</w:t>
+              <w:t xml:space="preserve">For every customer concern you will write a Product / platform and a Solution Engineer response that covers how it addresses the concern and the outcome it delivers. Name the fit, design the approach, and communicate the value.</w:t>
             </w:r>
           </w:p>
         </w:tc>
@@ -2409,7 +2391,7 @@
           <w:sz w:val="15"/>
           <w:szCs w:val="15"/>
         </w:rPr>
-        <w:t xml:space="preserve">   Case Study 1 · AI Security</w:t>
+        <w:t xml:space="preserve">   Case Study 1 · AI Security · 25 points</w:t>
       </w:r>
     </w:p>
     <w:tbl>
@@ -2665,18 +2647,18 @@
                 <w:sz w:val="16"/>
                 <w:szCs w:val="16"/>
               </w:rPr>
-              <w:t xml:space="preserve">Aim high:  </w:t>
-            </w:r>
-            <w:r>
-              <w:rPr>
-                <w:rFonts w:ascii="Calibri" w:cs="Calibri" w:eastAsia="Calibri" w:hAnsi="Calibri"/>
-                <w:b/>
-                <w:bCs/>
-                <w:color w:val="237A51"/>
-                <w:sz w:val="16"/>
-                <w:szCs w:val="16"/>
-              </w:rPr>
-              <w:t xml:space="preserve">Good </w:t>
+              <w:t xml:space="preserve">Scored on three dimensions:  </w:t>
+            </w:r>
+            <w:r>
+              <w:rPr>
+                <w:rFonts w:ascii="Calibri" w:cs="Calibri" w:eastAsia="Calibri" w:hAnsi="Calibri"/>
+                <w:b/>
+                <w:bCs/>
+                <w:color w:val="4A3AA8"/>
+                <w:sz w:val="16"/>
+                <w:szCs w:val="16"/>
+              </w:rPr>
+              <w:t xml:space="preserve">🔍 Problem Identifier (/5) </w:t>
             </w:r>
             <w:r>
               <w:rPr>
@@ -2685,18 +2667,18 @@
                 <w:sz w:val="16"/>
                 <w:szCs w:val="16"/>
               </w:rPr>
-              <w:t xml:space="preserve">name a fitting Cisco solution and show that you understand the concern.  </w:t>
-            </w:r>
-            <w:r>
-              <w:rPr>
-                <w:rFonts w:ascii="Calibri" w:cs="Calibri" w:eastAsia="Calibri" w:hAnsi="Calibri"/>
-                <w:b/>
-                <w:bCs/>
-                <w:color w:val="0F5E96"/>
-                <w:sz w:val="16"/>
-                <w:szCs w:val="16"/>
-              </w:rPr>
-              <w:t xml:space="preserve">Better </w:t>
+              <w:t xml:space="preserve">identify the pain point and requirements.  </w:t>
+            </w:r>
+            <w:r>
+              <w:rPr>
+                <w:rFonts w:ascii="Calibri" w:cs="Calibri" w:eastAsia="Calibri" w:hAnsi="Calibri"/>
+                <w:b/>
+                <w:bCs/>
+                <w:color w:val="0B6670"/>
+                <w:sz w:val="16"/>
+                <w:szCs w:val="16"/>
+              </w:rPr>
+              <w:t xml:space="preserve">🏗️ Solution Designer (/10) </w:t>
             </w:r>
             <w:r>
               <w:rPr>
@@ -2705,7 +2687,7 @@
                 <w:sz w:val="16"/>
                 <w:szCs w:val="16"/>
               </w:rPr>
-              <w:t xml:space="preserve">explain how it addresses the concern.  </w:t>
+              <w:t xml:space="preserve">recommend the right Cisco solution, architecture and approach.  </w:t>
             </w:r>
             <w:r>
               <w:rPr>
@@ -2716,7 +2698,7 @@
                 <w:sz w:val="16"/>
                 <w:szCs w:val="16"/>
               </w:rPr>
-              <w:t xml:space="preserve">Best </w:t>
+              <w:t xml:space="preserve">🎯 Value Communicator (/10) </w:t>
             </w:r>
             <w:r>
               <w:rPr>
@@ -2725,7 +2707,7 @@
                 <w:sz w:val="16"/>
                 <w:szCs w:val="16"/>
               </w:rPr>
-              <w:t xml:space="preserve">tie it to Cedarline's constraints and the outcome, and to the wider HMF story.</w:t>
+              <w:t xml:space="preserve">explain how it works and the outcome it enables.</w:t>
             </w:r>
           </w:p>
         </w:tc>
@@ -2768,7 +2750,7 @@
           <w:sz w:val="15"/>
           <w:szCs w:val="15"/>
         </w:rPr>
-        <w:t xml:space="preserve">   Case Study 1 · AI Security</w:t>
+        <w:t xml:space="preserve">   Case Study 1 · AI Security · 25 points</w:t>
       </w:r>
     </w:p>
     <w:tbl>
@@ -3024,18 +3006,18 @@
                 <w:sz w:val="16"/>
                 <w:szCs w:val="16"/>
               </w:rPr>
-              <w:t xml:space="preserve">Aim high:  </w:t>
-            </w:r>
-            <w:r>
-              <w:rPr>
-                <w:rFonts w:ascii="Calibri" w:cs="Calibri" w:eastAsia="Calibri" w:hAnsi="Calibri"/>
-                <w:b/>
-                <w:bCs/>
-                <w:color w:val="237A51"/>
-                <w:sz w:val="16"/>
-                <w:szCs w:val="16"/>
-              </w:rPr>
-              <w:t xml:space="preserve">Good </w:t>
+              <w:t xml:space="preserve">Scored on three dimensions:  </w:t>
+            </w:r>
+            <w:r>
+              <w:rPr>
+                <w:rFonts w:ascii="Calibri" w:cs="Calibri" w:eastAsia="Calibri" w:hAnsi="Calibri"/>
+                <w:b/>
+                <w:bCs/>
+                <w:color w:val="4A3AA8"/>
+                <w:sz w:val="16"/>
+                <w:szCs w:val="16"/>
+              </w:rPr>
+              <w:t xml:space="preserve">🔍 Problem Identifier (/5) </w:t>
             </w:r>
             <w:r>
               <w:rPr>
@@ -3044,18 +3026,18 @@
                 <w:sz w:val="16"/>
                 <w:szCs w:val="16"/>
               </w:rPr>
-              <w:t xml:space="preserve">name a fitting Cisco solution and show that you understand the concern.  </w:t>
-            </w:r>
-            <w:r>
-              <w:rPr>
-                <w:rFonts w:ascii="Calibri" w:cs="Calibri" w:eastAsia="Calibri" w:hAnsi="Calibri"/>
-                <w:b/>
-                <w:bCs/>
-                <w:color w:val="0F5E96"/>
-                <w:sz w:val="16"/>
-                <w:szCs w:val="16"/>
-              </w:rPr>
-              <w:t xml:space="preserve">Better </w:t>
+              <w:t xml:space="preserve">identify the pain point and requirements.  </w:t>
+            </w:r>
+            <w:r>
+              <w:rPr>
+                <w:rFonts w:ascii="Calibri" w:cs="Calibri" w:eastAsia="Calibri" w:hAnsi="Calibri"/>
+                <w:b/>
+                <w:bCs/>
+                <w:color w:val="0B6670"/>
+                <w:sz w:val="16"/>
+                <w:szCs w:val="16"/>
+              </w:rPr>
+              <w:t xml:space="preserve">🏗️ Solution Designer (/10) </w:t>
             </w:r>
             <w:r>
               <w:rPr>
@@ -3064,7 +3046,7 @@
                 <w:sz w:val="16"/>
                 <w:szCs w:val="16"/>
               </w:rPr>
-              <w:t xml:space="preserve">explain how it addresses the concern.  </w:t>
+              <w:t xml:space="preserve">recommend the right Cisco solution, architecture and approach.  </w:t>
             </w:r>
             <w:r>
               <w:rPr>
@@ -3075,7 +3057,7 @@
                 <w:sz w:val="16"/>
                 <w:szCs w:val="16"/>
               </w:rPr>
-              <w:t xml:space="preserve">Best </w:t>
+              <w:t xml:space="preserve">🎯 Value Communicator (/10) </w:t>
             </w:r>
             <w:r>
               <w:rPr>
@@ -3084,7 +3066,7 @@
                 <w:sz w:val="16"/>
                 <w:szCs w:val="16"/>
               </w:rPr>
-              <w:t xml:space="preserve">tie it to Cedarline's constraints and the outcome, and to the wider HMF story.</w:t>
+              <w:t xml:space="preserve">explain how it works and the outcome it enables.</w:t>
             </w:r>
           </w:p>
         </w:tc>
@@ -3127,7 +3109,7 @@
           <w:sz w:val="15"/>
           <w:szCs w:val="15"/>
         </w:rPr>
-        <w:t xml:space="preserve">   Case Study 1 · AI Security</w:t>
+        <w:t xml:space="preserve">   Case Study 1 · AI Security · 25 points</w:t>
       </w:r>
     </w:p>
     <w:tbl>
@@ -3383,18 +3365,18 @@
                 <w:sz w:val="16"/>
                 <w:szCs w:val="16"/>
               </w:rPr>
-              <w:t xml:space="preserve">Aim high:  </w:t>
-            </w:r>
-            <w:r>
-              <w:rPr>
-                <w:rFonts w:ascii="Calibri" w:cs="Calibri" w:eastAsia="Calibri" w:hAnsi="Calibri"/>
-                <w:b/>
-                <w:bCs/>
-                <w:color w:val="237A51"/>
-                <w:sz w:val="16"/>
-                <w:szCs w:val="16"/>
-              </w:rPr>
-              <w:t xml:space="preserve">Good </w:t>
+              <w:t xml:space="preserve">Scored on three dimensions:  </w:t>
+            </w:r>
+            <w:r>
+              <w:rPr>
+                <w:rFonts w:ascii="Calibri" w:cs="Calibri" w:eastAsia="Calibri" w:hAnsi="Calibri"/>
+                <w:b/>
+                <w:bCs/>
+                <w:color w:val="4A3AA8"/>
+                <w:sz w:val="16"/>
+                <w:szCs w:val="16"/>
+              </w:rPr>
+              <w:t xml:space="preserve">🔍 Problem Identifier (/5) </w:t>
             </w:r>
             <w:r>
               <w:rPr>
@@ -3403,18 +3385,18 @@
                 <w:sz w:val="16"/>
                 <w:szCs w:val="16"/>
               </w:rPr>
-              <w:t xml:space="preserve">name a fitting Cisco solution and show that you understand the concern.  </w:t>
-            </w:r>
-            <w:r>
-              <w:rPr>
-                <w:rFonts w:ascii="Calibri" w:cs="Calibri" w:eastAsia="Calibri" w:hAnsi="Calibri"/>
-                <w:b/>
-                <w:bCs/>
-                <w:color w:val="0F5E96"/>
-                <w:sz w:val="16"/>
-                <w:szCs w:val="16"/>
-              </w:rPr>
-              <w:t xml:space="preserve">Better </w:t>
+              <w:t xml:space="preserve">identify the pain point and requirements.  </w:t>
+            </w:r>
+            <w:r>
+              <w:rPr>
+                <w:rFonts w:ascii="Calibri" w:cs="Calibri" w:eastAsia="Calibri" w:hAnsi="Calibri"/>
+                <w:b/>
+                <w:bCs/>
+                <w:color w:val="0B6670"/>
+                <w:sz w:val="16"/>
+                <w:szCs w:val="16"/>
+              </w:rPr>
+              <w:t xml:space="preserve">🏗️ Solution Designer (/10) </w:t>
             </w:r>
             <w:r>
               <w:rPr>
@@ -3423,7 +3405,7 @@
                 <w:sz w:val="16"/>
                 <w:szCs w:val="16"/>
               </w:rPr>
-              <w:t xml:space="preserve">explain how it addresses the concern.  </w:t>
+              <w:t xml:space="preserve">recommend the right Cisco solution, architecture and approach.  </w:t>
             </w:r>
             <w:r>
               <w:rPr>
@@ -3434,7 +3416,7 @@
                 <w:sz w:val="16"/>
                 <w:szCs w:val="16"/>
               </w:rPr>
-              <w:t xml:space="preserve">Best </w:t>
+              <w:t xml:space="preserve">🎯 Value Communicator (/10) </w:t>
             </w:r>
             <w:r>
               <w:rPr>
@@ -3443,7 +3425,7 @@
                 <w:sz w:val="16"/>
                 <w:szCs w:val="16"/>
               </w:rPr>
-              <w:t xml:space="preserve">tie it to Cedarline's constraints and the outcome, and to the wider HMF story.</w:t>
+              <w:t xml:space="preserve">explain how it works and the outcome it enables.</w:t>
             </w:r>
           </w:p>
         </w:tc>
@@ -3486,7 +3468,7 @@
           <w:sz w:val="15"/>
           <w:szCs w:val="15"/>
         </w:rPr>
-        <w:t xml:space="preserve">   Case Study 1 · AI Security</w:t>
+        <w:t xml:space="preserve">   Case Study 1 · AI Security · 25 points</w:t>
       </w:r>
     </w:p>
     <w:tbl>
@@ -3742,18 +3724,18 @@
                 <w:sz w:val="16"/>
                 <w:szCs w:val="16"/>
               </w:rPr>
-              <w:t xml:space="preserve">Aim high:  </w:t>
-            </w:r>
-            <w:r>
-              <w:rPr>
-                <w:rFonts w:ascii="Calibri" w:cs="Calibri" w:eastAsia="Calibri" w:hAnsi="Calibri"/>
-                <w:b/>
-                <w:bCs/>
-                <w:color w:val="237A51"/>
-                <w:sz w:val="16"/>
-                <w:szCs w:val="16"/>
-              </w:rPr>
-              <w:t xml:space="preserve">Good </w:t>
+              <w:t xml:space="preserve">Scored on three dimensions:  </w:t>
+            </w:r>
+            <w:r>
+              <w:rPr>
+                <w:rFonts w:ascii="Calibri" w:cs="Calibri" w:eastAsia="Calibri" w:hAnsi="Calibri"/>
+                <w:b/>
+                <w:bCs/>
+                <w:color w:val="4A3AA8"/>
+                <w:sz w:val="16"/>
+                <w:szCs w:val="16"/>
+              </w:rPr>
+              <w:t xml:space="preserve">🔍 Problem Identifier (/5) </w:t>
             </w:r>
             <w:r>
               <w:rPr>
@@ -3762,18 +3744,18 @@
                 <w:sz w:val="16"/>
                 <w:szCs w:val="16"/>
               </w:rPr>
-              <w:t xml:space="preserve">name a fitting Cisco solution and show that you understand the concern.  </w:t>
-            </w:r>
-            <w:r>
-              <w:rPr>
-                <w:rFonts w:ascii="Calibri" w:cs="Calibri" w:eastAsia="Calibri" w:hAnsi="Calibri"/>
-                <w:b/>
-                <w:bCs/>
-                <w:color w:val="0F5E96"/>
-                <w:sz w:val="16"/>
-                <w:szCs w:val="16"/>
-              </w:rPr>
-              <w:t xml:space="preserve">Better </w:t>
+              <w:t xml:space="preserve">identify the pain point and requirements.  </w:t>
+            </w:r>
+            <w:r>
+              <w:rPr>
+                <w:rFonts w:ascii="Calibri" w:cs="Calibri" w:eastAsia="Calibri" w:hAnsi="Calibri"/>
+                <w:b/>
+                <w:bCs/>
+                <w:color w:val="0B6670"/>
+                <w:sz w:val="16"/>
+                <w:szCs w:val="16"/>
+              </w:rPr>
+              <w:t xml:space="preserve">🏗️ Solution Designer (/10) </w:t>
             </w:r>
             <w:r>
               <w:rPr>
@@ -3782,7 +3764,7 @@
                 <w:sz w:val="16"/>
                 <w:szCs w:val="16"/>
               </w:rPr>
-              <w:t xml:space="preserve">explain how it addresses the concern.  </w:t>
+              <w:t xml:space="preserve">recommend the right Cisco solution, architecture and approach.  </w:t>
             </w:r>
             <w:r>
               <w:rPr>
@@ -3793,7 +3775,7 @@
                 <w:sz w:val="16"/>
                 <w:szCs w:val="16"/>
               </w:rPr>
-              <w:t xml:space="preserve">Best </w:t>
+              <w:t xml:space="preserve">🎯 Value Communicator (/10) </w:t>
             </w:r>
             <w:r>
               <w:rPr>
@@ -3802,7 +3784,7 @@
                 <w:sz w:val="16"/>
                 <w:szCs w:val="16"/>
               </w:rPr>
-              <w:t xml:space="preserve">tie it to Cedarline's constraints and the outcome, and to the wider HMF story.</w:t>
+              <w:t xml:space="preserve">explain how it works and the outcome it enables.</w:t>
             </w:r>
           </w:p>
         </w:tc>
@@ -3960,7 +3942,7 @@
           <w:sz w:val="15"/>
           <w:szCs w:val="15"/>
         </w:rPr>
-        <w:t xml:space="preserve">   Case Study 2 · Cloud Edge</w:t>
+        <w:t xml:space="preserve">   Case Study 2 · Cloud Edge · 25 points</w:t>
       </w:r>
     </w:p>
     <w:tbl>
@@ -4216,18 +4198,18 @@
                 <w:sz w:val="16"/>
                 <w:szCs w:val="16"/>
               </w:rPr>
-              <w:t xml:space="preserve">Aim high:  </w:t>
-            </w:r>
-            <w:r>
-              <w:rPr>
-                <w:rFonts w:ascii="Calibri" w:cs="Calibri" w:eastAsia="Calibri" w:hAnsi="Calibri"/>
-                <w:b/>
-                <w:bCs/>
-                <w:color w:val="237A51"/>
-                <w:sz w:val="16"/>
-                <w:szCs w:val="16"/>
-              </w:rPr>
-              <w:t xml:space="preserve">Good </w:t>
+              <w:t xml:space="preserve">Scored on three dimensions:  </w:t>
+            </w:r>
+            <w:r>
+              <w:rPr>
+                <w:rFonts w:ascii="Calibri" w:cs="Calibri" w:eastAsia="Calibri" w:hAnsi="Calibri"/>
+                <w:b/>
+                <w:bCs/>
+                <w:color w:val="4A3AA8"/>
+                <w:sz w:val="16"/>
+                <w:szCs w:val="16"/>
+              </w:rPr>
+              <w:t xml:space="preserve">🔍 Problem Identifier (/5) </w:t>
             </w:r>
             <w:r>
               <w:rPr>
@@ -4236,18 +4218,18 @@
                 <w:sz w:val="16"/>
                 <w:szCs w:val="16"/>
               </w:rPr>
-              <w:t xml:space="preserve">name a fitting Cisco solution and show that you understand the concern.  </w:t>
-            </w:r>
-            <w:r>
-              <w:rPr>
-                <w:rFonts w:ascii="Calibri" w:cs="Calibri" w:eastAsia="Calibri" w:hAnsi="Calibri"/>
-                <w:b/>
-                <w:bCs/>
-                <w:color w:val="0F5E96"/>
-                <w:sz w:val="16"/>
-                <w:szCs w:val="16"/>
-              </w:rPr>
-              <w:t xml:space="preserve">Better </w:t>
+              <w:t xml:space="preserve">identify the pain point and requirements.  </w:t>
+            </w:r>
+            <w:r>
+              <w:rPr>
+                <w:rFonts w:ascii="Calibri" w:cs="Calibri" w:eastAsia="Calibri" w:hAnsi="Calibri"/>
+                <w:b/>
+                <w:bCs/>
+                <w:color w:val="0B6670"/>
+                <w:sz w:val="16"/>
+                <w:szCs w:val="16"/>
+              </w:rPr>
+              <w:t xml:space="preserve">🏗️ Solution Designer (/10) </w:t>
             </w:r>
             <w:r>
               <w:rPr>
@@ -4256,7 +4238,7 @@
                 <w:sz w:val="16"/>
                 <w:szCs w:val="16"/>
               </w:rPr>
-              <w:t xml:space="preserve">explain how it addresses the concern.  </w:t>
+              <w:t xml:space="preserve">recommend the right Cisco solution, architecture and approach.  </w:t>
             </w:r>
             <w:r>
               <w:rPr>
@@ -4267,7 +4249,7 @@
                 <w:sz w:val="16"/>
                 <w:szCs w:val="16"/>
               </w:rPr>
-              <w:t xml:space="preserve">Best </w:t>
+              <w:t xml:space="preserve">🎯 Value Communicator (/10) </w:t>
             </w:r>
             <w:r>
               <w:rPr>
@@ -4276,7 +4258,7 @@
                 <w:sz w:val="16"/>
                 <w:szCs w:val="16"/>
               </w:rPr>
-              <w:t xml:space="preserve">tie it to Cedarline's constraints and the outcome, and to the wider HMF story.</w:t>
+              <w:t xml:space="preserve">explain how it works and the outcome it enables.</w:t>
             </w:r>
           </w:p>
         </w:tc>
@@ -4319,7 +4301,7 @@
           <w:sz w:val="15"/>
           <w:szCs w:val="15"/>
         </w:rPr>
-        <w:t xml:space="preserve">   Case Study 2 · Cloud Edge</w:t>
+        <w:t xml:space="preserve">   Case Study 2 · Cloud Edge · 25 points</w:t>
       </w:r>
     </w:p>
     <w:tbl>
@@ -4575,18 +4557,18 @@
                 <w:sz w:val="16"/>
                 <w:szCs w:val="16"/>
               </w:rPr>
-              <w:t xml:space="preserve">Aim high:  </w:t>
-            </w:r>
-            <w:r>
-              <w:rPr>
-                <w:rFonts w:ascii="Calibri" w:cs="Calibri" w:eastAsia="Calibri" w:hAnsi="Calibri"/>
-                <w:b/>
-                <w:bCs/>
-                <w:color w:val="237A51"/>
-                <w:sz w:val="16"/>
-                <w:szCs w:val="16"/>
-              </w:rPr>
-              <w:t xml:space="preserve">Good </w:t>
+              <w:t xml:space="preserve">Scored on three dimensions:  </w:t>
+            </w:r>
+            <w:r>
+              <w:rPr>
+                <w:rFonts w:ascii="Calibri" w:cs="Calibri" w:eastAsia="Calibri" w:hAnsi="Calibri"/>
+                <w:b/>
+                <w:bCs/>
+                <w:color w:val="4A3AA8"/>
+                <w:sz w:val="16"/>
+                <w:szCs w:val="16"/>
+              </w:rPr>
+              <w:t xml:space="preserve">🔍 Problem Identifier (/5) </w:t>
             </w:r>
             <w:r>
               <w:rPr>
@@ -4595,18 +4577,18 @@
                 <w:sz w:val="16"/>
                 <w:szCs w:val="16"/>
               </w:rPr>
-              <w:t xml:space="preserve">name a fitting Cisco solution and show that you understand the concern.  </w:t>
-            </w:r>
-            <w:r>
-              <w:rPr>
-                <w:rFonts w:ascii="Calibri" w:cs="Calibri" w:eastAsia="Calibri" w:hAnsi="Calibri"/>
-                <w:b/>
-                <w:bCs/>
-                <w:color w:val="0F5E96"/>
-                <w:sz w:val="16"/>
-                <w:szCs w:val="16"/>
-              </w:rPr>
-              <w:t xml:space="preserve">Better </w:t>
+              <w:t xml:space="preserve">identify the pain point and requirements.  </w:t>
+            </w:r>
+            <w:r>
+              <w:rPr>
+                <w:rFonts w:ascii="Calibri" w:cs="Calibri" w:eastAsia="Calibri" w:hAnsi="Calibri"/>
+                <w:b/>
+                <w:bCs/>
+                <w:color w:val="0B6670"/>
+                <w:sz w:val="16"/>
+                <w:szCs w:val="16"/>
+              </w:rPr>
+              <w:t xml:space="preserve">🏗️ Solution Designer (/10) </w:t>
             </w:r>
             <w:r>
               <w:rPr>
@@ -4615,7 +4597,7 @@
                 <w:sz w:val="16"/>
                 <w:szCs w:val="16"/>
               </w:rPr>
-              <w:t xml:space="preserve">explain how it addresses the concern.  </w:t>
+              <w:t xml:space="preserve">recommend the right Cisco solution, architecture and approach.  </w:t>
             </w:r>
             <w:r>
               <w:rPr>
@@ -4626,7 +4608,7 @@
                 <w:sz w:val="16"/>
                 <w:szCs w:val="16"/>
               </w:rPr>
-              <w:t xml:space="preserve">Best </w:t>
+              <w:t xml:space="preserve">🎯 Value Communicator (/10) </w:t>
             </w:r>
             <w:r>
               <w:rPr>
@@ -4635,7 +4617,7 @@
                 <w:sz w:val="16"/>
                 <w:szCs w:val="16"/>
               </w:rPr>
-              <w:t xml:space="preserve">tie it to Cedarline's constraints and the outcome, and to the wider HMF story.</w:t>
+              <w:t xml:space="preserve">explain how it works and the outcome it enables.</w:t>
             </w:r>
           </w:p>
         </w:tc>
@@ -4678,7 +4660,7 @@
           <w:sz w:val="15"/>
           <w:szCs w:val="15"/>
         </w:rPr>
-        <w:t xml:space="preserve">   Case Study 2 · Cloud Edge</w:t>
+        <w:t xml:space="preserve">   Case Study 2 · Cloud Edge · 25 points</w:t>
       </w:r>
     </w:p>
     <w:tbl>
@@ -4934,18 +4916,18 @@
                 <w:sz w:val="16"/>
                 <w:szCs w:val="16"/>
               </w:rPr>
-              <w:t xml:space="preserve">Aim high:  </w:t>
-            </w:r>
-            <w:r>
-              <w:rPr>
-                <w:rFonts w:ascii="Calibri" w:cs="Calibri" w:eastAsia="Calibri" w:hAnsi="Calibri"/>
-                <w:b/>
-                <w:bCs/>
-                <w:color w:val="237A51"/>
-                <w:sz w:val="16"/>
-                <w:szCs w:val="16"/>
-              </w:rPr>
-              <w:t xml:space="preserve">Good </w:t>
+              <w:t xml:space="preserve">Scored on three dimensions:  </w:t>
+            </w:r>
+            <w:r>
+              <w:rPr>
+                <w:rFonts w:ascii="Calibri" w:cs="Calibri" w:eastAsia="Calibri" w:hAnsi="Calibri"/>
+                <w:b/>
+                <w:bCs/>
+                <w:color w:val="4A3AA8"/>
+                <w:sz w:val="16"/>
+                <w:szCs w:val="16"/>
+              </w:rPr>
+              <w:t xml:space="preserve">🔍 Problem Identifier (/5) </w:t>
             </w:r>
             <w:r>
               <w:rPr>
@@ -4954,18 +4936,18 @@
                 <w:sz w:val="16"/>
                 <w:szCs w:val="16"/>
               </w:rPr>
-              <w:t xml:space="preserve">name a fitting Cisco solution and show that you understand the concern.  </w:t>
-            </w:r>
-            <w:r>
-              <w:rPr>
-                <w:rFonts w:ascii="Calibri" w:cs="Calibri" w:eastAsia="Calibri" w:hAnsi="Calibri"/>
-                <w:b/>
-                <w:bCs/>
-                <w:color w:val="0F5E96"/>
-                <w:sz w:val="16"/>
-                <w:szCs w:val="16"/>
-              </w:rPr>
-              <w:t xml:space="preserve">Better </w:t>
+              <w:t xml:space="preserve">identify the pain point and requirements.  </w:t>
+            </w:r>
+            <w:r>
+              <w:rPr>
+                <w:rFonts w:ascii="Calibri" w:cs="Calibri" w:eastAsia="Calibri" w:hAnsi="Calibri"/>
+                <w:b/>
+                <w:bCs/>
+                <w:color w:val="0B6670"/>
+                <w:sz w:val="16"/>
+                <w:szCs w:val="16"/>
+              </w:rPr>
+              <w:t xml:space="preserve">🏗️ Solution Designer (/10) </w:t>
             </w:r>
             <w:r>
               <w:rPr>
@@ -4974,7 +4956,7 @@
                 <w:sz w:val="16"/>
                 <w:szCs w:val="16"/>
               </w:rPr>
-              <w:t xml:space="preserve">explain how it addresses the concern.  </w:t>
+              <w:t xml:space="preserve">recommend the right Cisco solution, architecture and approach.  </w:t>
             </w:r>
             <w:r>
               <w:rPr>
@@ -4985,7 +4967,7 @@
                 <w:sz w:val="16"/>
                 <w:szCs w:val="16"/>
               </w:rPr>
-              <w:t xml:space="preserve">Best </w:t>
+              <w:t xml:space="preserve">🎯 Value Communicator (/10) </w:t>
             </w:r>
             <w:r>
               <w:rPr>
@@ -4994,7 +4976,7 @@
                 <w:sz w:val="16"/>
                 <w:szCs w:val="16"/>
               </w:rPr>
-              <w:t xml:space="preserve">tie it to Cedarline's constraints and the outcome, and to the wider HMF story.</w:t>
+              <w:t xml:space="preserve">explain how it works and the outcome it enables.</w:t>
             </w:r>
           </w:p>
         </w:tc>
@@ -5037,7 +5019,7 @@
           <w:sz w:val="15"/>
           <w:szCs w:val="15"/>
         </w:rPr>
-        <w:t xml:space="preserve">   Case Study 2 · Cloud Edge</w:t>
+        <w:t xml:space="preserve">   Case Study 2 · Cloud Edge · 25 points</w:t>
       </w:r>
     </w:p>
     <w:tbl>
@@ -5293,18 +5275,18 @@
                 <w:sz w:val="16"/>
                 <w:szCs w:val="16"/>
               </w:rPr>
-              <w:t xml:space="preserve">Aim high:  </w:t>
-            </w:r>
-            <w:r>
-              <w:rPr>
-                <w:rFonts w:ascii="Calibri" w:cs="Calibri" w:eastAsia="Calibri" w:hAnsi="Calibri"/>
-                <w:b/>
-                <w:bCs/>
-                <w:color w:val="237A51"/>
-                <w:sz w:val="16"/>
-                <w:szCs w:val="16"/>
-              </w:rPr>
-              <w:t xml:space="preserve">Good </w:t>
+              <w:t xml:space="preserve">Scored on three dimensions:  </w:t>
+            </w:r>
+            <w:r>
+              <w:rPr>
+                <w:rFonts w:ascii="Calibri" w:cs="Calibri" w:eastAsia="Calibri" w:hAnsi="Calibri"/>
+                <w:b/>
+                <w:bCs/>
+                <w:color w:val="4A3AA8"/>
+                <w:sz w:val="16"/>
+                <w:szCs w:val="16"/>
+              </w:rPr>
+              <w:t xml:space="preserve">🔍 Problem Identifier (/5) </w:t>
             </w:r>
             <w:r>
               <w:rPr>
@@ -5313,18 +5295,18 @@
                 <w:sz w:val="16"/>
                 <w:szCs w:val="16"/>
               </w:rPr>
-              <w:t xml:space="preserve">name a fitting Cisco solution and show that you understand the concern.  </w:t>
-            </w:r>
-            <w:r>
-              <w:rPr>
-                <w:rFonts w:ascii="Calibri" w:cs="Calibri" w:eastAsia="Calibri" w:hAnsi="Calibri"/>
-                <w:b/>
-                <w:bCs/>
-                <w:color w:val="0F5E96"/>
-                <w:sz w:val="16"/>
-                <w:szCs w:val="16"/>
-              </w:rPr>
-              <w:t xml:space="preserve">Better </w:t>
+              <w:t xml:space="preserve">identify the pain point and requirements.  </w:t>
+            </w:r>
+            <w:r>
+              <w:rPr>
+                <w:rFonts w:ascii="Calibri" w:cs="Calibri" w:eastAsia="Calibri" w:hAnsi="Calibri"/>
+                <w:b/>
+                <w:bCs/>
+                <w:color w:val="0B6670"/>
+                <w:sz w:val="16"/>
+                <w:szCs w:val="16"/>
+              </w:rPr>
+              <w:t xml:space="preserve">🏗️ Solution Designer (/10) </w:t>
             </w:r>
             <w:r>
               <w:rPr>
@@ -5333,7 +5315,7 @@
                 <w:sz w:val="16"/>
                 <w:szCs w:val="16"/>
               </w:rPr>
-              <w:t xml:space="preserve">explain how it addresses the concern.  </w:t>
+              <w:t xml:space="preserve">recommend the right Cisco solution, architecture and approach.  </w:t>
             </w:r>
             <w:r>
               <w:rPr>
@@ -5344,7 +5326,7 @@
                 <w:sz w:val="16"/>
                 <w:szCs w:val="16"/>
               </w:rPr>
-              <w:t xml:space="preserve">Best </w:t>
+              <w:t xml:space="preserve">🎯 Value Communicator (/10) </w:t>
             </w:r>
             <w:r>
               <w:rPr>
@@ -5353,7 +5335,7 @@
                 <w:sz w:val="16"/>
                 <w:szCs w:val="16"/>
               </w:rPr>
-              <w:t xml:space="preserve">tie it to Cedarline's constraints and the outcome, and to the wider HMF story.</w:t>
+              <w:t xml:space="preserve">explain how it works and the outcome it enables.</w:t>
             </w:r>
           </w:p>
         </w:tc>
@@ -5511,7 +5493,7 @@
           <w:sz w:val="15"/>
           <w:szCs w:val="15"/>
         </w:rPr>
-        <w:t xml:space="preserve">   Case Study 3 · DC Edge · Perimeter Firewall</w:t>
+        <w:t xml:space="preserve">   Case Study 3 · DC Edge · Perimeter Firewall · 25 points</w:t>
       </w:r>
     </w:p>
     <w:tbl>
@@ -5767,18 +5749,18 @@
                 <w:sz w:val="16"/>
                 <w:szCs w:val="16"/>
               </w:rPr>
-              <w:t xml:space="preserve">Aim high:  </w:t>
-            </w:r>
-            <w:r>
-              <w:rPr>
-                <w:rFonts w:ascii="Calibri" w:cs="Calibri" w:eastAsia="Calibri" w:hAnsi="Calibri"/>
-                <w:b/>
-                <w:bCs/>
-                <w:color w:val="237A51"/>
-                <w:sz w:val="16"/>
-                <w:szCs w:val="16"/>
-              </w:rPr>
-              <w:t xml:space="preserve">Good </w:t>
+              <w:t xml:space="preserve">Scored on three dimensions:  </w:t>
+            </w:r>
+            <w:r>
+              <w:rPr>
+                <w:rFonts w:ascii="Calibri" w:cs="Calibri" w:eastAsia="Calibri" w:hAnsi="Calibri"/>
+                <w:b/>
+                <w:bCs/>
+                <w:color w:val="4A3AA8"/>
+                <w:sz w:val="16"/>
+                <w:szCs w:val="16"/>
+              </w:rPr>
+              <w:t xml:space="preserve">🔍 Problem Identifier (/5) </w:t>
             </w:r>
             <w:r>
               <w:rPr>
@@ -5787,18 +5769,18 @@
                 <w:sz w:val="16"/>
                 <w:szCs w:val="16"/>
               </w:rPr>
-              <w:t xml:space="preserve">name a fitting Cisco solution and show that you understand the concern.  </w:t>
-            </w:r>
-            <w:r>
-              <w:rPr>
-                <w:rFonts w:ascii="Calibri" w:cs="Calibri" w:eastAsia="Calibri" w:hAnsi="Calibri"/>
-                <w:b/>
-                <w:bCs/>
-                <w:color w:val="0F5E96"/>
-                <w:sz w:val="16"/>
-                <w:szCs w:val="16"/>
-              </w:rPr>
-              <w:t xml:space="preserve">Better </w:t>
+              <w:t xml:space="preserve">identify the pain point and requirements.  </w:t>
+            </w:r>
+            <w:r>
+              <w:rPr>
+                <w:rFonts w:ascii="Calibri" w:cs="Calibri" w:eastAsia="Calibri" w:hAnsi="Calibri"/>
+                <w:b/>
+                <w:bCs/>
+                <w:color w:val="0B6670"/>
+                <w:sz w:val="16"/>
+                <w:szCs w:val="16"/>
+              </w:rPr>
+              <w:t xml:space="preserve">🏗️ Solution Designer (/10) </w:t>
             </w:r>
             <w:r>
               <w:rPr>
@@ -5807,7 +5789,7 @@
                 <w:sz w:val="16"/>
                 <w:szCs w:val="16"/>
               </w:rPr>
-              <w:t xml:space="preserve">explain how it addresses the concern.  </w:t>
+              <w:t xml:space="preserve">recommend the right Cisco solution, architecture and approach.  </w:t>
             </w:r>
             <w:r>
               <w:rPr>
@@ -5818,7 +5800,7 @@
                 <w:sz w:val="16"/>
                 <w:szCs w:val="16"/>
               </w:rPr>
-              <w:t xml:space="preserve">Best </w:t>
+              <w:t xml:space="preserve">🎯 Value Communicator (/10) </w:t>
             </w:r>
             <w:r>
               <w:rPr>
@@ -5827,7 +5809,7 @@
                 <w:sz w:val="16"/>
                 <w:szCs w:val="16"/>
               </w:rPr>
-              <w:t xml:space="preserve">tie it to Cedarline's constraints and the outcome, and to the wider HMF story.</w:t>
+              <w:t xml:space="preserve">explain how it works and the outcome it enables.</w:t>
             </w:r>
           </w:p>
         </w:tc>
@@ -5870,7 +5852,7 @@
           <w:sz w:val="15"/>
           <w:szCs w:val="15"/>
         </w:rPr>
-        <w:t xml:space="preserve">   Case Study 3 · DC Edge · Perimeter Firewall</w:t>
+        <w:t xml:space="preserve">   Case Study 3 · DC Edge · Perimeter Firewall · 25 points</w:t>
       </w:r>
     </w:p>
     <w:tbl>
@@ -6126,18 +6108,18 @@
                 <w:sz w:val="16"/>
                 <w:szCs w:val="16"/>
               </w:rPr>
-              <w:t xml:space="preserve">Aim high:  </w:t>
-            </w:r>
-            <w:r>
-              <w:rPr>
-                <w:rFonts w:ascii="Calibri" w:cs="Calibri" w:eastAsia="Calibri" w:hAnsi="Calibri"/>
-                <w:b/>
-                <w:bCs/>
-                <w:color w:val="237A51"/>
-                <w:sz w:val="16"/>
-                <w:szCs w:val="16"/>
-              </w:rPr>
-              <w:t xml:space="preserve">Good </w:t>
+              <w:t xml:space="preserve">Scored on three dimensions:  </w:t>
+            </w:r>
+            <w:r>
+              <w:rPr>
+                <w:rFonts w:ascii="Calibri" w:cs="Calibri" w:eastAsia="Calibri" w:hAnsi="Calibri"/>
+                <w:b/>
+                <w:bCs/>
+                <w:color w:val="4A3AA8"/>
+                <w:sz w:val="16"/>
+                <w:szCs w:val="16"/>
+              </w:rPr>
+              <w:t xml:space="preserve">🔍 Problem Identifier (/5) </w:t>
             </w:r>
             <w:r>
               <w:rPr>
@@ -6146,18 +6128,18 @@
                 <w:sz w:val="16"/>
                 <w:szCs w:val="16"/>
               </w:rPr>
-              <w:t xml:space="preserve">name a fitting Cisco solution and show that you understand the concern.  </w:t>
-            </w:r>
-            <w:r>
-              <w:rPr>
-                <w:rFonts w:ascii="Calibri" w:cs="Calibri" w:eastAsia="Calibri" w:hAnsi="Calibri"/>
-                <w:b/>
-                <w:bCs/>
-                <w:color w:val="0F5E96"/>
-                <w:sz w:val="16"/>
-                <w:szCs w:val="16"/>
-              </w:rPr>
-              <w:t xml:space="preserve">Better </w:t>
+              <w:t xml:space="preserve">identify the pain point and requirements.  </w:t>
+            </w:r>
+            <w:r>
+              <w:rPr>
+                <w:rFonts w:ascii="Calibri" w:cs="Calibri" w:eastAsia="Calibri" w:hAnsi="Calibri"/>
+                <w:b/>
+                <w:bCs/>
+                <w:color w:val="0B6670"/>
+                <w:sz w:val="16"/>
+                <w:szCs w:val="16"/>
+              </w:rPr>
+              <w:t xml:space="preserve">🏗️ Solution Designer (/10) </w:t>
             </w:r>
             <w:r>
               <w:rPr>
@@ -6166,7 +6148,7 @@
                 <w:sz w:val="16"/>
                 <w:szCs w:val="16"/>
               </w:rPr>
-              <w:t xml:space="preserve">explain how it addresses the concern.  </w:t>
+              <w:t xml:space="preserve">recommend the right Cisco solution, architecture and approach.  </w:t>
             </w:r>
             <w:r>
               <w:rPr>
@@ -6177,7 +6159,7 @@
                 <w:sz w:val="16"/>
                 <w:szCs w:val="16"/>
               </w:rPr>
-              <w:t xml:space="preserve">Best </w:t>
+              <w:t xml:space="preserve">🎯 Value Communicator (/10) </w:t>
             </w:r>
             <w:r>
               <w:rPr>
@@ -6186,7 +6168,7 @@
                 <w:sz w:val="16"/>
                 <w:szCs w:val="16"/>
               </w:rPr>
-              <w:t xml:space="preserve">tie it to Cedarline's constraints and the outcome, and to the wider HMF story.</w:t>
+              <w:t xml:space="preserve">explain how it works and the outcome it enables.</w:t>
             </w:r>
           </w:p>
         </w:tc>
@@ -6229,7 +6211,7 @@
           <w:sz w:val="15"/>
           <w:szCs w:val="15"/>
         </w:rPr>
-        <w:t xml:space="preserve">   Case Study 3 · DC Edge · Perimeter Firewall</w:t>
+        <w:t xml:space="preserve">   Case Study 3 · DC Edge · Perimeter Firewall · 25 points</w:t>
       </w:r>
     </w:p>
     <w:tbl>
@@ -6485,18 +6467,18 @@
                 <w:sz w:val="16"/>
                 <w:szCs w:val="16"/>
               </w:rPr>
-              <w:t xml:space="preserve">Aim high:  </w:t>
-            </w:r>
-            <w:r>
-              <w:rPr>
-                <w:rFonts w:ascii="Calibri" w:cs="Calibri" w:eastAsia="Calibri" w:hAnsi="Calibri"/>
-                <w:b/>
-                <w:bCs/>
-                <w:color w:val="237A51"/>
-                <w:sz w:val="16"/>
-                <w:szCs w:val="16"/>
-              </w:rPr>
-              <w:t xml:space="preserve">Good </w:t>
+              <w:t xml:space="preserve">Scored on three dimensions:  </w:t>
+            </w:r>
+            <w:r>
+              <w:rPr>
+                <w:rFonts w:ascii="Calibri" w:cs="Calibri" w:eastAsia="Calibri" w:hAnsi="Calibri"/>
+                <w:b/>
+                <w:bCs/>
+                <w:color w:val="4A3AA8"/>
+                <w:sz w:val="16"/>
+                <w:szCs w:val="16"/>
+              </w:rPr>
+              <w:t xml:space="preserve">🔍 Problem Identifier (/5) </w:t>
             </w:r>
             <w:r>
               <w:rPr>
@@ -6505,18 +6487,18 @@
                 <w:sz w:val="16"/>
                 <w:szCs w:val="16"/>
               </w:rPr>
-              <w:t xml:space="preserve">name a fitting Cisco solution and show that you understand the concern.  </w:t>
-            </w:r>
-            <w:r>
-              <w:rPr>
-                <w:rFonts w:ascii="Calibri" w:cs="Calibri" w:eastAsia="Calibri" w:hAnsi="Calibri"/>
-                <w:b/>
-                <w:bCs/>
-                <w:color w:val="0F5E96"/>
-                <w:sz w:val="16"/>
-                <w:szCs w:val="16"/>
-              </w:rPr>
-              <w:t xml:space="preserve">Better </w:t>
+              <w:t xml:space="preserve">identify the pain point and requirements.  </w:t>
+            </w:r>
+            <w:r>
+              <w:rPr>
+                <w:rFonts w:ascii="Calibri" w:cs="Calibri" w:eastAsia="Calibri" w:hAnsi="Calibri"/>
+                <w:b/>
+                <w:bCs/>
+                <w:color w:val="0B6670"/>
+                <w:sz w:val="16"/>
+                <w:szCs w:val="16"/>
+              </w:rPr>
+              <w:t xml:space="preserve">🏗️ Solution Designer (/10) </w:t>
             </w:r>
             <w:r>
               <w:rPr>
@@ -6525,7 +6507,7 @@
                 <w:sz w:val="16"/>
                 <w:szCs w:val="16"/>
               </w:rPr>
-              <w:t xml:space="preserve">explain how it addresses the concern.  </w:t>
+              <w:t xml:space="preserve">recommend the right Cisco solution, architecture and approach.  </w:t>
             </w:r>
             <w:r>
               <w:rPr>
@@ -6536,7 +6518,7 @@
                 <w:sz w:val="16"/>
                 <w:szCs w:val="16"/>
               </w:rPr>
-              <w:t xml:space="preserve">Best </w:t>
+              <w:t xml:space="preserve">🎯 Value Communicator (/10) </w:t>
             </w:r>
             <w:r>
               <w:rPr>
@@ -6545,7 +6527,7 @@
                 <w:sz w:val="16"/>
                 <w:szCs w:val="16"/>
               </w:rPr>
-              <w:t xml:space="preserve">tie it to Cedarline's constraints and the outcome, and to the wider HMF story.</w:t>
+              <w:t xml:space="preserve">explain how it works and the outcome it enables.</w:t>
             </w:r>
           </w:p>
         </w:tc>
@@ -6588,7 +6570,7 @@
           <w:sz w:val="15"/>
           <w:szCs w:val="15"/>
         </w:rPr>
-        <w:t xml:space="preserve">   Case Study 3 · DC Edge · Perimeter Firewall</w:t>
+        <w:t xml:space="preserve">   Case Study 3 · DC Edge · Perimeter Firewall · 25 points</w:t>
       </w:r>
     </w:p>
     <w:tbl>
@@ -6844,18 +6826,18 @@
                 <w:sz w:val="16"/>
                 <w:szCs w:val="16"/>
               </w:rPr>
-              <w:t xml:space="preserve">Aim high:  </w:t>
-            </w:r>
-            <w:r>
-              <w:rPr>
-                <w:rFonts w:ascii="Calibri" w:cs="Calibri" w:eastAsia="Calibri" w:hAnsi="Calibri"/>
-                <w:b/>
-                <w:bCs/>
-                <w:color w:val="237A51"/>
-                <w:sz w:val="16"/>
-                <w:szCs w:val="16"/>
-              </w:rPr>
-              <w:t xml:space="preserve">Good </w:t>
+              <w:t xml:space="preserve">Scored on three dimensions:  </w:t>
+            </w:r>
+            <w:r>
+              <w:rPr>
+                <w:rFonts w:ascii="Calibri" w:cs="Calibri" w:eastAsia="Calibri" w:hAnsi="Calibri"/>
+                <w:b/>
+                <w:bCs/>
+                <w:color w:val="4A3AA8"/>
+                <w:sz w:val="16"/>
+                <w:szCs w:val="16"/>
+              </w:rPr>
+              <w:t xml:space="preserve">🔍 Problem Identifier (/5) </w:t>
             </w:r>
             <w:r>
               <w:rPr>
@@ -6864,18 +6846,18 @@
                 <w:sz w:val="16"/>
                 <w:szCs w:val="16"/>
               </w:rPr>
-              <w:t xml:space="preserve">name a fitting Cisco solution and show that you understand the concern.  </w:t>
-            </w:r>
-            <w:r>
-              <w:rPr>
-                <w:rFonts w:ascii="Calibri" w:cs="Calibri" w:eastAsia="Calibri" w:hAnsi="Calibri"/>
-                <w:b/>
-                <w:bCs/>
-                <w:color w:val="0F5E96"/>
-                <w:sz w:val="16"/>
-                <w:szCs w:val="16"/>
-              </w:rPr>
-              <w:t xml:space="preserve">Better </w:t>
+              <w:t xml:space="preserve">identify the pain point and requirements.  </w:t>
+            </w:r>
+            <w:r>
+              <w:rPr>
+                <w:rFonts w:ascii="Calibri" w:cs="Calibri" w:eastAsia="Calibri" w:hAnsi="Calibri"/>
+                <w:b/>
+                <w:bCs/>
+                <w:color w:val="0B6670"/>
+                <w:sz w:val="16"/>
+                <w:szCs w:val="16"/>
+              </w:rPr>
+              <w:t xml:space="preserve">🏗️ Solution Designer (/10) </w:t>
             </w:r>
             <w:r>
               <w:rPr>
@@ -6884,7 +6866,7 @@
                 <w:sz w:val="16"/>
                 <w:szCs w:val="16"/>
               </w:rPr>
-              <w:t xml:space="preserve">explain how it addresses the concern.  </w:t>
+              <w:t xml:space="preserve">recommend the right Cisco solution, architecture and approach.  </w:t>
             </w:r>
             <w:r>
               <w:rPr>
@@ -6895,7 +6877,7 @@
                 <w:sz w:val="16"/>
                 <w:szCs w:val="16"/>
               </w:rPr>
-              <w:t xml:space="preserve">Best </w:t>
+              <w:t xml:space="preserve">🎯 Value Communicator (/10) </w:t>
             </w:r>
             <w:r>
               <w:rPr>
@@ -6904,7 +6886,7 @@
                 <w:sz w:val="16"/>
                 <w:szCs w:val="16"/>
               </w:rPr>
-              <w:t xml:space="preserve">tie it to Cedarline's constraints and the outcome, and to the wider HMF story.</w:t>
+              <w:t xml:space="preserve">explain how it works and the outcome it enables.</w:t>
             </w:r>
           </w:p>
         </w:tc>
@@ -7062,7 +7044,7 @@
           <w:sz w:val="15"/>
           <w:szCs w:val="15"/>
         </w:rPr>
-        <w:t xml:space="preserve">   Case Study 4 · Macro &amp; Micro Segmentation</w:t>
+        <w:t xml:space="preserve">   Case Study 4 · Macro &amp; Micro Segmentation · 25 points</w:t>
       </w:r>
     </w:p>
     <w:tbl>
@@ -7318,18 +7300,18 @@
                 <w:sz w:val="16"/>
                 <w:szCs w:val="16"/>
               </w:rPr>
-              <w:t xml:space="preserve">Aim high:  </w:t>
-            </w:r>
-            <w:r>
-              <w:rPr>
-                <w:rFonts w:ascii="Calibri" w:cs="Calibri" w:eastAsia="Calibri" w:hAnsi="Calibri"/>
-                <w:b/>
-                <w:bCs/>
-                <w:color w:val="237A51"/>
-                <w:sz w:val="16"/>
-                <w:szCs w:val="16"/>
-              </w:rPr>
-              <w:t xml:space="preserve">Good </w:t>
+              <w:t xml:space="preserve">Scored on three dimensions:  </w:t>
+            </w:r>
+            <w:r>
+              <w:rPr>
+                <w:rFonts w:ascii="Calibri" w:cs="Calibri" w:eastAsia="Calibri" w:hAnsi="Calibri"/>
+                <w:b/>
+                <w:bCs/>
+                <w:color w:val="4A3AA8"/>
+                <w:sz w:val="16"/>
+                <w:szCs w:val="16"/>
+              </w:rPr>
+              <w:t xml:space="preserve">🔍 Problem Identifier (/5) </w:t>
             </w:r>
             <w:r>
               <w:rPr>
@@ -7338,18 +7320,18 @@
                 <w:sz w:val="16"/>
                 <w:szCs w:val="16"/>
               </w:rPr>
-              <w:t xml:space="preserve">name a fitting Cisco solution and show that you understand the concern.  </w:t>
-            </w:r>
-            <w:r>
-              <w:rPr>
-                <w:rFonts w:ascii="Calibri" w:cs="Calibri" w:eastAsia="Calibri" w:hAnsi="Calibri"/>
-                <w:b/>
-                <w:bCs/>
-                <w:color w:val="0F5E96"/>
-                <w:sz w:val="16"/>
-                <w:szCs w:val="16"/>
-              </w:rPr>
-              <w:t xml:space="preserve">Better </w:t>
+              <w:t xml:space="preserve">identify the pain point and requirements.  </w:t>
+            </w:r>
+            <w:r>
+              <w:rPr>
+                <w:rFonts w:ascii="Calibri" w:cs="Calibri" w:eastAsia="Calibri" w:hAnsi="Calibri"/>
+                <w:b/>
+                <w:bCs/>
+                <w:color w:val="0B6670"/>
+                <w:sz w:val="16"/>
+                <w:szCs w:val="16"/>
+              </w:rPr>
+              <w:t xml:space="preserve">🏗️ Solution Designer (/10) </w:t>
             </w:r>
             <w:r>
               <w:rPr>
@@ -7358,7 +7340,7 @@
                 <w:sz w:val="16"/>
                 <w:szCs w:val="16"/>
               </w:rPr>
-              <w:t xml:space="preserve">explain how it addresses the concern.  </w:t>
+              <w:t xml:space="preserve">recommend the right Cisco solution, architecture and approach.  </w:t>
             </w:r>
             <w:r>
               <w:rPr>
@@ -7369,7 +7351,7 @@
                 <w:sz w:val="16"/>
                 <w:szCs w:val="16"/>
               </w:rPr>
-              <w:t xml:space="preserve">Best </w:t>
+              <w:t xml:space="preserve">🎯 Value Communicator (/10) </w:t>
             </w:r>
             <w:r>
               <w:rPr>
@@ -7378,7 +7360,7 @@
                 <w:sz w:val="16"/>
                 <w:szCs w:val="16"/>
               </w:rPr>
-              <w:t xml:space="preserve">tie it to Cedarline's constraints and the outcome, and to the wider HMF story.</w:t>
+              <w:t xml:space="preserve">explain how it works and the outcome it enables.</w:t>
             </w:r>
           </w:p>
         </w:tc>
@@ -7421,7 +7403,7 @@
           <w:sz w:val="15"/>
           <w:szCs w:val="15"/>
         </w:rPr>
-        <w:t xml:space="preserve">   Case Study 4 · Macro &amp; Micro Segmentation</w:t>
+        <w:t xml:space="preserve">   Case Study 4 · Macro &amp; Micro Segmentation · 25 points</w:t>
       </w:r>
     </w:p>
     <w:tbl>
@@ -7677,18 +7659,18 @@
                 <w:sz w:val="16"/>
                 <w:szCs w:val="16"/>
               </w:rPr>
-              <w:t xml:space="preserve">Aim high:  </w:t>
-            </w:r>
-            <w:r>
-              <w:rPr>
-                <w:rFonts w:ascii="Calibri" w:cs="Calibri" w:eastAsia="Calibri" w:hAnsi="Calibri"/>
-                <w:b/>
-                <w:bCs/>
-                <w:color w:val="237A51"/>
-                <w:sz w:val="16"/>
-                <w:szCs w:val="16"/>
-              </w:rPr>
-              <w:t xml:space="preserve">Good </w:t>
+              <w:t xml:space="preserve">Scored on three dimensions:  </w:t>
+            </w:r>
+            <w:r>
+              <w:rPr>
+                <w:rFonts w:ascii="Calibri" w:cs="Calibri" w:eastAsia="Calibri" w:hAnsi="Calibri"/>
+                <w:b/>
+                <w:bCs/>
+                <w:color w:val="4A3AA8"/>
+                <w:sz w:val="16"/>
+                <w:szCs w:val="16"/>
+              </w:rPr>
+              <w:t xml:space="preserve">🔍 Problem Identifier (/5) </w:t>
             </w:r>
             <w:r>
               <w:rPr>
@@ -7697,18 +7679,18 @@
                 <w:sz w:val="16"/>
                 <w:szCs w:val="16"/>
               </w:rPr>
-              <w:t xml:space="preserve">name a fitting Cisco solution and show that you understand the concern.  </w:t>
-            </w:r>
-            <w:r>
-              <w:rPr>
-                <w:rFonts w:ascii="Calibri" w:cs="Calibri" w:eastAsia="Calibri" w:hAnsi="Calibri"/>
-                <w:b/>
-                <w:bCs/>
-                <w:color w:val="0F5E96"/>
-                <w:sz w:val="16"/>
-                <w:szCs w:val="16"/>
-              </w:rPr>
-              <w:t xml:space="preserve">Better </w:t>
+              <w:t xml:space="preserve">identify the pain point and requirements.  </w:t>
+            </w:r>
+            <w:r>
+              <w:rPr>
+                <w:rFonts w:ascii="Calibri" w:cs="Calibri" w:eastAsia="Calibri" w:hAnsi="Calibri"/>
+                <w:b/>
+                <w:bCs/>
+                <w:color w:val="0B6670"/>
+                <w:sz w:val="16"/>
+                <w:szCs w:val="16"/>
+              </w:rPr>
+              <w:t xml:space="preserve">🏗️ Solution Designer (/10) </w:t>
             </w:r>
             <w:r>
               <w:rPr>
@@ -7717,7 +7699,7 @@
                 <w:sz w:val="16"/>
                 <w:szCs w:val="16"/>
               </w:rPr>
-              <w:t xml:space="preserve">explain how it addresses the concern.  </w:t>
+              <w:t xml:space="preserve">recommend the right Cisco solution, architecture and approach.  </w:t>
             </w:r>
             <w:r>
               <w:rPr>
@@ -7728,7 +7710,7 @@
                 <w:sz w:val="16"/>
                 <w:szCs w:val="16"/>
               </w:rPr>
-              <w:t xml:space="preserve">Best </w:t>
+              <w:t xml:space="preserve">🎯 Value Communicator (/10) </w:t>
             </w:r>
             <w:r>
               <w:rPr>
@@ -7737,7 +7719,7 @@
                 <w:sz w:val="16"/>
                 <w:szCs w:val="16"/>
               </w:rPr>
-              <w:t xml:space="preserve">tie it to Cedarline's constraints and the outcome, and to the wider HMF story.</w:t>
+              <w:t xml:space="preserve">explain how it works and the outcome it enables.</w:t>
             </w:r>
           </w:p>
         </w:tc>
@@ -7780,7 +7762,7 @@
           <w:sz w:val="15"/>
           <w:szCs w:val="15"/>
         </w:rPr>
-        <w:t xml:space="preserve">   Case Study 4 · Macro &amp; Micro Segmentation</w:t>
+        <w:t xml:space="preserve">   Case Study 4 · Macro &amp; Micro Segmentation · 25 points</w:t>
       </w:r>
     </w:p>
     <w:tbl>
@@ -8036,18 +8018,18 @@
                 <w:sz w:val="16"/>
                 <w:szCs w:val="16"/>
               </w:rPr>
-              <w:t xml:space="preserve">Aim high:  </w:t>
-            </w:r>
-            <w:r>
-              <w:rPr>
-                <w:rFonts w:ascii="Calibri" w:cs="Calibri" w:eastAsia="Calibri" w:hAnsi="Calibri"/>
-                <w:b/>
-                <w:bCs/>
-                <w:color w:val="237A51"/>
-                <w:sz w:val="16"/>
-                <w:szCs w:val="16"/>
-              </w:rPr>
-              <w:t xml:space="preserve">Good </w:t>
+              <w:t xml:space="preserve">Scored on three dimensions:  </w:t>
+            </w:r>
+            <w:r>
+              <w:rPr>
+                <w:rFonts w:ascii="Calibri" w:cs="Calibri" w:eastAsia="Calibri" w:hAnsi="Calibri"/>
+                <w:b/>
+                <w:bCs/>
+                <w:color w:val="4A3AA8"/>
+                <w:sz w:val="16"/>
+                <w:szCs w:val="16"/>
+              </w:rPr>
+              <w:t xml:space="preserve">🔍 Problem Identifier (/5) </w:t>
             </w:r>
             <w:r>
               <w:rPr>
@@ -8056,18 +8038,18 @@
                 <w:sz w:val="16"/>
                 <w:szCs w:val="16"/>
               </w:rPr>
-              <w:t xml:space="preserve">name a fitting Cisco solution and show that you understand the concern.  </w:t>
-            </w:r>
-            <w:r>
-              <w:rPr>
-                <w:rFonts w:ascii="Calibri" w:cs="Calibri" w:eastAsia="Calibri" w:hAnsi="Calibri"/>
-                <w:b/>
-                <w:bCs/>
-                <w:color w:val="0F5E96"/>
-                <w:sz w:val="16"/>
-                <w:szCs w:val="16"/>
-              </w:rPr>
-              <w:t xml:space="preserve">Better </w:t>
+              <w:t xml:space="preserve">identify the pain point and requirements.  </w:t>
+            </w:r>
+            <w:r>
+              <w:rPr>
+                <w:rFonts w:ascii="Calibri" w:cs="Calibri" w:eastAsia="Calibri" w:hAnsi="Calibri"/>
+                <w:b/>
+                <w:bCs/>
+                <w:color w:val="0B6670"/>
+                <w:sz w:val="16"/>
+                <w:szCs w:val="16"/>
+              </w:rPr>
+              <w:t xml:space="preserve">🏗️ Solution Designer (/10) </w:t>
             </w:r>
             <w:r>
               <w:rPr>
@@ -8076,7 +8058,7 @@
                 <w:sz w:val="16"/>
                 <w:szCs w:val="16"/>
               </w:rPr>
-              <w:t xml:space="preserve">explain how it addresses the concern.  </w:t>
+              <w:t xml:space="preserve">recommend the right Cisco solution, architecture and approach.  </w:t>
             </w:r>
             <w:r>
               <w:rPr>
@@ -8087,7 +8069,7 @@
                 <w:sz w:val="16"/>
                 <w:szCs w:val="16"/>
               </w:rPr>
-              <w:t xml:space="preserve">Best </w:t>
+              <w:t xml:space="preserve">🎯 Value Communicator (/10) </w:t>
             </w:r>
             <w:r>
               <w:rPr>
@@ -8096,7 +8078,7 @@
                 <w:sz w:val="16"/>
                 <w:szCs w:val="16"/>
               </w:rPr>
-              <w:t xml:space="preserve">tie it to Cedarline's constraints and the outcome, and to the wider HMF story.</w:t>
+              <w:t xml:space="preserve">explain how it works and the outcome it enables.</w:t>
             </w:r>
           </w:p>
         </w:tc>
@@ -8139,7 +8121,7 @@
           <w:sz w:val="15"/>
           <w:szCs w:val="15"/>
         </w:rPr>
-        <w:t xml:space="preserve">   Case Study 4 · Macro &amp; Micro Segmentation</w:t>
+        <w:t xml:space="preserve">   Case Study 4 · Macro &amp; Micro Segmentation · 25 points</w:t>
       </w:r>
     </w:p>
     <w:tbl>
@@ -8395,18 +8377,18 @@
                 <w:sz w:val="16"/>
                 <w:szCs w:val="16"/>
               </w:rPr>
-              <w:t xml:space="preserve">Aim high:  </w:t>
-            </w:r>
-            <w:r>
-              <w:rPr>
-                <w:rFonts w:ascii="Calibri" w:cs="Calibri" w:eastAsia="Calibri" w:hAnsi="Calibri"/>
-                <w:b/>
-                <w:bCs/>
-                <w:color w:val="237A51"/>
-                <w:sz w:val="16"/>
-                <w:szCs w:val="16"/>
-              </w:rPr>
-              <w:t xml:space="preserve">Good </w:t>
+              <w:t xml:space="preserve">Scored on three dimensions:  </w:t>
+            </w:r>
+            <w:r>
+              <w:rPr>
+                <w:rFonts w:ascii="Calibri" w:cs="Calibri" w:eastAsia="Calibri" w:hAnsi="Calibri"/>
+                <w:b/>
+                <w:bCs/>
+                <w:color w:val="4A3AA8"/>
+                <w:sz w:val="16"/>
+                <w:szCs w:val="16"/>
+              </w:rPr>
+              <w:t xml:space="preserve">🔍 Problem Identifier (/5) </w:t>
             </w:r>
             <w:r>
               <w:rPr>
@@ -8415,18 +8397,18 @@
                 <w:sz w:val="16"/>
                 <w:szCs w:val="16"/>
               </w:rPr>
-              <w:t xml:space="preserve">name a fitting Cisco solution and show that you understand the concern.  </w:t>
-            </w:r>
-            <w:r>
-              <w:rPr>
-                <w:rFonts w:ascii="Calibri" w:cs="Calibri" w:eastAsia="Calibri" w:hAnsi="Calibri"/>
-                <w:b/>
-                <w:bCs/>
-                <w:color w:val="0F5E96"/>
-                <w:sz w:val="16"/>
-                <w:szCs w:val="16"/>
-              </w:rPr>
-              <w:t xml:space="preserve">Better </w:t>
+              <w:t xml:space="preserve">identify the pain point and requirements.  </w:t>
+            </w:r>
+            <w:r>
+              <w:rPr>
+                <w:rFonts w:ascii="Calibri" w:cs="Calibri" w:eastAsia="Calibri" w:hAnsi="Calibri"/>
+                <w:b/>
+                <w:bCs/>
+                <w:color w:val="0B6670"/>
+                <w:sz w:val="16"/>
+                <w:szCs w:val="16"/>
+              </w:rPr>
+              <w:t xml:space="preserve">🏗️ Solution Designer (/10) </w:t>
             </w:r>
             <w:r>
               <w:rPr>
@@ -8435,7 +8417,7 @@
                 <w:sz w:val="16"/>
                 <w:szCs w:val="16"/>
               </w:rPr>
-              <w:t xml:space="preserve">explain how it addresses the concern.  </w:t>
+              <w:t xml:space="preserve">recommend the right Cisco solution, architecture and approach.  </w:t>
             </w:r>
             <w:r>
               <w:rPr>
@@ -8446,7 +8428,7 @@
                 <w:sz w:val="16"/>
                 <w:szCs w:val="16"/>
               </w:rPr>
-              <w:t xml:space="preserve">Best </w:t>
+              <w:t xml:space="preserve">🎯 Value Communicator (/10) </w:t>
             </w:r>
             <w:r>
               <w:rPr>
@@ -8455,7 +8437,7 @@
                 <w:sz w:val="16"/>
                 <w:szCs w:val="16"/>
               </w:rPr>
-              <w:t xml:space="preserve">tie it to Cedarline's constraints and the outcome, and to the wider HMF story.</w:t>
+              <w:t xml:space="preserve">explain how it works and the outcome it enables.</w:t>
             </w:r>
           </w:p>
         </w:tc>

--- a/case-study-pack/docx/HMF-Team-Workbook.docx
+++ b/case-study-pack/docx/HMF-Team-Workbook.docx
@@ -161,7 +161,7 @@
                 <w:sz w:val="20"/>
                 <w:szCs w:val="20"/>
               </w:rPr>
-              <w:t xml:space="preserve">The customer.  </w:t>
+              <w:t xml:space="preserve">The scenario.  </w:t>
             </w:r>
             <w:r>
               <w:rPr>
@@ -223,7 +223,7 @@
           <w:sz w:val="21"/>
           <w:szCs w:val="21"/>
         </w:rPr>
-        <w:t xml:space="preserve">Members </w:t>
+        <w:t xml:space="preserve">Members (up to 8) </w:t>
       </w:r>
       <w:r>
         <w:rPr>
@@ -337,7 +337,7 @@
               <w:bottom w:val="none" w:color="FFFFFF" w:sz="0"/>
               <w:right w:val="none" w:color="FFFFFF" w:sz="0"/>
             </w:tcBorders>
-            <w:shd w:fill="00BCEB" w:color="auto" w:val="clear"/>
+            <w:shd w:fill="0D274D" w:color="auto" w:val="clear"/>
             <w:tcMar>
               <w:top w:type="dxa" w:w="70"/>
               <w:left w:type="dxa" w:w="150"/>
@@ -356,7 +356,7 @@
                 <w:rFonts w:ascii="Calibri" w:cs="Calibri" w:eastAsia="Calibri" w:hAnsi="Calibri"/>
                 <w:b/>
                 <w:bCs/>
-                <w:color w:val="04283A"/>
+                <w:color w:val="FFFFFF"/>
                 <w:sz w:val="19"/>
                 <w:szCs w:val="19"/>
               </w:rPr>
@@ -407,7 +407,7 @@
               <w:bottom w:val="none" w:color="FFFFFF" w:sz="0"/>
               <w:right w:val="none" w:color="FFFFFF" w:sz="0"/>
             </w:tcBorders>
-            <w:shd w:fill="00BCEB" w:color="auto" w:val="clear"/>
+            <w:shd w:fill="0D274D" w:color="auto" w:val="clear"/>
             <w:tcMar>
               <w:top w:type="dxa" w:w="70"/>
               <w:left w:type="dxa" w:w="150"/>
@@ -426,7 +426,7 @@
                 <w:rFonts w:ascii="Calibri" w:cs="Calibri" w:eastAsia="Calibri" w:hAnsi="Calibri"/>
                 <w:b/>
                 <w:bCs/>
-                <w:color w:val="04283A"/>
+                <w:color w:val="FFFFFF"/>
                 <w:sz w:val="19"/>
                 <w:szCs w:val="19"/>
               </w:rPr>
@@ -477,7 +477,7 @@
               <w:bottom w:val="none" w:color="FFFFFF" w:sz="0"/>
               <w:right w:val="none" w:color="FFFFFF" w:sz="0"/>
             </w:tcBorders>
-            <w:shd w:fill="00BCEB" w:color="auto" w:val="clear"/>
+            <w:shd w:fill="0D274D" w:color="auto" w:val="clear"/>
             <w:tcMar>
               <w:top w:type="dxa" w:w="70"/>
               <w:left w:type="dxa" w:w="150"/>
@@ -496,7 +496,7 @@
                 <w:rFonts w:ascii="Calibri" w:cs="Calibri" w:eastAsia="Calibri" w:hAnsi="Calibri"/>
                 <w:b/>
                 <w:bCs/>
-                <w:color w:val="04283A"/>
+                <w:color w:val="FFFFFF"/>
                 <w:sz w:val="19"/>
                 <w:szCs w:val="19"/>
               </w:rPr>
@@ -547,7 +547,7 @@
               <w:bottom w:val="none" w:color="FFFFFF" w:sz="0"/>
               <w:right w:val="none" w:color="FFFFFF" w:sz="0"/>
             </w:tcBorders>
-            <w:shd w:fill="00BCEB" w:color="auto" w:val="clear"/>
+            <w:shd w:fill="0D274D" w:color="auto" w:val="clear"/>
             <w:tcMar>
               <w:top w:type="dxa" w:w="70"/>
               <w:left w:type="dxa" w:w="150"/>
@@ -566,7 +566,7 @@
                 <w:rFonts w:ascii="Calibri" w:cs="Calibri" w:eastAsia="Calibri" w:hAnsi="Calibri"/>
                 <w:b/>
                 <w:bCs/>
-                <w:color w:val="04283A"/>
+                <w:color w:val="FFFFFF"/>
                 <w:sz w:val="19"/>
                 <w:szCs w:val="19"/>
               </w:rPr>
@@ -621,7 +621,7 @@
           <w:sz w:val="30"/>
           <w:szCs w:val="30"/>
         </w:rPr>
-        <w:t xml:space="preserve">How your answers are scored</w:t>
+        <w:t xml:space="preserve">How your answers are assessed</w:t>
       </w:r>
     </w:p>
     <w:p>
@@ -635,27 +635,7 @@
           <w:sz w:val="21"/>
           <w:szCs w:val="21"/>
         </w:rPr>
-        <w:t xml:space="preserve">Every pain point is worth </w:t>
-      </w:r>
-      <w:r>
-        <w:rPr>
-          <w:rFonts w:ascii="Calibri" w:cs="Calibri" w:eastAsia="Calibri" w:hAnsi="Calibri"/>
-          <w:b/>
-          <w:bCs/>
-          <w:color w:val="0D274D"/>
-          <w:sz w:val="21"/>
-          <w:szCs w:val="21"/>
-        </w:rPr>
-        <w:t xml:space="preserve">25 points</w:t>
-      </w:r>
-      <w:r>
-        <w:rPr>
-          <w:rFonts w:ascii="Calibri" w:cs="Calibri" w:eastAsia="Calibri" w:hAnsi="Calibri"/>
-          <w:color w:val="3A4C63"/>
-          <w:sz w:val="21"/>
-          <w:szCs w:val="21"/>
-        </w:rPr>
-        <w:t xml:space="preserve">, scored on three dimensions. Four pain points make 100 per case study, and four case studies make 400 in total. Strong answers earn on all three.</w:t>
+        <w:t xml:space="preserve">Each case study is scored across its four pain points, giving a case study score and an overall score for the clinic. Alongside the score, your answers are assessed on three dimensions.</w:t>
       </w:r>
     </w:p>
     <w:tbl>
@@ -680,7 +660,7 @@
           <w:tcPr>
             <w:tcW w:type="dxa" w:w="3120"/>
             <w:tcBorders>
-              <w:top w:val="single" w:color="5B4BC4" w:sz="40"/>
+              <w:top w:val="single" w:color="5B4BC4" w:sz="34"/>
               <w:left w:val="single" w:color="C4D2E2" w:sz="6"/>
               <w:bottom w:val="single" w:color="C4D2E2" w:sz="6"/>
               <w:right w:val="single" w:color="C4D2E2" w:sz="6"/>
@@ -706,18 +686,7 @@
                 <w:sz w:val="21"/>
                 <w:szCs w:val="21"/>
               </w:rPr>
-              <w:t xml:space="preserve">🔍 Problem Identifier</w:t>
-            </w:r>
-            <w:r>
-              <w:rPr>
-                <w:rFonts w:ascii="Calibri" w:cs="Calibri" w:eastAsia="Calibri" w:hAnsi="Calibri"/>
-                <w:b/>
-                <w:bCs/>
-                <w:color w:val="7E8CA1"/>
-                <w:sz w:val="16"/>
-                <w:szCs w:val="16"/>
-              </w:rPr>
-              <w:t xml:space="preserve">   / 5</w:t>
+              <w:t xml:space="preserve">Problem Identifier</w:t>
             </w:r>
           </w:p>
           <w:p>
@@ -739,7 +708,7 @@
           <w:tcPr>
             <w:tcW w:type="dxa" w:w="3120"/>
             <w:tcBorders>
-              <w:top w:val="single" w:color="0E7C86" w:sz="40"/>
+              <w:top w:val="single" w:color="0E7C86" w:sz="34"/>
               <w:left w:val="single" w:color="C4D2E2" w:sz="6"/>
               <w:bottom w:val="single" w:color="C4D2E2" w:sz="6"/>
               <w:right w:val="single" w:color="C4D2E2" w:sz="6"/>
@@ -765,18 +734,7 @@
                 <w:sz w:val="21"/>
                 <w:szCs w:val="21"/>
               </w:rPr>
-              <w:t xml:space="preserve">🏗️ Solution Designer</w:t>
-            </w:r>
-            <w:r>
-              <w:rPr>
-                <w:rFonts w:ascii="Calibri" w:cs="Calibri" w:eastAsia="Calibri" w:hAnsi="Calibri"/>
-                <w:b/>
-                <w:bCs/>
-                <w:color w:val="7E8CA1"/>
-                <w:sz w:val="16"/>
-                <w:szCs w:val="16"/>
-              </w:rPr>
-              <w:t xml:space="preserve">   / 10</w:t>
+              <w:t xml:space="preserve">Solution Designer</w:t>
             </w:r>
           </w:p>
           <w:p>
@@ -798,7 +756,7 @@
           <w:tcPr>
             <w:tcW w:type="dxa" w:w="3120"/>
             <w:tcBorders>
-              <w:top w:val="single" w:color="B7791F" w:sz="40"/>
+              <w:top w:val="single" w:color="B7791F" w:sz="34"/>
               <w:left w:val="single" w:color="C4D2E2" w:sz="6"/>
               <w:bottom w:val="single" w:color="C4D2E2" w:sz="6"/>
               <w:right w:val="single" w:color="C4D2E2" w:sz="6"/>
@@ -824,18 +782,7 @@
                 <w:sz w:val="21"/>
                 <w:szCs w:val="21"/>
               </w:rPr>
-              <w:t xml:space="preserve">🎯 Value Communicator</w:t>
-            </w:r>
-            <w:r>
-              <w:rPr>
-                <w:rFonts w:ascii="Calibri" w:cs="Calibri" w:eastAsia="Calibri" w:hAnsi="Calibri"/>
-                <w:b/>
-                <w:bCs/>
-                <w:color w:val="7E8CA1"/>
-                <w:sz w:val="16"/>
-                <w:szCs w:val="16"/>
-              </w:rPr>
-              <w:t xml:space="preserve">   / 10</w:t>
+              <w:t xml:space="preserve">Value Communicator</w:t>
             </w:r>
           </w:p>
           <w:p>
@@ -925,7 +872,7 @@
                 <w:sz w:val="20"/>
                 <w:szCs w:val="20"/>
               </w:rPr>
-              <w:t xml:space="preserve">For every customer concern you will write a Product / platform and a Solution Engineer response that covers how it addresses the concern and the outcome it delivers. Name the fit, design the approach, and communicate the value.</w:t>
+              <w:t xml:space="preserve">For every customer concern you will write a Product / platform and a Solution Engineer response that covers how it addresses the concern and the outcome it delivers. Identify the problem, design the right solution, and communicate the value.</w:t>
             </w:r>
           </w:p>
         </w:tc>
@@ -1014,13 +961,13 @@
         </w:tblBorders>
       </w:tblPr>
       <w:tblGrid>
-        <w:gridCol w:w="3182"/>
-        <w:gridCol w:w="6178"/>
+        <w:gridCol w:w="2995"/>
+        <w:gridCol w:w="6365"/>
       </w:tblGrid>
       <w:tr>
         <w:tc>
           <w:tcPr>
-            <w:tcW w:type="dxa" w:w="3182"/>
+            <w:tcW w:type="dxa" w:w="2995"/>
             <w:tcBorders>
               <w:top w:val="none" w:color="FFFFFF" w:sz="0"/>
               <w:left w:val="none" w:color="FFFFFF" w:sz="0"/>
@@ -1053,7 +1000,7 @@
         </w:tc>
         <w:tc>
           <w:tcPr>
-            <w:tcW w:type="dxa" w:w="6178"/>
+            <w:tcW w:type="dxa" w:w="6365"/>
             <w:tcBorders>
               <w:top w:val="none" w:color="FFFFFF" w:sz="0"/>
               <w:left w:val="none" w:color="FFFFFF" w:sz="0"/>
@@ -1086,7 +1033,7 @@
       <w:tr>
         <w:tc>
           <w:tcPr>
-            <w:tcW w:type="dxa" w:w="3182"/>
+            <w:tcW w:type="dxa" w:w="2995"/>
             <w:tcBorders>
               <w:top w:val="single" w:color="E4EBF3" w:sz="4"/>
               <w:left w:val="none" w:color="FFFFFF" w:sz="0"/>
@@ -1119,7 +1066,7 @@
         </w:tc>
         <w:tc>
           <w:tcPr>
-            <w:tcW w:type="dxa" w:w="6178"/>
+            <w:tcW w:type="dxa" w:w="6365"/>
             <w:tcBorders>
               <w:top w:val="single" w:color="E4EBF3" w:sz="4"/>
               <w:left w:val="none" w:color="FFFFFF" w:sz="0"/>
@@ -1152,7 +1099,7 @@
       <w:tr>
         <w:tc>
           <w:tcPr>
-            <w:tcW w:type="dxa" w:w="3182"/>
+            <w:tcW w:type="dxa" w:w="2995"/>
             <w:tcBorders>
               <w:top w:val="single" w:color="E4EBF3" w:sz="4"/>
               <w:left w:val="none" w:color="FFFFFF" w:sz="0"/>
@@ -1185,7 +1132,7 @@
         </w:tc>
         <w:tc>
           <w:tcPr>
-            <w:tcW w:type="dxa" w:w="6178"/>
+            <w:tcW w:type="dxa" w:w="6365"/>
             <w:tcBorders>
               <w:top w:val="single" w:color="E4EBF3" w:sz="4"/>
               <w:left w:val="none" w:color="FFFFFF" w:sz="0"/>
@@ -1218,7 +1165,7 @@
       <w:tr>
         <w:tc>
           <w:tcPr>
-            <w:tcW w:type="dxa" w:w="3182"/>
+            <w:tcW w:type="dxa" w:w="2995"/>
             <w:tcBorders>
               <w:top w:val="single" w:color="E4EBF3" w:sz="4"/>
               <w:left w:val="none" w:color="FFFFFF" w:sz="0"/>
@@ -1251,7 +1198,7 @@
         </w:tc>
         <w:tc>
           <w:tcPr>
-            <w:tcW w:type="dxa" w:w="6178"/>
+            <w:tcW w:type="dxa" w:w="6365"/>
             <w:tcBorders>
               <w:top w:val="single" w:color="E4EBF3" w:sz="4"/>
               <w:left w:val="none" w:color="FFFFFF" w:sz="0"/>
@@ -1284,7 +1231,7 @@
       <w:tr>
         <w:tc>
           <w:tcPr>
-            <w:tcW w:type="dxa" w:w="3182"/>
+            <w:tcW w:type="dxa" w:w="2995"/>
             <w:tcBorders>
               <w:top w:val="single" w:color="E4EBF3" w:sz="4"/>
               <w:left w:val="none" w:color="FFFFFF" w:sz="0"/>
@@ -1317,7 +1264,7 @@
         </w:tc>
         <w:tc>
           <w:tcPr>
-            <w:tcW w:type="dxa" w:w="6178"/>
+            <w:tcW w:type="dxa" w:w="6365"/>
             <w:tcBorders>
               <w:top w:val="single" w:color="E4EBF3" w:sz="4"/>
               <w:left w:val="none" w:color="FFFFFF" w:sz="0"/>
@@ -1350,7 +1297,7 @@
       <w:tr>
         <w:tc>
           <w:tcPr>
-            <w:tcW w:type="dxa" w:w="3182"/>
+            <w:tcW w:type="dxa" w:w="2995"/>
             <w:tcBorders>
               <w:top w:val="single" w:color="E4EBF3" w:sz="4"/>
               <w:left w:val="none" w:color="FFFFFF" w:sz="0"/>
@@ -1383,7 +1330,7 @@
         </w:tc>
         <w:tc>
           <w:tcPr>
-            <w:tcW w:type="dxa" w:w="6178"/>
+            <w:tcW w:type="dxa" w:w="6365"/>
             <w:tcBorders>
               <w:top w:val="single" w:color="E4EBF3" w:sz="4"/>
               <w:left w:val="none" w:color="FFFFFF" w:sz="0"/>
@@ -1416,7 +1363,7 @@
       <w:tr>
         <w:tc>
           <w:tcPr>
-            <w:tcW w:type="dxa" w:w="3182"/>
+            <w:tcW w:type="dxa" w:w="2995"/>
             <w:tcBorders>
               <w:top w:val="single" w:color="E4EBF3" w:sz="4"/>
               <w:left w:val="none" w:color="FFFFFF" w:sz="0"/>
@@ -1449,7 +1396,7 @@
         </w:tc>
         <w:tc>
           <w:tcPr>
-            <w:tcW w:type="dxa" w:w="6178"/>
+            <w:tcW w:type="dxa" w:w="6365"/>
             <w:tcBorders>
               <w:top w:val="single" w:color="E4EBF3" w:sz="4"/>
               <w:left w:val="none" w:color="FFFFFF" w:sz="0"/>
@@ -1482,7 +1429,7 @@
       <w:tr>
         <w:tc>
           <w:tcPr>
-            <w:tcW w:type="dxa" w:w="3182"/>
+            <w:tcW w:type="dxa" w:w="2995"/>
             <w:tcBorders>
               <w:top w:val="single" w:color="E4EBF3" w:sz="4"/>
               <w:left w:val="none" w:color="FFFFFF" w:sz="0"/>
@@ -1515,7 +1462,7 @@
         </w:tc>
         <w:tc>
           <w:tcPr>
-            <w:tcW w:type="dxa" w:w="6178"/>
+            <w:tcW w:type="dxa" w:w="6365"/>
             <w:tcBorders>
               <w:top w:val="single" w:color="E4EBF3" w:sz="4"/>
               <w:left w:val="none" w:color="FFFFFF" w:sz="0"/>
@@ -1589,13 +1536,13 @@
         </w:tblBorders>
       </w:tblPr>
       <w:tblGrid>
-        <w:gridCol w:w="3182"/>
-        <w:gridCol w:w="6178"/>
+        <w:gridCol w:w="2995"/>
+        <w:gridCol w:w="6365"/>
       </w:tblGrid>
       <w:tr>
         <w:tc>
           <w:tcPr>
-            <w:tcW w:type="dxa" w:w="3182"/>
+            <w:tcW w:type="dxa" w:w="2995"/>
             <w:tcBorders>
               <w:top w:val="none" w:color="FFFFFF" w:sz="0"/>
               <w:left w:val="none" w:color="FFFFFF" w:sz="0"/>
@@ -1628,7 +1575,7 @@
         </w:tc>
         <w:tc>
           <w:tcPr>
-            <w:tcW w:type="dxa" w:w="6178"/>
+            <w:tcW w:type="dxa" w:w="6365"/>
             <w:tcBorders>
               <w:top w:val="none" w:color="FFFFFF" w:sz="0"/>
               <w:left w:val="none" w:color="FFFFFF" w:sz="0"/>
@@ -1661,7 +1608,7 @@
       <w:tr>
         <w:tc>
           <w:tcPr>
-            <w:tcW w:type="dxa" w:w="3182"/>
+            <w:tcW w:type="dxa" w:w="2995"/>
             <w:tcBorders>
               <w:top w:val="single" w:color="E4EBF3" w:sz="4"/>
               <w:left w:val="none" w:color="FFFFFF" w:sz="0"/>
@@ -1694,7 +1641,7 @@
         </w:tc>
         <w:tc>
           <w:tcPr>
-            <w:tcW w:type="dxa" w:w="6178"/>
+            <w:tcW w:type="dxa" w:w="6365"/>
             <w:tcBorders>
               <w:top w:val="single" w:color="E4EBF3" w:sz="4"/>
               <w:left w:val="none" w:color="FFFFFF" w:sz="0"/>
@@ -1727,7 +1674,7 @@
       <w:tr>
         <w:tc>
           <w:tcPr>
-            <w:tcW w:type="dxa" w:w="3182"/>
+            <w:tcW w:type="dxa" w:w="2995"/>
             <w:tcBorders>
               <w:top w:val="single" w:color="E4EBF3" w:sz="4"/>
               <w:left w:val="none" w:color="FFFFFF" w:sz="0"/>
@@ -1760,7 +1707,7 @@
         </w:tc>
         <w:tc>
           <w:tcPr>
-            <w:tcW w:type="dxa" w:w="6178"/>
+            <w:tcW w:type="dxa" w:w="6365"/>
             <w:tcBorders>
               <w:top w:val="single" w:color="E4EBF3" w:sz="4"/>
               <w:left w:val="none" w:color="FFFFFF" w:sz="0"/>
@@ -1793,7 +1740,7 @@
       <w:tr>
         <w:tc>
           <w:tcPr>
-            <w:tcW w:type="dxa" w:w="3182"/>
+            <w:tcW w:type="dxa" w:w="2995"/>
             <w:tcBorders>
               <w:top w:val="single" w:color="E4EBF3" w:sz="4"/>
               <w:left w:val="none" w:color="FFFFFF" w:sz="0"/>
@@ -1826,7 +1773,7 @@
         </w:tc>
         <w:tc>
           <w:tcPr>
-            <w:tcW w:type="dxa" w:w="6178"/>
+            <w:tcW w:type="dxa" w:w="6365"/>
             <w:tcBorders>
               <w:top w:val="single" w:color="E4EBF3" w:sz="4"/>
               <w:left w:val="none" w:color="FFFFFF" w:sz="0"/>
@@ -1859,7 +1806,7 @@
       <w:tr>
         <w:tc>
           <w:tcPr>
-            <w:tcW w:type="dxa" w:w="3182"/>
+            <w:tcW w:type="dxa" w:w="2995"/>
             <w:tcBorders>
               <w:top w:val="single" w:color="E4EBF3" w:sz="4"/>
               <w:left w:val="none" w:color="FFFFFF" w:sz="0"/>
@@ -1892,7 +1839,7 @@
         </w:tc>
         <w:tc>
           <w:tcPr>
-            <w:tcW w:type="dxa" w:w="6178"/>
+            <w:tcW w:type="dxa" w:w="6365"/>
             <w:tcBorders>
               <w:top w:val="single" w:color="E4EBF3" w:sz="4"/>
               <w:left w:val="none" w:color="FFFFFF" w:sz="0"/>
@@ -1925,7 +1872,7 @@
       <w:tr>
         <w:tc>
           <w:tcPr>
-            <w:tcW w:type="dxa" w:w="3182"/>
+            <w:tcW w:type="dxa" w:w="2995"/>
             <w:tcBorders>
               <w:top w:val="single" w:color="E4EBF3" w:sz="4"/>
               <w:left w:val="none" w:color="FFFFFF" w:sz="0"/>
@@ -1958,7 +1905,7 @@
         </w:tc>
         <w:tc>
           <w:tcPr>
-            <w:tcW w:type="dxa" w:w="6178"/>
+            <w:tcW w:type="dxa" w:w="6365"/>
             <w:tcBorders>
               <w:top w:val="single" w:color="E4EBF3" w:sz="4"/>
               <w:left w:val="none" w:color="FFFFFF" w:sz="0"/>
@@ -1991,7 +1938,7 @@
       <w:tr>
         <w:tc>
           <w:tcPr>
-            <w:tcW w:type="dxa" w:w="3182"/>
+            <w:tcW w:type="dxa" w:w="2995"/>
             <w:tcBorders>
               <w:top w:val="single" w:color="E4EBF3" w:sz="4"/>
               <w:left w:val="none" w:color="FFFFFF" w:sz="0"/>
@@ -2024,7 +1971,7 @@
         </w:tc>
         <w:tc>
           <w:tcPr>
-            <w:tcW w:type="dxa" w:w="6178"/>
+            <w:tcW w:type="dxa" w:w="6365"/>
             <w:tcBorders>
               <w:top w:val="single" w:color="E4EBF3" w:sz="4"/>
               <w:left w:val="none" w:color="FFFFFF" w:sz="0"/>
@@ -2057,7 +2004,7 @@
       <w:tr>
         <w:tc>
           <w:tcPr>
-            <w:tcW w:type="dxa" w:w="3182"/>
+            <w:tcW w:type="dxa" w:w="2995"/>
             <w:tcBorders>
               <w:top w:val="single" w:color="E4EBF3" w:sz="4"/>
               <w:left w:val="none" w:color="FFFFFF" w:sz="0"/>
@@ -2090,7 +2037,7 @@
         </w:tc>
         <w:tc>
           <w:tcPr>
-            <w:tcW w:type="dxa" w:w="6178"/>
+            <w:tcW w:type="dxa" w:w="6365"/>
             <w:tcBorders>
               <w:top w:val="single" w:color="E4EBF3" w:sz="4"/>
               <w:left w:val="none" w:color="FFFFFF" w:sz="0"/>
@@ -2123,7 +2070,7 @@
       <w:tr>
         <w:tc>
           <w:tcPr>
-            <w:tcW w:type="dxa" w:w="3182"/>
+            <w:tcW w:type="dxa" w:w="2995"/>
             <w:tcBorders>
               <w:top w:val="single" w:color="E4EBF3" w:sz="4"/>
               <w:left w:val="none" w:color="FFFFFF" w:sz="0"/>
@@ -2156,7 +2103,7 @@
         </w:tc>
         <w:tc>
           <w:tcPr>
-            <w:tcW w:type="dxa" w:w="6178"/>
+            <w:tcW w:type="dxa" w:w="6365"/>
             <w:tcBorders>
               <w:top w:val="single" w:color="E4EBF3" w:sz="4"/>
               <w:left w:val="none" w:color="FFFFFF" w:sz="0"/>
@@ -2189,7 +2136,7 @@
       <w:tr>
         <w:tc>
           <w:tcPr>
-            <w:tcW w:type="dxa" w:w="3182"/>
+            <w:tcW w:type="dxa" w:w="2995"/>
             <w:tcBorders>
               <w:top w:val="single" w:color="E4EBF3" w:sz="4"/>
               <w:left w:val="none" w:color="FFFFFF" w:sz="0"/>
@@ -2222,7 +2169,7 @@
         </w:tc>
         <w:tc>
           <w:tcPr>
-            <w:tcW w:type="dxa" w:w="6178"/>
+            <w:tcW w:type="dxa" w:w="6365"/>
             <w:tcBorders>
               <w:top w:val="single" w:color="E4EBF3" w:sz="4"/>
               <w:left w:val="none" w:color="FFFFFF" w:sz="0"/>
@@ -2259,37 +2206,107 @@
         <w:spacing w:after="0" w:before="0" w:line="276"/>
       </w:pPr>
     </w:p>
-    <w:p>
-      <w:pPr>
-        <w:spacing w:after="40" w:before="0" w:line="276"/>
-      </w:pPr>
-      <w:r>
-        <w:rPr>
-          <w:rFonts w:ascii="Calibri" w:cs="Calibri" w:eastAsia="Calibri" w:hAnsi="Calibri"/>
-          <w:b/>
-          <w:bCs/>
-          <w:caps/>
-          <w:color w:val="036C8F"/>
-          <w:sz w:val="16"/>
-          <w:szCs w:val="16"/>
-        </w:rPr>
-        <w:t xml:space="preserve">Case Study 1</w:t>
-      </w:r>
-    </w:p>
-    <w:p>
-      <w:pPr>
-        <w:spacing w:after="60" w:before="0" w:line="276"/>
-      </w:pPr>
-      <w:r>
-        <w:rPr>
-          <w:rFonts w:ascii="Calibri" w:cs="Calibri" w:eastAsia="Calibri" w:hAnsi="Calibri"/>
-          <w:b/>
-          <w:bCs/>
-          <w:color w:val="0D274D"/>
-          <w:sz w:val="42"/>
-          <w:szCs w:val="42"/>
-        </w:rPr>
-        <w:t xml:space="preserve">AI Security</w:t>
+    <w:tbl>
+      <w:tblPr>
+        <w:tblW w:type="dxa" w:w="9360"/>
+        <w:tblBorders>
+          <w:top w:val="none" w:color="FFFFFF" w:sz="0"/>
+          <w:left w:val="none" w:color="FFFFFF" w:sz="0"/>
+          <w:bottom w:val="none" w:color="FFFFFF" w:sz="0"/>
+          <w:right w:val="none" w:color="FFFFFF" w:sz="0"/>
+          <w:insideH w:val="none" w:color="FFFFFF" w:sz="0"/>
+          <w:insideV w:val="none" w:color="FFFFFF" w:sz="0"/>
+        </w:tblBorders>
+      </w:tblPr>
+      <w:tblGrid>
+        <w:gridCol w:w="820"/>
+        <w:gridCol w:w="8540"/>
+      </w:tblGrid>
+      <w:tr>
+        <w:tc>
+          <w:tcPr>
+            <w:tcW w:type="dxa" w:w="820"/>
+            <w:tcBorders>
+              <w:top w:val="none" w:color="FFFFFF" w:sz="0"/>
+              <w:left w:val="none" w:color="FFFFFF" w:sz="0"/>
+              <w:bottom w:val="none" w:color="FFFFFF" w:sz="0"/>
+              <w:right w:val="none" w:color="FFFFFF" w:sz="0"/>
+            </w:tcBorders>
+            <w:shd w:fill="0D274D" w:color="auto" w:val="clear"/>
+            <w:tcMar>
+              <w:top w:type="dxa" w:w="80"/>
+              <w:left w:type="dxa" w:w="0"/>
+              <w:bottom w:type="dxa" w:w="80"/>
+              <w:right w:type="dxa" w:w="0"/>
+            </w:tcMar>
+            <w:vAlign w:val="center"/>
+          </w:tcPr>
+          <w:p>
+            <w:pPr>
+              <w:spacing w:after="0" w:before="0" w:line="276"/>
+              <w:jc w:val="center"/>
+            </w:pPr>
+            <w:r>
+              <w:rPr>
+                <w:rFonts w:ascii="Calibri" w:cs="Calibri" w:eastAsia="Calibri" w:hAnsi="Calibri"/>
+                <w:b/>
+                <w:bCs/>
+                <w:color w:val="FFFFFF"/>
+                <w:sz w:val="32"/>
+                <w:szCs w:val="32"/>
+              </w:rPr>
+              <w:t xml:space="preserve">1</w:t>
+            </w:r>
+          </w:p>
+        </w:tc>
+        <w:tc>
+          <w:tcPr>
+            <w:tcW w:type="dxa" w:w="8540"/>
+            <w:tcBorders>
+              <w:top w:val="none" w:color="FFFFFF" w:sz="0"/>
+              <w:left w:val="none" w:color="FFFFFF" w:sz="0"/>
+              <w:bottom w:val="none" w:color="FFFFFF" w:sz="0"/>
+              <w:right w:val="none" w:color="FFFFFF" w:sz="0"/>
+            </w:tcBorders>
+            <w:tcMar>
+              <w:top w:type="dxa" w:w="80"/>
+              <w:left w:type="dxa" w:w="200"/>
+              <w:bottom w:type="dxa" w:w="80"/>
+              <w:right w:type="dxa" w:w="0"/>
+            </w:tcMar>
+            <w:vAlign w:val="center"/>
+          </w:tcPr>
+          <w:p>
+            <w:pPr>
+              <w:spacing w:after="0" w:before="0" w:line="276"/>
+            </w:pPr>
+            <w:r>
+              <w:rPr>
+                <w:rFonts w:ascii="Calibri" w:cs="Calibri" w:eastAsia="Calibri" w:hAnsi="Calibri"/>
+                <w:b/>
+                <w:bCs/>
+                <w:color w:val="0D274D"/>
+                <w:sz w:val="36"/>
+                <w:szCs w:val="36"/>
+              </w:rPr>
+              <w:t xml:space="preserve">Case Study 1</w:t>
+            </w:r>
+          </w:p>
+        </w:tc>
+      </w:tr>
+    </w:tbl>
+    <w:p>
+      <w:pPr>
+        <w:spacing w:after="60"/>
+      </w:pPr>
+      <w:r>
+        <w:rPr>
+          <w:rFonts w:ascii="Calibri" w:cs="Calibri" w:eastAsia="Calibri" w:hAnsi="Calibri"/>
+          <w:color w:val="14263A"/>
+          <w:sz w:val="2"/>
+          <w:szCs w:val="2"/>
+        </w:rPr>
+        <w:t xml:space="preserve"/>
       </w:r>
     </w:p>
     <w:tbl>
@@ -2380,7 +2397,7 @@
           <w:color w:val="FFFFFF"/>
           <w:sz w:val="15"/>
           <w:szCs w:val="15"/>
-          <w:shd w:fill="00BCEB" w:color="auto" w:val="clear"/>
+          <w:shd w:fill="0D274D" w:color="auto" w:val="clear"/>
         </w:rPr>
         <w:t xml:space="preserve">PAIN POINT 1</w:t>
       </w:r>
@@ -2391,7 +2408,7 @@
           <w:sz w:val="15"/>
           <w:szCs w:val="15"/>
         </w:rPr>
-        <w:t xml:space="preserve">   Case Study 1 · AI Security · 25 points</w:t>
+        <w:t xml:space="preserve">   Case Study 1</w:t>
       </w:r>
     </w:p>
     <w:tbl>
@@ -2620,10 +2637,10 @@
           <w:tcPr>
             <w:tcW w:type="dxa" w:w="9360"/>
             <w:tcBorders>
-              <w:top w:val="single" w:color="D3DEEA" w:sz="6"/>
-              <w:left w:val="single" w:color="D3DEEA" w:sz="6"/>
-              <w:bottom w:val="single" w:color="D3DEEA" w:sz="6"/>
-              <w:right w:val="single" w:color="D3DEEA" w:sz="6"/>
+              <w:top w:val="single" w:color="E1E8F1" w:sz="6"/>
+              <w:left w:val="single" w:color="E1E8F1" w:sz="6"/>
+              <w:bottom w:val="single" w:color="E1E8F1" w:sz="6"/>
+              <w:right w:val="single" w:color="E1E8F1" w:sz="6"/>
             </w:tcBorders>
             <w:shd w:fill="F7FAFC" w:color="auto" w:val="clear"/>
             <w:tcMar>
@@ -2647,7 +2664,7 @@
                 <w:sz w:val="16"/>
                 <w:szCs w:val="16"/>
               </w:rPr>
-              <w:t xml:space="preserve">Scored on three dimensions:  </w:t>
+              <w:t xml:space="preserve">Assessed on three dimensions. </w:t>
             </w:r>
             <w:r>
               <w:rPr>
@@ -2658,7 +2675,7 @@
                 <w:sz w:val="16"/>
                 <w:szCs w:val="16"/>
               </w:rPr>
-              <w:t xml:space="preserve">🔍 Problem Identifier (/5) </w:t>
+              <w:t xml:space="preserve">Problem Identifier</w:t>
             </w:r>
             <w:r>
               <w:rPr>
@@ -2667,7 +2684,7 @@
                 <w:sz w:val="16"/>
                 <w:szCs w:val="16"/>
               </w:rPr>
-              <w:t xml:space="preserve">identify the pain point and requirements.  </w:t>
+              <w:t xml:space="preserve">: identify the pain point and its requirements. </w:t>
             </w:r>
             <w:r>
               <w:rPr>
@@ -2678,7 +2695,7 @@
                 <w:sz w:val="16"/>
                 <w:szCs w:val="16"/>
               </w:rPr>
-              <w:t xml:space="preserve">🏗️ Solution Designer (/10) </w:t>
+              <w:t xml:space="preserve">Solution Designer</w:t>
             </w:r>
             <w:r>
               <w:rPr>
@@ -2687,7 +2704,7 @@
                 <w:sz w:val="16"/>
                 <w:szCs w:val="16"/>
               </w:rPr>
-              <w:t xml:space="preserve">recommend the right Cisco solution, architecture and approach.  </w:t>
+              <w:t xml:space="preserve">: recommend the right Cisco solution, architecture and approach. </w:t>
             </w:r>
             <w:r>
               <w:rPr>
@@ -2698,7 +2715,7 @@
                 <w:sz w:val="16"/>
                 <w:szCs w:val="16"/>
               </w:rPr>
-              <w:t xml:space="preserve">🎯 Value Communicator (/10) </w:t>
+              <w:t xml:space="preserve">Value Communicator</w:t>
             </w:r>
             <w:r>
               <w:rPr>
@@ -2707,7 +2724,7 @@
                 <w:sz w:val="16"/>
                 <w:szCs w:val="16"/>
               </w:rPr>
-              <w:t xml:space="preserve">explain how it works and the outcome it enables.</w:t>
+              <w:t xml:space="preserve">: explain how it works and the outcome it enables.</w:t>
             </w:r>
           </w:p>
         </w:tc>
@@ -2739,7 +2756,7 @@
           <w:color w:val="FFFFFF"/>
           <w:sz w:val="15"/>
           <w:szCs w:val="15"/>
-          <w:shd w:fill="00BCEB" w:color="auto" w:val="clear"/>
+          <w:shd w:fill="0D274D" w:color="auto" w:val="clear"/>
         </w:rPr>
         <w:t xml:space="preserve">PAIN POINT 2</w:t>
       </w:r>
@@ -2750,7 +2767,7 @@
           <w:sz w:val="15"/>
           <w:szCs w:val="15"/>
         </w:rPr>
-        <w:t xml:space="preserve">   Case Study 1 · AI Security · 25 points</w:t>
+        <w:t xml:space="preserve">   Case Study 1</w:t>
       </w:r>
     </w:p>
     <w:tbl>
@@ -2979,10 +2996,10 @@
           <w:tcPr>
             <w:tcW w:type="dxa" w:w="9360"/>
             <w:tcBorders>
-              <w:top w:val="single" w:color="D3DEEA" w:sz="6"/>
-              <w:left w:val="single" w:color="D3DEEA" w:sz="6"/>
-              <w:bottom w:val="single" w:color="D3DEEA" w:sz="6"/>
-              <w:right w:val="single" w:color="D3DEEA" w:sz="6"/>
+              <w:top w:val="single" w:color="E1E8F1" w:sz="6"/>
+              <w:left w:val="single" w:color="E1E8F1" w:sz="6"/>
+              <w:bottom w:val="single" w:color="E1E8F1" w:sz="6"/>
+              <w:right w:val="single" w:color="E1E8F1" w:sz="6"/>
             </w:tcBorders>
             <w:shd w:fill="F7FAFC" w:color="auto" w:val="clear"/>
             <w:tcMar>
@@ -3006,7 +3023,7 @@
                 <w:sz w:val="16"/>
                 <w:szCs w:val="16"/>
               </w:rPr>
-              <w:t xml:space="preserve">Scored on three dimensions:  </w:t>
+              <w:t xml:space="preserve">Assessed on three dimensions. </w:t>
             </w:r>
             <w:r>
               <w:rPr>
@@ -3017,7 +3034,7 @@
                 <w:sz w:val="16"/>
                 <w:szCs w:val="16"/>
               </w:rPr>
-              <w:t xml:space="preserve">🔍 Problem Identifier (/5) </w:t>
+              <w:t xml:space="preserve">Problem Identifier</w:t>
             </w:r>
             <w:r>
               <w:rPr>
@@ -3026,7 +3043,7 @@
                 <w:sz w:val="16"/>
                 <w:szCs w:val="16"/>
               </w:rPr>
-              <w:t xml:space="preserve">identify the pain point and requirements.  </w:t>
+              <w:t xml:space="preserve">: identify the pain point and its requirements. </w:t>
             </w:r>
             <w:r>
               <w:rPr>
@@ -3037,7 +3054,7 @@
                 <w:sz w:val="16"/>
                 <w:szCs w:val="16"/>
               </w:rPr>
-              <w:t xml:space="preserve">🏗️ Solution Designer (/10) </w:t>
+              <w:t xml:space="preserve">Solution Designer</w:t>
             </w:r>
             <w:r>
               <w:rPr>
@@ -3046,7 +3063,7 @@
                 <w:sz w:val="16"/>
                 <w:szCs w:val="16"/>
               </w:rPr>
-              <w:t xml:space="preserve">recommend the right Cisco solution, architecture and approach.  </w:t>
+              <w:t xml:space="preserve">: recommend the right Cisco solution, architecture and approach. </w:t>
             </w:r>
             <w:r>
               <w:rPr>
@@ -3057,7 +3074,7 @@
                 <w:sz w:val="16"/>
                 <w:szCs w:val="16"/>
               </w:rPr>
-              <w:t xml:space="preserve">🎯 Value Communicator (/10) </w:t>
+              <w:t xml:space="preserve">Value Communicator</w:t>
             </w:r>
             <w:r>
               <w:rPr>
@@ -3066,7 +3083,7 @@
                 <w:sz w:val="16"/>
                 <w:szCs w:val="16"/>
               </w:rPr>
-              <w:t xml:space="preserve">explain how it works and the outcome it enables.</w:t>
+              <w:t xml:space="preserve">: explain how it works and the outcome it enables.</w:t>
             </w:r>
           </w:p>
         </w:tc>
@@ -3098,7 +3115,7 @@
           <w:color w:val="FFFFFF"/>
           <w:sz w:val="15"/>
           <w:szCs w:val="15"/>
-          <w:shd w:fill="00BCEB" w:color="auto" w:val="clear"/>
+          <w:shd w:fill="0D274D" w:color="auto" w:val="clear"/>
         </w:rPr>
         <w:t xml:space="preserve">PAIN POINT 3</w:t>
       </w:r>
@@ -3109,7 +3126,7 @@
           <w:sz w:val="15"/>
           <w:szCs w:val="15"/>
         </w:rPr>
-        <w:t xml:space="preserve">   Case Study 1 · AI Security · 25 points</w:t>
+        <w:t xml:space="preserve">   Case Study 1</w:t>
       </w:r>
     </w:p>
     <w:tbl>
@@ -3338,10 +3355,10 @@
           <w:tcPr>
             <w:tcW w:type="dxa" w:w="9360"/>
             <w:tcBorders>
-              <w:top w:val="single" w:color="D3DEEA" w:sz="6"/>
-              <w:left w:val="single" w:color="D3DEEA" w:sz="6"/>
-              <w:bottom w:val="single" w:color="D3DEEA" w:sz="6"/>
-              <w:right w:val="single" w:color="D3DEEA" w:sz="6"/>
+              <w:top w:val="single" w:color="E1E8F1" w:sz="6"/>
+              <w:left w:val="single" w:color="E1E8F1" w:sz="6"/>
+              <w:bottom w:val="single" w:color="E1E8F1" w:sz="6"/>
+              <w:right w:val="single" w:color="E1E8F1" w:sz="6"/>
             </w:tcBorders>
             <w:shd w:fill="F7FAFC" w:color="auto" w:val="clear"/>
             <w:tcMar>
@@ -3365,7 +3382,7 @@
                 <w:sz w:val="16"/>
                 <w:szCs w:val="16"/>
               </w:rPr>
-              <w:t xml:space="preserve">Scored on three dimensions:  </w:t>
+              <w:t xml:space="preserve">Assessed on three dimensions. </w:t>
             </w:r>
             <w:r>
               <w:rPr>
@@ -3376,7 +3393,7 @@
                 <w:sz w:val="16"/>
                 <w:szCs w:val="16"/>
               </w:rPr>
-              <w:t xml:space="preserve">🔍 Problem Identifier (/5) </w:t>
+              <w:t xml:space="preserve">Problem Identifier</w:t>
             </w:r>
             <w:r>
               <w:rPr>
@@ -3385,7 +3402,7 @@
                 <w:sz w:val="16"/>
                 <w:szCs w:val="16"/>
               </w:rPr>
-              <w:t xml:space="preserve">identify the pain point and requirements.  </w:t>
+              <w:t xml:space="preserve">: identify the pain point and its requirements. </w:t>
             </w:r>
             <w:r>
               <w:rPr>
@@ -3396,7 +3413,7 @@
                 <w:sz w:val="16"/>
                 <w:szCs w:val="16"/>
               </w:rPr>
-              <w:t xml:space="preserve">🏗️ Solution Designer (/10) </w:t>
+              <w:t xml:space="preserve">Solution Designer</w:t>
             </w:r>
             <w:r>
               <w:rPr>
@@ -3405,7 +3422,7 @@
                 <w:sz w:val="16"/>
                 <w:szCs w:val="16"/>
               </w:rPr>
-              <w:t xml:space="preserve">recommend the right Cisco solution, architecture and approach.  </w:t>
+              <w:t xml:space="preserve">: recommend the right Cisco solution, architecture and approach. </w:t>
             </w:r>
             <w:r>
               <w:rPr>
@@ -3416,7 +3433,7 @@
                 <w:sz w:val="16"/>
                 <w:szCs w:val="16"/>
               </w:rPr>
-              <w:t xml:space="preserve">🎯 Value Communicator (/10) </w:t>
+              <w:t xml:space="preserve">Value Communicator</w:t>
             </w:r>
             <w:r>
               <w:rPr>
@@ -3425,7 +3442,7 @@
                 <w:sz w:val="16"/>
                 <w:szCs w:val="16"/>
               </w:rPr>
-              <w:t xml:space="preserve">explain how it works and the outcome it enables.</w:t>
+              <w:t xml:space="preserve">: explain how it works and the outcome it enables.</w:t>
             </w:r>
           </w:p>
         </w:tc>
@@ -3457,7 +3474,7 @@
           <w:color w:val="FFFFFF"/>
           <w:sz w:val="15"/>
           <w:szCs w:val="15"/>
-          <w:shd w:fill="00BCEB" w:color="auto" w:val="clear"/>
+          <w:shd w:fill="0D274D" w:color="auto" w:val="clear"/>
         </w:rPr>
         <w:t xml:space="preserve">PAIN POINT 4</w:t>
       </w:r>
@@ -3468,7 +3485,7 @@
           <w:sz w:val="15"/>
           <w:szCs w:val="15"/>
         </w:rPr>
-        <w:t xml:space="preserve">   Case Study 1 · AI Security · 25 points</w:t>
+        <w:t xml:space="preserve">   Case Study 1</w:t>
       </w:r>
     </w:p>
     <w:tbl>
@@ -3697,10 +3714,10 @@
           <w:tcPr>
             <w:tcW w:type="dxa" w:w="9360"/>
             <w:tcBorders>
-              <w:top w:val="single" w:color="D3DEEA" w:sz="6"/>
-              <w:left w:val="single" w:color="D3DEEA" w:sz="6"/>
-              <w:bottom w:val="single" w:color="D3DEEA" w:sz="6"/>
-              <w:right w:val="single" w:color="D3DEEA" w:sz="6"/>
+              <w:top w:val="single" w:color="E1E8F1" w:sz="6"/>
+              <w:left w:val="single" w:color="E1E8F1" w:sz="6"/>
+              <w:bottom w:val="single" w:color="E1E8F1" w:sz="6"/>
+              <w:right w:val="single" w:color="E1E8F1" w:sz="6"/>
             </w:tcBorders>
             <w:shd w:fill="F7FAFC" w:color="auto" w:val="clear"/>
             <w:tcMar>
@@ -3724,7 +3741,7 @@
                 <w:sz w:val="16"/>
                 <w:szCs w:val="16"/>
               </w:rPr>
-              <w:t xml:space="preserve">Scored on three dimensions:  </w:t>
+              <w:t xml:space="preserve">Assessed on three dimensions. </w:t>
             </w:r>
             <w:r>
               <w:rPr>
@@ -3735,7 +3752,7 @@
                 <w:sz w:val="16"/>
                 <w:szCs w:val="16"/>
               </w:rPr>
-              <w:t xml:space="preserve">🔍 Problem Identifier (/5) </w:t>
+              <w:t xml:space="preserve">Problem Identifier</w:t>
             </w:r>
             <w:r>
               <w:rPr>
@@ -3744,7 +3761,7 @@
                 <w:sz w:val="16"/>
                 <w:szCs w:val="16"/>
               </w:rPr>
-              <w:t xml:space="preserve">identify the pain point and requirements.  </w:t>
+              <w:t xml:space="preserve">: identify the pain point and its requirements. </w:t>
             </w:r>
             <w:r>
               <w:rPr>
@@ -3755,7 +3772,7 @@
                 <w:sz w:val="16"/>
                 <w:szCs w:val="16"/>
               </w:rPr>
-              <w:t xml:space="preserve">🏗️ Solution Designer (/10) </w:t>
+              <w:t xml:space="preserve">Solution Designer</w:t>
             </w:r>
             <w:r>
               <w:rPr>
@@ -3764,7 +3781,7 @@
                 <w:sz w:val="16"/>
                 <w:szCs w:val="16"/>
               </w:rPr>
-              <w:t xml:space="preserve">recommend the right Cisco solution, architecture and approach.  </w:t>
+              <w:t xml:space="preserve">: recommend the right Cisco solution, architecture and approach. </w:t>
             </w:r>
             <w:r>
               <w:rPr>
@@ -3775,7 +3792,7 @@
                 <w:sz w:val="16"/>
                 <w:szCs w:val="16"/>
               </w:rPr>
-              <w:t xml:space="preserve">🎯 Value Communicator (/10) </w:t>
+              <w:t xml:space="preserve">Value Communicator</w:t>
             </w:r>
             <w:r>
               <w:rPr>
@@ -3784,7 +3801,7 @@
                 <w:sz w:val="16"/>
                 <w:szCs w:val="16"/>
               </w:rPr>
-              <w:t xml:space="preserve">explain how it works and the outcome it enables.</w:t>
+              <w:t xml:space="preserve">: explain how it works and the outcome it enables.</w:t>
             </w:r>
           </w:p>
         </w:tc>
@@ -3810,37 +3827,107 @@
         <w:spacing w:after="0" w:before="0" w:line="276"/>
       </w:pPr>
     </w:p>
-    <w:p>
-      <w:pPr>
-        <w:spacing w:after="40" w:before="0" w:line="276"/>
-      </w:pPr>
-      <w:r>
-        <w:rPr>
-          <w:rFonts w:ascii="Calibri" w:cs="Calibri" w:eastAsia="Calibri" w:hAnsi="Calibri"/>
-          <w:b/>
-          <w:bCs/>
-          <w:caps/>
-          <w:color w:val="036C8F"/>
-          <w:sz w:val="16"/>
-          <w:szCs w:val="16"/>
-        </w:rPr>
-        <w:t xml:space="preserve">Case Study 2</w:t>
-      </w:r>
-    </w:p>
-    <w:p>
-      <w:pPr>
-        <w:spacing w:after="60" w:before="0" w:line="276"/>
-      </w:pPr>
-      <w:r>
-        <w:rPr>
-          <w:rFonts w:ascii="Calibri" w:cs="Calibri" w:eastAsia="Calibri" w:hAnsi="Calibri"/>
-          <w:b/>
-          <w:bCs/>
-          <w:color w:val="0D274D"/>
-          <w:sz w:val="42"/>
-          <w:szCs w:val="42"/>
-        </w:rPr>
-        <w:t xml:space="preserve">Cloud Edge</w:t>
+    <w:tbl>
+      <w:tblPr>
+        <w:tblW w:type="dxa" w:w="9360"/>
+        <w:tblBorders>
+          <w:top w:val="none" w:color="FFFFFF" w:sz="0"/>
+          <w:left w:val="none" w:color="FFFFFF" w:sz="0"/>
+          <w:bottom w:val="none" w:color="FFFFFF" w:sz="0"/>
+          <w:right w:val="none" w:color="FFFFFF" w:sz="0"/>
+          <w:insideH w:val="none" w:color="FFFFFF" w:sz="0"/>
+          <w:insideV w:val="none" w:color="FFFFFF" w:sz="0"/>
+        </w:tblBorders>
+      </w:tblPr>
+      <w:tblGrid>
+        <w:gridCol w:w="820"/>
+        <w:gridCol w:w="8540"/>
+      </w:tblGrid>
+      <w:tr>
+        <w:tc>
+          <w:tcPr>
+            <w:tcW w:type="dxa" w:w="820"/>
+            <w:tcBorders>
+              <w:top w:val="none" w:color="FFFFFF" w:sz="0"/>
+              <w:left w:val="none" w:color="FFFFFF" w:sz="0"/>
+              <w:bottom w:val="none" w:color="FFFFFF" w:sz="0"/>
+              <w:right w:val="none" w:color="FFFFFF" w:sz="0"/>
+            </w:tcBorders>
+            <w:shd w:fill="0D274D" w:color="auto" w:val="clear"/>
+            <w:tcMar>
+              <w:top w:type="dxa" w:w="80"/>
+              <w:left w:type="dxa" w:w="0"/>
+              <w:bottom w:type="dxa" w:w="80"/>
+              <w:right w:type="dxa" w:w="0"/>
+            </w:tcMar>
+            <w:vAlign w:val="center"/>
+          </w:tcPr>
+          <w:p>
+            <w:pPr>
+              <w:spacing w:after="0" w:before="0" w:line="276"/>
+              <w:jc w:val="center"/>
+            </w:pPr>
+            <w:r>
+              <w:rPr>
+                <w:rFonts w:ascii="Calibri" w:cs="Calibri" w:eastAsia="Calibri" w:hAnsi="Calibri"/>
+                <w:b/>
+                <w:bCs/>
+                <w:color w:val="FFFFFF"/>
+                <w:sz w:val="32"/>
+                <w:szCs w:val="32"/>
+              </w:rPr>
+              <w:t xml:space="preserve">2</w:t>
+            </w:r>
+          </w:p>
+        </w:tc>
+        <w:tc>
+          <w:tcPr>
+            <w:tcW w:type="dxa" w:w="8540"/>
+            <w:tcBorders>
+              <w:top w:val="none" w:color="FFFFFF" w:sz="0"/>
+              <w:left w:val="none" w:color="FFFFFF" w:sz="0"/>
+              <w:bottom w:val="none" w:color="FFFFFF" w:sz="0"/>
+              <w:right w:val="none" w:color="FFFFFF" w:sz="0"/>
+            </w:tcBorders>
+            <w:tcMar>
+              <w:top w:type="dxa" w:w="80"/>
+              <w:left w:type="dxa" w:w="200"/>
+              <w:bottom w:type="dxa" w:w="80"/>
+              <w:right w:type="dxa" w:w="0"/>
+            </w:tcMar>
+            <w:vAlign w:val="center"/>
+          </w:tcPr>
+          <w:p>
+            <w:pPr>
+              <w:spacing w:after="0" w:before="0" w:line="276"/>
+            </w:pPr>
+            <w:r>
+              <w:rPr>
+                <w:rFonts w:ascii="Calibri" w:cs="Calibri" w:eastAsia="Calibri" w:hAnsi="Calibri"/>
+                <w:b/>
+                <w:bCs/>
+                <w:color w:val="0D274D"/>
+                <w:sz w:val="36"/>
+                <w:szCs w:val="36"/>
+              </w:rPr>
+              <w:t xml:space="preserve">Case Study 2</w:t>
+            </w:r>
+          </w:p>
+        </w:tc>
+      </w:tr>
+    </w:tbl>
+    <w:p>
+      <w:pPr>
+        <w:spacing w:after="60"/>
+      </w:pPr>
+      <w:r>
+        <w:rPr>
+          <w:rFonts w:ascii="Calibri" w:cs="Calibri" w:eastAsia="Calibri" w:hAnsi="Calibri"/>
+          <w:color w:val="14263A"/>
+          <w:sz w:val="2"/>
+          <w:szCs w:val="2"/>
+        </w:rPr>
+        <w:t xml:space="preserve"/>
       </w:r>
     </w:p>
     <w:tbl>
@@ -3931,7 +4018,7 @@
           <w:color w:val="FFFFFF"/>
           <w:sz w:val="15"/>
           <w:szCs w:val="15"/>
-          <w:shd w:fill="00BCEB" w:color="auto" w:val="clear"/>
+          <w:shd w:fill="0D274D" w:color="auto" w:val="clear"/>
         </w:rPr>
         <w:t xml:space="preserve">PAIN POINT 1</w:t>
       </w:r>
@@ -3942,7 +4029,7 @@
           <w:sz w:val="15"/>
           <w:szCs w:val="15"/>
         </w:rPr>
-        <w:t xml:space="preserve">   Case Study 2 · Cloud Edge · 25 points</w:t>
+        <w:t xml:space="preserve">   Case Study 2</w:t>
       </w:r>
     </w:p>
     <w:tbl>
@@ -4171,10 +4258,10 @@
           <w:tcPr>
             <w:tcW w:type="dxa" w:w="9360"/>
             <w:tcBorders>
-              <w:top w:val="single" w:color="D3DEEA" w:sz="6"/>
-              <w:left w:val="single" w:color="D3DEEA" w:sz="6"/>
-              <w:bottom w:val="single" w:color="D3DEEA" w:sz="6"/>
-              <w:right w:val="single" w:color="D3DEEA" w:sz="6"/>
+              <w:top w:val="single" w:color="E1E8F1" w:sz="6"/>
+              <w:left w:val="single" w:color="E1E8F1" w:sz="6"/>
+              <w:bottom w:val="single" w:color="E1E8F1" w:sz="6"/>
+              <w:right w:val="single" w:color="E1E8F1" w:sz="6"/>
             </w:tcBorders>
             <w:shd w:fill="F7FAFC" w:color="auto" w:val="clear"/>
             <w:tcMar>
@@ -4198,7 +4285,7 @@
                 <w:sz w:val="16"/>
                 <w:szCs w:val="16"/>
               </w:rPr>
-              <w:t xml:space="preserve">Scored on three dimensions:  </w:t>
+              <w:t xml:space="preserve">Assessed on three dimensions. </w:t>
             </w:r>
             <w:r>
               <w:rPr>
@@ -4209,7 +4296,7 @@
                 <w:sz w:val="16"/>
                 <w:szCs w:val="16"/>
               </w:rPr>
-              <w:t xml:space="preserve">🔍 Problem Identifier (/5) </w:t>
+              <w:t xml:space="preserve">Problem Identifier</w:t>
             </w:r>
             <w:r>
               <w:rPr>
@@ -4218,7 +4305,7 @@
                 <w:sz w:val="16"/>
                 <w:szCs w:val="16"/>
               </w:rPr>
-              <w:t xml:space="preserve">identify the pain point and requirements.  </w:t>
+              <w:t xml:space="preserve">: identify the pain point and its requirements. </w:t>
             </w:r>
             <w:r>
               <w:rPr>
@@ -4229,7 +4316,7 @@
                 <w:sz w:val="16"/>
                 <w:szCs w:val="16"/>
               </w:rPr>
-              <w:t xml:space="preserve">🏗️ Solution Designer (/10) </w:t>
+              <w:t xml:space="preserve">Solution Designer</w:t>
             </w:r>
             <w:r>
               <w:rPr>
@@ -4238,7 +4325,7 @@
                 <w:sz w:val="16"/>
                 <w:szCs w:val="16"/>
               </w:rPr>
-              <w:t xml:space="preserve">recommend the right Cisco solution, architecture and approach.  </w:t>
+              <w:t xml:space="preserve">: recommend the right Cisco solution, architecture and approach. </w:t>
             </w:r>
             <w:r>
               <w:rPr>
@@ -4249,7 +4336,7 @@
                 <w:sz w:val="16"/>
                 <w:szCs w:val="16"/>
               </w:rPr>
-              <w:t xml:space="preserve">🎯 Value Communicator (/10) </w:t>
+              <w:t xml:space="preserve">Value Communicator</w:t>
             </w:r>
             <w:r>
               <w:rPr>
@@ -4258,7 +4345,7 @@
                 <w:sz w:val="16"/>
                 <w:szCs w:val="16"/>
               </w:rPr>
-              <w:t xml:space="preserve">explain how it works and the outcome it enables.</w:t>
+              <w:t xml:space="preserve">: explain how it works and the outcome it enables.</w:t>
             </w:r>
           </w:p>
         </w:tc>
@@ -4290,7 +4377,7 @@
           <w:color w:val="FFFFFF"/>
           <w:sz w:val="15"/>
           <w:szCs w:val="15"/>
-          <w:shd w:fill="00BCEB" w:color="auto" w:val="clear"/>
+          <w:shd w:fill="0D274D" w:color="auto" w:val="clear"/>
         </w:rPr>
         <w:t xml:space="preserve">PAIN POINT 2</w:t>
       </w:r>
@@ -4301,7 +4388,7 @@
           <w:sz w:val="15"/>
           <w:szCs w:val="15"/>
         </w:rPr>
-        <w:t xml:space="preserve">   Case Study 2 · Cloud Edge · 25 points</w:t>
+        <w:t xml:space="preserve">   Case Study 2</w:t>
       </w:r>
     </w:p>
     <w:tbl>
@@ -4530,10 +4617,10 @@
           <w:tcPr>
             <w:tcW w:type="dxa" w:w="9360"/>
             <w:tcBorders>
-              <w:top w:val="single" w:color="D3DEEA" w:sz="6"/>
-              <w:left w:val="single" w:color="D3DEEA" w:sz="6"/>
-              <w:bottom w:val="single" w:color="D3DEEA" w:sz="6"/>
-              <w:right w:val="single" w:color="D3DEEA" w:sz="6"/>
+              <w:top w:val="single" w:color="E1E8F1" w:sz="6"/>
+              <w:left w:val="single" w:color="E1E8F1" w:sz="6"/>
+              <w:bottom w:val="single" w:color="E1E8F1" w:sz="6"/>
+              <w:right w:val="single" w:color="E1E8F1" w:sz="6"/>
             </w:tcBorders>
             <w:shd w:fill="F7FAFC" w:color="auto" w:val="clear"/>
             <w:tcMar>
@@ -4557,7 +4644,7 @@
                 <w:sz w:val="16"/>
                 <w:szCs w:val="16"/>
               </w:rPr>
-              <w:t xml:space="preserve">Scored on three dimensions:  </w:t>
+              <w:t xml:space="preserve">Assessed on three dimensions. </w:t>
             </w:r>
             <w:r>
               <w:rPr>
@@ -4568,7 +4655,7 @@
                 <w:sz w:val="16"/>
                 <w:szCs w:val="16"/>
               </w:rPr>
-              <w:t xml:space="preserve">🔍 Problem Identifier (/5) </w:t>
+              <w:t xml:space="preserve">Problem Identifier</w:t>
             </w:r>
             <w:r>
               <w:rPr>
@@ -4577,7 +4664,7 @@
                 <w:sz w:val="16"/>
                 <w:szCs w:val="16"/>
               </w:rPr>
-              <w:t xml:space="preserve">identify the pain point and requirements.  </w:t>
+              <w:t xml:space="preserve">: identify the pain point and its requirements. </w:t>
             </w:r>
             <w:r>
               <w:rPr>
@@ -4588,7 +4675,7 @@
                 <w:sz w:val="16"/>
                 <w:szCs w:val="16"/>
               </w:rPr>
-              <w:t xml:space="preserve">🏗️ Solution Designer (/10) </w:t>
+              <w:t xml:space="preserve">Solution Designer</w:t>
             </w:r>
             <w:r>
               <w:rPr>
@@ -4597,7 +4684,7 @@
                 <w:sz w:val="16"/>
                 <w:szCs w:val="16"/>
               </w:rPr>
-              <w:t xml:space="preserve">recommend the right Cisco solution, architecture and approach.  </w:t>
+              <w:t xml:space="preserve">: recommend the right Cisco solution, architecture and approach. </w:t>
             </w:r>
             <w:r>
               <w:rPr>
@@ -4608,7 +4695,7 @@
                 <w:sz w:val="16"/>
                 <w:szCs w:val="16"/>
               </w:rPr>
-              <w:t xml:space="preserve">🎯 Value Communicator (/10) </w:t>
+              <w:t xml:space="preserve">Value Communicator</w:t>
             </w:r>
             <w:r>
               <w:rPr>
@@ -4617,7 +4704,7 @@
                 <w:sz w:val="16"/>
                 <w:szCs w:val="16"/>
               </w:rPr>
-              <w:t xml:space="preserve">explain how it works and the outcome it enables.</w:t>
+              <w:t xml:space="preserve">: explain how it works and the outcome it enables.</w:t>
             </w:r>
           </w:p>
         </w:tc>
@@ -4649,7 +4736,7 @@
           <w:color w:val="FFFFFF"/>
           <w:sz w:val="15"/>
           <w:szCs w:val="15"/>
-          <w:shd w:fill="00BCEB" w:color="auto" w:val="clear"/>
+          <w:shd w:fill="0D274D" w:color="auto" w:val="clear"/>
         </w:rPr>
         <w:t xml:space="preserve">PAIN POINT 3</w:t>
       </w:r>
@@ -4660,7 +4747,7 @@
           <w:sz w:val="15"/>
           <w:szCs w:val="15"/>
         </w:rPr>
-        <w:t xml:space="preserve">   Case Study 2 · Cloud Edge · 25 points</w:t>
+        <w:t xml:space="preserve">   Case Study 2</w:t>
       </w:r>
     </w:p>
     <w:tbl>
@@ -4889,10 +4976,10 @@
           <w:tcPr>
             <w:tcW w:type="dxa" w:w="9360"/>
             <w:tcBorders>
-              <w:top w:val="single" w:color="D3DEEA" w:sz="6"/>
-              <w:left w:val="single" w:color="D3DEEA" w:sz="6"/>
-              <w:bottom w:val="single" w:color="D3DEEA" w:sz="6"/>
-              <w:right w:val="single" w:color="D3DEEA" w:sz="6"/>
+              <w:top w:val="single" w:color="E1E8F1" w:sz="6"/>
+              <w:left w:val="single" w:color="E1E8F1" w:sz="6"/>
+              <w:bottom w:val="single" w:color="E1E8F1" w:sz="6"/>
+              <w:right w:val="single" w:color="E1E8F1" w:sz="6"/>
             </w:tcBorders>
             <w:shd w:fill="F7FAFC" w:color="auto" w:val="clear"/>
             <w:tcMar>
@@ -4916,7 +5003,7 @@
                 <w:sz w:val="16"/>
                 <w:szCs w:val="16"/>
               </w:rPr>
-              <w:t xml:space="preserve">Scored on three dimensions:  </w:t>
+              <w:t xml:space="preserve">Assessed on three dimensions. </w:t>
             </w:r>
             <w:r>
               <w:rPr>
@@ -4927,7 +5014,7 @@
                 <w:sz w:val="16"/>
                 <w:szCs w:val="16"/>
               </w:rPr>
-              <w:t xml:space="preserve">🔍 Problem Identifier (/5) </w:t>
+              <w:t xml:space="preserve">Problem Identifier</w:t>
             </w:r>
             <w:r>
               <w:rPr>
@@ -4936,7 +5023,7 @@
                 <w:sz w:val="16"/>
                 <w:szCs w:val="16"/>
               </w:rPr>
-              <w:t xml:space="preserve">identify the pain point and requirements.  </w:t>
+              <w:t xml:space="preserve">: identify the pain point and its requirements. </w:t>
             </w:r>
             <w:r>
               <w:rPr>
@@ -4947,7 +5034,7 @@
                 <w:sz w:val="16"/>
                 <w:szCs w:val="16"/>
               </w:rPr>
-              <w:t xml:space="preserve">🏗️ Solution Designer (/10) </w:t>
+              <w:t xml:space="preserve">Solution Designer</w:t>
             </w:r>
             <w:r>
               <w:rPr>
@@ -4956,7 +5043,7 @@
                 <w:sz w:val="16"/>
                 <w:szCs w:val="16"/>
               </w:rPr>
-              <w:t xml:space="preserve">recommend the right Cisco solution, architecture and approach.  </w:t>
+              <w:t xml:space="preserve">: recommend the right Cisco solution, architecture and approach. </w:t>
             </w:r>
             <w:r>
               <w:rPr>
@@ -4967,7 +5054,7 @@
                 <w:sz w:val="16"/>
                 <w:szCs w:val="16"/>
               </w:rPr>
-              <w:t xml:space="preserve">🎯 Value Communicator (/10) </w:t>
+              <w:t xml:space="preserve">Value Communicator</w:t>
             </w:r>
             <w:r>
               <w:rPr>
@@ -4976,7 +5063,7 @@
                 <w:sz w:val="16"/>
                 <w:szCs w:val="16"/>
               </w:rPr>
-              <w:t xml:space="preserve">explain how it works and the outcome it enables.</w:t>
+              <w:t xml:space="preserve">: explain how it works and the outcome it enables.</w:t>
             </w:r>
           </w:p>
         </w:tc>
@@ -5008,7 +5095,7 @@
           <w:color w:val="FFFFFF"/>
           <w:sz w:val="15"/>
           <w:szCs w:val="15"/>
-          <w:shd w:fill="00BCEB" w:color="auto" w:val="clear"/>
+          <w:shd w:fill="0D274D" w:color="auto" w:val="clear"/>
         </w:rPr>
         <w:t xml:space="preserve">PAIN POINT 4</w:t>
       </w:r>
@@ -5019,7 +5106,7 @@
           <w:sz w:val="15"/>
           <w:szCs w:val="15"/>
         </w:rPr>
-        <w:t xml:space="preserve">   Case Study 2 · Cloud Edge · 25 points</w:t>
+        <w:t xml:space="preserve">   Case Study 2</w:t>
       </w:r>
     </w:p>
     <w:tbl>
@@ -5248,10 +5335,10 @@
           <w:tcPr>
             <w:tcW w:type="dxa" w:w="9360"/>
             <w:tcBorders>
-              <w:top w:val="single" w:color="D3DEEA" w:sz="6"/>
-              <w:left w:val="single" w:color="D3DEEA" w:sz="6"/>
-              <w:bottom w:val="single" w:color="D3DEEA" w:sz="6"/>
-              <w:right w:val="single" w:color="D3DEEA" w:sz="6"/>
+              <w:top w:val="single" w:color="E1E8F1" w:sz="6"/>
+              <w:left w:val="single" w:color="E1E8F1" w:sz="6"/>
+              <w:bottom w:val="single" w:color="E1E8F1" w:sz="6"/>
+              <w:right w:val="single" w:color="E1E8F1" w:sz="6"/>
             </w:tcBorders>
             <w:shd w:fill="F7FAFC" w:color="auto" w:val="clear"/>
             <w:tcMar>
@@ -5275,7 +5362,7 @@
                 <w:sz w:val="16"/>
                 <w:szCs w:val="16"/>
               </w:rPr>
-              <w:t xml:space="preserve">Scored on three dimensions:  </w:t>
+              <w:t xml:space="preserve">Assessed on three dimensions. </w:t>
             </w:r>
             <w:r>
               <w:rPr>
@@ -5286,7 +5373,7 @@
                 <w:sz w:val="16"/>
                 <w:szCs w:val="16"/>
               </w:rPr>
-              <w:t xml:space="preserve">🔍 Problem Identifier (/5) </w:t>
+              <w:t xml:space="preserve">Problem Identifier</w:t>
             </w:r>
             <w:r>
               <w:rPr>
@@ -5295,7 +5382,7 @@
                 <w:sz w:val="16"/>
                 <w:szCs w:val="16"/>
               </w:rPr>
-              <w:t xml:space="preserve">identify the pain point and requirements.  </w:t>
+              <w:t xml:space="preserve">: identify the pain point and its requirements. </w:t>
             </w:r>
             <w:r>
               <w:rPr>
@@ -5306,7 +5393,7 @@
                 <w:sz w:val="16"/>
                 <w:szCs w:val="16"/>
               </w:rPr>
-              <w:t xml:space="preserve">🏗️ Solution Designer (/10) </w:t>
+              <w:t xml:space="preserve">Solution Designer</w:t>
             </w:r>
             <w:r>
               <w:rPr>
@@ -5315,7 +5402,7 @@
                 <w:sz w:val="16"/>
                 <w:szCs w:val="16"/>
               </w:rPr>
-              <w:t xml:space="preserve">recommend the right Cisco solution, architecture and approach.  </w:t>
+              <w:t xml:space="preserve">: recommend the right Cisco solution, architecture and approach. </w:t>
             </w:r>
             <w:r>
               <w:rPr>
@@ -5326,7 +5413,7 @@
                 <w:sz w:val="16"/>
                 <w:szCs w:val="16"/>
               </w:rPr>
-              <w:t xml:space="preserve">🎯 Value Communicator (/10) </w:t>
+              <w:t xml:space="preserve">Value Communicator</w:t>
             </w:r>
             <w:r>
               <w:rPr>
@@ -5335,7 +5422,7 @@
                 <w:sz w:val="16"/>
                 <w:szCs w:val="16"/>
               </w:rPr>
-              <w:t xml:space="preserve">explain how it works and the outcome it enables.</w:t>
+              <w:t xml:space="preserve">: explain how it works and the outcome it enables.</w:t>
             </w:r>
           </w:p>
         </w:tc>
@@ -5361,37 +5448,107 @@
         <w:spacing w:after="0" w:before="0" w:line="276"/>
       </w:pPr>
     </w:p>
-    <w:p>
-      <w:pPr>
-        <w:spacing w:after="40" w:before="0" w:line="276"/>
-      </w:pPr>
-      <w:r>
-        <w:rPr>
-          <w:rFonts w:ascii="Calibri" w:cs="Calibri" w:eastAsia="Calibri" w:hAnsi="Calibri"/>
-          <w:b/>
-          <w:bCs/>
-          <w:caps/>
-          <w:color w:val="036C8F"/>
-          <w:sz w:val="16"/>
-          <w:szCs w:val="16"/>
-        </w:rPr>
-        <w:t xml:space="preserve">Case Study 3</w:t>
-      </w:r>
-    </w:p>
-    <w:p>
-      <w:pPr>
-        <w:spacing w:after="60" w:before="0" w:line="276"/>
-      </w:pPr>
-      <w:r>
-        <w:rPr>
-          <w:rFonts w:ascii="Calibri" w:cs="Calibri" w:eastAsia="Calibri" w:hAnsi="Calibri"/>
-          <w:b/>
-          <w:bCs/>
-          <w:color w:val="0D274D"/>
-          <w:sz w:val="42"/>
-          <w:szCs w:val="42"/>
-        </w:rPr>
-        <w:t xml:space="preserve">DC Edge · Perimeter Firewall</w:t>
+    <w:tbl>
+      <w:tblPr>
+        <w:tblW w:type="dxa" w:w="9360"/>
+        <w:tblBorders>
+          <w:top w:val="none" w:color="FFFFFF" w:sz="0"/>
+          <w:left w:val="none" w:color="FFFFFF" w:sz="0"/>
+          <w:bottom w:val="none" w:color="FFFFFF" w:sz="0"/>
+          <w:right w:val="none" w:color="FFFFFF" w:sz="0"/>
+          <w:insideH w:val="none" w:color="FFFFFF" w:sz="0"/>
+          <w:insideV w:val="none" w:color="FFFFFF" w:sz="0"/>
+        </w:tblBorders>
+      </w:tblPr>
+      <w:tblGrid>
+        <w:gridCol w:w="820"/>
+        <w:gridCol w:w="8540"/>
+      </w:tblGrid>
+      <w:tr>
+        <w:tc>
+          <w:tcPr>
+            <w:tcW w:type="dxa" w:w="820"/>
+            <w:tcBorders>
+              <w:top w:val="none" w:color="FFFFFF" w:sz="0"/>
+              <w:left w:val="none" w:color="FFFFFF" w:sz="0"/>
+              <w:bottom w:val="none" w:color="FFFFFF" w:sz="0"/>
+              <w:right w:val="none" w:color="FFFFFF" w:sz="0"/>
+            </w:tcBorders>
+            <w:shd w:fill="0D274D" w:color="auto" w:val="clear"/>
+            <w:tcMar>
+              <w:top w:type="dxa" w:w="80"/>
+              <w:left w:type="dxa" w:w="0"/>
+              <w:bottom w:type="dxa" w:w="80"/>
+              <w:right w:type="dxa" w:w="0"/>
+            </w:tcMar>
+            <w:vAlign w:val="center"/>
+          </w:tcPr>
+          <w:p>
+            <w:pPr>
+              <w:spacing w:after="0" w:before="0" w:line="276"/>
+              <w:jc w:val="center"/>
+            </w:pPr>
+            <w:r>
+              <w:rPr>
+                <w:rFonts w:ascii="Calibri" w:cs="Calibri" w:eastAsia="Calibri" w:hAnsi="Calibri"/>
+                <w:b/>
+                <w:bCs/>
+                <w:color w:val="FFFFFF"/>
+                <w:sz w:val="32"/>
+                <w:szCs w:val="32"/>
+              </w:rPr>
+              <w:t xml:space="preserve">3</w:t>
+            </w:r>
+          </w:p>
+        </w:tc>
+        <w:tc>
+          <w:tcPr>
+            <w:tcW w:type="dxa" w:w="8540"/>
+            <w:tcBorders>
+              <w:top w:val="none" w:color="FFFFFF" w:sz="0"/>
+              <w:left w:val="none" w:color="FFFFFF" w:sz="0"/>
+              <w:bottom w:val="none" w:color="FFFFFF" w:sz="0"/>
+              <w:right w:val="none" w:color="FFFFFF" w:sz="0"/>
+            </w:tcBorders>
+            <w:tcMar>
+              <w:top w:type="dxa" w:w="80"/>
+              <w:left w:type="dxa" w:w="200"/>
+              <w:bottom w:type="dxa" w:w="80"/>
+              <w:right w:type="dxa" w:w="0"/>
+            </w:tcMar>
+            <w:vAlign w:val="center"/>
+          </w:tcPr>
+          <w:p>
+            <w:pPr>
+              <w:spacing w:after="0" w:before="0" w:line="276"/>
+            </w:pPr>
+            <w:r>
+              <w:rPr>
+                <w:rFonts w:ascii="Calibri" w:cs="Calibri" w:eastAsia="Calibri" w:hAnsi="Calibri"/>
+                <w:b/>
+                <w:bCs/>
+                <w:color w:val="0D274D"/>
+                <w:sz w:val="36"/>
+                <w:szCs w:val="36"/>
+              </w:rPr>
+              <w:t xml:space="preserve">Case Study 3</w:t>
+            </w:r>
+          </w:p>
+        </w:tc>
+      </w:tr>
+    </w:tbl>
+    <w:p>
+      <w:pPr>
+        <w:spacing w:after="60"/>
+      </w:pPr>
+      <w:r>
+        <w:rPr>
+          <w:rFonts w:ascii="Calibri" w:cs="Calibri" w:eastAsia="Calibri" w:hAnsi="Calibri"/>
+          <w:color w:val="14263A"/>
+          <w:sz w:val="2"/>
+          <w:szCs w:val="2"/>
+        </w:rPr>
+        <w:t xml:space="preserve"/>
       </w:r>
     </w:p>
     <w:tbl>
@@ -5482,7 +5639,7 @@
           <w:color w:val="FFFFFF"/>
           <w:sz w:val="15"/>
           <w:szCs w:val="15"/>
-          <w:shd w:fill="00BCEB" w:color="auto" w:val="clear"/>
+          <w:shd w:fill="0D274D" w:color="auto" w:val="clear"/>
         </w:rPr>
         <w:t xml:space="preserve">PAIN POINT 1</w:t>
       </w:r>
@@ -5493,7 +5650,7 @@
           <w:sz w:val="15"/>
           <w:szCs w:val="15"/>
         </w:rPr>
-        <w:t xml:space="preserve">   Case Study 3 · DC Edge · Perimeter Firewall · 25 points</w:t>
+        <w:t xml:space="preserve">   Case Study 3</w:t>
       </w:r>
     </w:p>
     <w:tbl>
@@ -5722,10 +5879,10 @@
           <w:tcPr>
             <w:tcW w:type="dxa" w:w="9360"/>
             <w:tcBorders>
-              <w:top w:val="single" w:color="D3DEEA" w:sz="6"/>
-              <w:left w:val="single" w:color="D3DEEA" w:sz="6"/>
-              <w:bottom w:val="single" w:color="D3DEEA" w:sz="6"/>
-              <w:right w:val="single" w:color="D3DEEA" w:sz="6"/>
+              <w:top w:val="single" w:color="E1E8F1" w:sz="6"/>
+              <w:left w:val="single" w:color="E1E8F1" w:sz="6"/>
+              <w:bottom w:val="single" w:color="E1E8F1" w:sz="6"/>
+              <w:right w:val="single" w:color="E1E8F1" w:sz="6"/>
             </w:tcBorders>
             <w:shd w:fill="F7FAFC" w:color="auto" w:val="clear"/>
             <w:tcMar>
@@ -5749,7 +5906,7 @@
                 <w:sz w:val="16"/>
                 <w:szCs w:val="16"/>
               </w:rPr>
-              <w:t xml:space="preserve">Scored on three dimensions:  </w:t>
+              <w:t xml:space="preserve">Assessed on three dimensions. </w:t>
             </w:r>
             <w:r>
               <w:rPr>
@@ -5760,7 +5917,7 @@
                 <w:sz w:val="16"/>
                 <w:szCs w:val="16"/>
               </w:rPr>
-              <w:t xml:space="preserve">🔍 Problem Identifier (/5) </w:t>
+              <w:t xml:space="preserve">Problem Identifier</w:t>
             </w:r>
             <w:r>
               <w:rPr>
@@ -5769,7 +5926,7 @@
                 <w:sz w:val="16"/>
                 <w:szCs w:val="16"/>
               </w:rPr>
-              <w:t xml:space="preserve">identify the pain point and requirements.  </w:t>
+              <w:t xml:space="preserve">: identify the pain point and its requirements. </w:t>
             </w:r>
             <w:r>
               <w:rPr>
@@ -5780,7 +5937,7 @@
                 <w:sz w:val="16"/>
                 <w:szCs w:val="16"/>
               </w:rPr>
-              <w:t xml:space="preserve">🏗️ Solution Designer (/10) </w:t>
+              <w:t xml:space="preserve">Solution Designer</w:t>
             </w:r>
             <w:r>
               <w:rPr>
@@ -5789,7 +5946,7 @@
                 <w:sz w:val="16"/>
                 <w:szCs w:val="16"/>
               </w:rPr>
-              <w:t xml:space="preserve">recommend the right Cisco solution, architecture and approach.  </w:t>
+              <w:t xml:space="preserve">: recommend the right Cisco solution, architecture and approach. </w:t>
             </w:r>
             <w:r>
               <w:rPr>
@@ -5800,7 +5957,7 @@
                 <w:sz w:val="16"/>
                 <w:szCs w:val="16"/>
               </w:rPr>
-              <w:t xml:space="preserve">🎯 Value Communicator (/10) </w:t>
+              <w:t xml:space="preserve">Value Communicator</w:t>
             </w:r>
             <w:r>
               <w:rPr>
@@ -5809,7 +5966,7 @@
                 <w:sz w:val="16"/>
                 <w:szCs w:val="16"/>
               </w:rPr>
-              <w:t xml:space="preserve">explain how it works and the outcome it enables.</w:t>
+              <w:t xml:space="preserve">: explain how it works and the outcome it enables.</w:t>
             </w:r>
           </w:p>
         </w:tc>
@@ -5841,7 +5998,7 @@
           <w:color w:val="FFFFFF"/>
           <w:sz w:val="15"/>
           <w:szCs w:val="15"/>
-          <w:shd w:fill="00BCEB" w:color="auto" w:val="clear"/>
+          <w:shd w:fill="0D274D" w:color="auto" w:val="clear"/>
         </w:rPr>
         <w:t xml:space="preserve">PAIN POINT 2</w:t>
       </w:r>
@@ -5852,7 +6009,7 @@
           <w:sz w:val="15"/>
           <w:szCs w:val="15"/>
         </w:rPr>
-        <w:t xml:space="preserve">   Case Study 3 · DC Edge · Perimeter Firewall · 25 points</w:t>
+        <w:t xml:space="preserve">   Case Study 3</w:t>
       </w:r>
     </w:p>
     <w:tbl>
@@ -6081,10 +6238,10 @@
           <w:tcPr>
             <w:tcW w:type="dxa" w:w="9360"/>
             <w:tcBorders>
-              <w:top w:val="single" w:color="D3DEEA" w:sz="6"/>
-              <w:left w:val="single" w:color="D3DEEA" w:sz="6"/>
-              <w:bottom w:val="single" w:color="D3DEEA" w:sz="6"/>
-              <w:right w:val="single" w:color="D3DEEA" w:sz="6"/>
+              <w:top w:val="single" w:color="E1E8F1" w:sz="6"/>
+              <w:left w:val="single" w:color="E1E8F1" w:sz="6"/>
+              <w:bottom w:val="single" w:color="E1E8F1" w:sz="6"/>
+              <w:right w:val="single" w:color="E1E8F1" w:sz="6"/>
             </w:tcBorders>
             <w:shd w:fill="F7FAFC" w:color="auto" w:val="clear"/>
             <w:tcMar>
@@ -6108,7 +6265,7 @@
                 <w:sz w:val="16"/>
                 <w:szCs w:val="16"/>
               </w:rPr>
-              <w:t xml:space="preserve">Scored on three dimensions:  </w:t>
+              <w:t xml:space="preserve">Assessed on three dimensions. </w:t>
             </w:r>
             <w:r>
               <w:rPr>
@@ -6119,7 +6276,7 @@
                 <w:sz w:val="16"/>
                 <w:szCs w:val="16"/>
               </w:rPr>
-              <w:t xml:space="preserve">🔍 Problem Identifier (/5) </w:t>
+              <w:t xml:space="preserve">Problem Identifier</w:t>
             </w:r>
             <w:r>
               <w:rPr>
@@ -6128,7 +6285,7 @@
                 <w:sz w:val="16"/>
                 <w:szCs w:val="16"/>
               </w:rPr>
-              <w:t xml:space="preserve">identify the pain point and requirements.  </w:t>
+              <w:t xml:space="preserve">: identify the pain point and its requirements. </w:t>
             </w:r>
             <w:r>
               <w:rPr>
@@ -6139,7 +6296,7 @@
                 <w:sz w:val="16"/>
                 <w:szCs w:val="16"/>
               </w:rPr>
-              <w:t xml:space="preserve">🏗️ Solution Designer (/10) </w:t>
+              <w:t xml:space="preserve">Solution Designer</w:t>
             </w:r>
             <w:r>
               <w:rPr>
@@ -6148,7 +6305,7 @@
                 <w:sz w:val="16"/>
                 <w:szCs w:val="16"/>
               </w:rPr>
-              <w:t xml:space="preserve">recommend the right Cisco solution, architecture and approach.  </w:t>
+              <w:t xml:space="preserve">: recommend the right Cisco solution, architecture and approach. </w:t>
             </w:r>
             <w:r>
               <w:rPr>
@@ -6159,7 +6316,7 @@
                 <w:sz w:val="16"/>
                 <w:szCs w:val="16"/>
               </w:rPr>
-              <w:t xml:space="preserve">🎯 Value Communicator (/10) </w:t>
+              <w:t xml:space="preserve">Value Communicator</w:t>
             </w:r>
             <w:r>
               <w:rPr>
@@ -6168,7 +6325,7 @@
                 <w:sz w:val="16"/>
                 <w:szCs w:val="16"/>
               </w:rPr>
-              <w:t xml:space="preserve">explain how it works and the outcome it enables.</w:t>
+              <w:t xml:space="preserve">: explain how it works and the outcome it enables.</w:t>
             </w:r>
           </w:p>
         </w:tc>
@@ -6200,7 +6357,7 @@
           <w:color w:val="FFFFFF"/>
           <w:sz w:val="15"/>
           <w:szCs w:val="15"/>
-          <w:shd w:fill="00BCEB" w:color="auto" w:val="clear"/>
+          <w:shd w:fill="0D274D" w:color="auto" w:val="clear"/>
         </w:rPr>
         <w:t xml:space="preserve">PAIN POINT 3</w:t>
       </w:r>
@@ -6211,7 +6368,7 @@
           <w:sz w:val="15"/>
           <w:szCs w:val="15"/>
         </w:rPr>
-        <w:t xml:space="preserve">   Case Study 3 · DC Edge · Perimeter Firewall · 25 points</w:t>
+        <w:t xml:space="preserve">   Case Study 3</w:t>
       </w:r>
     </w:p>
     <w:tbl>
@@ -6440,10 +6597,10 @@
           <w:tcPr>
             <w:tcW w:type="dxa" w:w="9360"/>
             <w:tcBorders>
-              <w:top w:val="single" w:color="D3DEEA" w:sz="6"/>
-              <w:left w:val="single" w:color="D3DEEA" w:sz="6"/>
-              <w:bottom w:val="single" w:color="D3DEEA" w:sz="6"/>
-              <w:right w:val="single" w:color="D3DEEA" w:sz="6"/>
+              <w:top w:val="single" w:color="E1E8F1" w:sz="6"/>
+              <w:left w:val="single" w:color="E1E8F1" w:sz="6"/>
+              <w:bottom w:val="single" w:color="E1E8F1" w:sz="6"/>
+              <w:right w:val="single" w:color="E1E8F1" w:sz="6"/>
             </w:tcBorders>
             <w:shd w:fill="F7FAFC" w:color="auto" w:val="clear"/>
             <w:tcMar>
@@ -6467,7 +6624,7 @@
                 <w:sz w:val="16"/>
                 <w:szCs w:val="16"/>
               </w:rPr>
-              <w:t xml:space="preserve">Scored on three dimensions:  </w:t>
+              <w:t xml:space="preserve">Assessed on three dimensions. </w:t>
             </w:r>
             <w:r>
               <w:rPr>
@@ -6478,7 +6635,7 @@
                 <w:sz w:val="16"/>
                 <w:szCs w:val="16"/>
               </w:rPr>
-              <w:t xml:space="preserve">🔍 Problem Identifier (/5) </w:t>
+              <w:t xml:space="preserve">Problem Identifier</w:t>
             </w:r>
             <w:r>
               <w:rPr>
@@ -6487,7 +6644,7 @@
                 <w:sz w:val="16"/>
                 <w:szCs w:val="16"/>
               </w:rPr>
-              <w:t xml:space="preserve">identify the pain point and requirements.  </w:t>
+              <w:t xml:space="preserve">: identify the pain point and its requirements. </w:t>
             </w:r>
             <w:r>
               <w:rPr>
@@ -6498,7 +6655,7 @@
                 <w:sz w:val="16"/>
                 <w:szCs w:val="16"/>
               </w:rPr>
-              <w:t xml:space="preserve">🏗️ Solution Designer (/10) </w:t>
+              <w:t xml:space="preserve">Solution Designer</w:t>
             </w:r>
             <w:r>
               <w:rPr>
@@ -6507,7 +6664,7 @@
                 <w:sz w:val="16"/>
                 <w:szCs w:val="16"/>
               </w:rPr>
-              <w:t xml:space="preserve">recommend the right Cisco solution, architecture and approach.  </w:t>
+              <w:t xml:space="preserve">: recommend the right Cisco solution, architecture and approach. </w:t>
             </w:r>
             <w:r>
               <w:rPr>
@@ -6518,7 +6675,7 @@
                 <w:sz w:val="16"/>
                 <w:szCs w:val="16"/>
               </w:rPr>
-              <w:t xml:space="preserve">🎯 Value Communicator (/10) </w:t>
+              <w:t xml:space="preserve">Value Communicator</w:t>
             </w:r>
             <w:r>
               <w:rPr>
@@ -6527,7 +6684,7 @@
                 <w:sz w:val="16"/>
                 <w:szCs w:val="16"/>
               </w:rPr>
-              <w:t xml:space="preserve">explain how it works and the outcome it enables.</w:t>
+              <w:t xml:space="preserve">: explain how it works and the outcome it enables.</w:t>
             </w:r>
           </w:p>
         </w:tc>
@@ -6559,7 +6716,7 @@
           <w:color w:val="FFFFFF"/>
           <w:sz w:val="15"/>
           <w:szCs w:val="15"/>
-          <w:shd w:fill="00BCEB" w:color="auto" w:val="clear"/>
+          <w:shd w:fill="0D274D" w:color="auto" w:val="clear"/>
         </w:rPr>
         <w:t xml:space="preserve">PAIN POINT 4</w:t>
       </w:r>
@@ -6570,7 +6727,7 @@
           <w:sz w:val="15"/>
           <w:szCs w:val="15"/>
         </w:rPr>
-        <w:t xml:space="preserve">   Case Study 3 · DC Edge · Perimeter Firewall · 25 points</w:t>
+        <w:t xml:space="preserve">   Case Study 3</w:t>
       </w:r>
     </w:p>
     <w:tbl>
@@ -6799,10 +6956,10 @@
           <w:tcPr>
             <w:tcW w:type="dxa" w:w="9360"/>
             <w:tcBorders>
-              <w:top w:val="single" w:color="D3DEEA" w:sz="6"/>
-              <w:left w:val="single" w:color="D3DEEA" w:sz="6"/>
-              <w:bottom w:val="single" w:color="D3DEEA" w:sz="6"/>
-              <w:right w:val="single" w:color="D3DEEA" w:sz="6"/>
+              <w:top w:val="single" w:color="E1E8F1" w:sz="6"/>
+              <w:left w:val="single" w:color="E1E8F1" w:sz="6"/>
+              <w:bottom w:val="single" w:color="E1E8F1" w:sz="6"/>
+              <w:right w:val="single" w:color="E1E8F1" w:sz="6"/>
             </w:tcBorders>
             <w:shd w:fill="F7FAFC" w:color="auto" w:val="clear"/>
             <w:tcMar>
@@ -6826,7 +6983,7 @@
                 <w:sz w:val="16"/>
                 <w:szCs w:val="16"/>
               </w:rPr>
-              <w:t xml:space="preserve">Scored on three dimensions:  </w:t>
+              <w:t xml:space="preserve">Assessed on three dimensions. </w:t>
             </w:r>
             <w:r>
               <w:rPr>
@@ -6837,7 +6994,7 @@
                 <w:sz w:val="16"/>
                 <w:szCs w:val="16"/>
               </w:rPr>
-              <w:t xml:space="preserve">🔍 Problem Identifier (/5) </w:t>
+              <w:t xml:space="preserve">Problem Identifier</w:t>
             </w:r>
             <w:r>
               <w:rPr>
@@ -6846,7 +7003,7 @@
                 <w:sz w:val="16"/>
                 <w:szCs w:val="16"/>
               </w:rPr>
-              <w:t xml:space="preserve">identify the pain point and requirements.  </w:t>
+              <w:t xml:space="preserve">: identify the pain point and its requirements. </w:t>
             </w:r>
             <w:r>
               <w:rPr>
@@ -6857,7 +7014,7 @@
                 <w:sz w:val="16"/>
                 <w:szCs w:val="16"/>
               </w:rPr>
-              <w:t xml:space="preserve">🏗️ Solution Designer (/10) </w:t>
+              <w:t xml:space="preserve">Solution Designer</w:t>
             </w:r>
             <w:r>
               <w:rPr>
@@ -6866,7 +7023,7 @@
                 <w:sz w:val="16"/>
                 <w:szCs w:val="16"/>
               </w:rPr>
-              <w:t xml:space="preserve">recommend the right Cisco solution, architecture and approach.  </w:t>
+              <w:t xml:space="preserve">: recommend the right Cisco solution, architecture and approach. </w:t>
             </w:r>
             <w:r>
               <w:rPr>
@@ -6877,7 +7034,7 @@
                 <w:sz w:val="16"/>
                 <w:szCs w:val="16"/>
               </w:rPr>
-              <w:t xml:space="preserve">🎯 Value Communicator (/10) </w:t>
+              <w:t xml:space="preserve">Value Communicator</w:t>
             </w:r>
             <w:r>
               <w:rPr>
@@ -6886,7 +7043,7 @@
                 <w:sz w:val="16"/>
                 <w:szCs w:val="16"/>
               </w:rPr>
-              <w:t xml:space="preserve">explain how it works and the outcome it enables.</w:t>
+              <w:t xml:space="preserve">: explain how it works and the outcome it enables.</w:t>
             </w:r>
           </w:p>
         </w:tc>
@@ -6912,37 +7069,107 @@
         <w:spacing w:after="0" w:before="0" w:line="276"/>
       </w:pPr>
     </w:p>
-    <w:p>
-      <w:pPr>
-        <w:spacing w:after="40" w:before="0" w:line="276"/>
-      </w:pPr>
-      <w:r>
-        <w:rPr>
-          <w:rFonts w:ascii="Calibri" w:cs="Calibri" w:eastAsia="Calibri" w:hAnsi="Calibri"/>
-          <w:b/>
-          <w:bCs/>
-          <w:caps/>
-          <w:color w:val="036C8F"/>
-          <w:sz w:val="16"/>
-          <w:szCs w:val="16"/>
-        </w:rPr>
-        <w:t xml:space="preserve">Case Study 4</w:t>
-      </w:r>
-    </w:p>
-    <w:p>
-      <w:pPr>
-        <w:spacing w:after="60" w:before="0" w:line="276"/>
-      </w:pPr>
-      <w:r>
-        <w:rPr>
-          <w:rFonts w:ascii="Calibri" w:cs="Calibri" w:eastAsia="Calibri" w:hAnsi="Calibri"/>
-          <w:b/>
-          <w:bCs/>
-          <w:color w:val="0D274D"/>
-          <w:sz w:val="42"/>
-          <w:szCs w:val="42"/>
-        </w:rPr>
-        <w:t xml:space="preserve">Macro &amp; Micro Segmentation</w:t>
+    <w:tbl>
+      <w:tblPr>
+        <w:tblW w:type="dxa" w:w="9360"/>
+        <w:tblBorders>
+          <w:top w:val="none" w:color="FFFFFF" w:sz="0"/>
+          <w:left w:val="none" w:color="FFFFFF" w:sz="0"/>
+          <w:bottom w:val="none" w:color="FFFFFF" w:sz="0"/>
+          <w:right w:val="none" w:color="FFFFFF" w:sz="0"/>
+          <w:insideH w:val="none" w:color="FFFFFF" w:sz="0"/>
+          <w:insideV w:val="none" w:color="FFFFFF" w:sz="0"/>
+        </w:tblBorders>
+      </w:tblPr>
+      <w:tblGrid>
+        <w:gridCol w:w="820"/>
+        <w:gridCol w:w="8540"/>
+      </w:tblGrid>
+      <w:tr>
+        <w:tc>
+          <w:tcPr>
+            <w:tcW w:type="dxa" w:w="820"/>
+            <w:tcBorders>
+              <w:top w:val="none" w:color="FFFFFF" w:sz="0"/>
+              <w:left w:val="none" w:color="FFFFFF" w:sz="0"/>
+              <w:bottom w:val="none" w:color="FFFFFF" w:sz="0"/>
+              <w:right w:val="none" w:color="FFFFFF" w:sz="0"/>
+            </w:tcBorders>
+            <w:shd w:fill="0D274D" w:color="auto" w:val="clear"/>
+            <w:tcMar>
+              <w:top w:type="dxa" w:w="80"/>
+              <w:left w:type="dxa" w:w="0"/>
+              <w:bottom w:type="dxa" w:w="80"/>
+              <w:right w:type="dxa" w:w="0"/>
+            </w:tcMar>
+            <w:vAlign w:val="center"/>
+          </w:tcPr>
+          <w:p>
+            <w:pPr>
+              <w:spacing w:after="0" w:before="0" w:line="276"/>
+              <w:jc w:val="center"/>
+            </w:pPr>
+            <w:r>
+              <w:rPr>
+                <w:rFonts w:ascii="Calibri" w:cs="Calibri" w:eastAsia="Calibri" w:hAnsi="Calibri"/>
+                <w:b/>
+                <w:bCs/>
+                <w:color w:val="FFFFFF"/>
+                <w:sz w:val="32"/>
+                <w:szCs w:val="32"/>
+              </w:rPr>
+              <w:t xml:space="preserve">4</w:t>
+            </w:r>
+          </w:p>
+        </w:tc>
+        <w:tc>
+          <w:tcPr>
+            <w:tcW w:type="dxa" w:w="8540"/>
+            <w:tcBorders>
+              <w:top w:val="none" w:color="FFFFFF" w:sz="0"/>
+              <w:left w:val="none" w:color="FFFFFF" w:sz="0"/>
+              <w:bottom w:val="none" w:color="FFFFFF" w:sz="0"/>
+              <w:right w:val="none" w:color="FFFFFF" w:sz="0"/>
+            </w:tcBorders>
+            <w:tcMar>
+              <w:top w:type="dxa" w:w="80"/>
+              <w:left w:type="dxa" w:w="200"/>
+              <w:bottom w:type="dxa" w:w="80"/>
+              <w:right w:type="dxa" w:w="0"/>
+            </w:tcMar>
+            <w:vAlign w:val="center"/>
+          </w:tcPr>
+          <w:p>
+            <w:pPr>
+              <w:spacing w:after="0" w:before="0" w:line="276"/>
+            </w:pPr>
+            <w:r>
+              <w:rPr>
+                <w:rFonts w:ascii="Calibri" w:cs="Calibri" w:eastAsia="Calibri" w:hAnsi="Calibri"/>
+                <w:b/>
+                <w:bCs/>
+                <w:color w:val="0D274D"/>
+                <w:sz w:val="36"/>
+                <w:szCs w:val="36"/>
+              </w:rPr>
+              <w:t xml:space="preserve">Case Study 4</w:t>
+            </w:r>
+          </w:p>
+        </w:tc>
+      </w:tr>
+    </w:tbl>
+    <w:p>
+      <w:pPr>
+        <w:spacing w:after="60"/>
+      </w:pPr>
+      <w:r>
+        <w:rPr>
+          <w:rFonts w:ascii="Calibri" w:cs="Calibri" w:eastAsia="Calibri" w:hAnsi="Calibri"/>
+          <w:color w:val="14263A"/>
+          <w:sz w:val="2"/>
+          <w:szCs w:val="2"/>
+        </w:rPr>
+        <w:t xml:space="preserve"/>
       </w:r>
     </w:p>
     <w:tbl>
@@ -7033,7 +7260,7 @@
           <w:color w:val="FFFFFF"/>
           <w:sz w:val="15"/>
           <w:szCs w:val="15"/>
-          <w:shd w:fill="00BCEB" w:color="auto" w:val="clear"/>
+          <w:shd w:fill="0D274D" w:color="auto" w:val="clear"/>
         </w:rPr>
         <w:t xml:space="preserve">PAIN POINT 1</w:t>
       </w:r>
@@ -7044,7 +7271,7 @@
           <w:sz w:val="15"/>
           <w:szCs w:val="15"/>
         </w:rPr>
-        <w:t xml:space="preserve">   Case Study 4 · Macro &amp; Micro Segmentation · 25 points</w:t>
+        <w:t xml:space="preserve">   Case Study 4</w:t>
       </w:r>
     </w:p>
     <w:tbl>
@@ -7273,10 +7500,10 @@
           <w:tcPr>
             <w:tcW w:type="dxa" w:w="9360"/>
             <w:tcBorders>
-              <w:top w:val="single" w:color="D3DEEA" w:sz="6"/>
-              <w:left w:val="single" w:color="D3DEEA" w:sz="6"/>
-              <w:bottom w:val="single" w:color="D3DEEA" w:sz="6"/>
-              <w:right w:val="single" w:color="D3DEEA" w:sz="6"/>
+              <w:top w:val="single" w:color="E1E8F1" w:sz="6"/>
+              <w:left w:val="single" w:color="E1E8F1" w:sz="6"/>
+              <w:bottom w:val="single" w:color="E1E8F1" w:sz="6"/>
+              <w:right w:val="single" w:color="E1E8F1" w:sz="6"/>
             </w:tcBorders>
             <w:shd w:fill="F7FAFC" w:color="auto" w:val="clear"/>
             <w:tcMar>
@@ -7300,7 +7527,7 @@
                 <w:sz w:val="16"/>
                 <w:szCs w:val="16"/>
               </w:rPr>
-              <w:t xml:space="preserve">Scored on three dimensions:  </w:t>
+              <w:t xml:space="preserve">Assessed on three dimensions. </w:t>
             </w:r>
             <w:r>
               <w:rPr>
@@ -7311,7 +7538,7 @@
                 <w:sz w:val="16"/>
                 <w:szCs w:val="16"/>
               </w:rPr>
-              <w:t xml:space="preserve">🔍 Problem Identifier (/5) </w:t>
+              <w:t xml:space="preserve">Problem Identifier</w:t>
             </w:r>
             <w:r>
               <w:rPr>
@@ -7320,7 +7547,7 @@
                 <w:sz w:val="16"/>
                 <w:szCs w:val="16"/>
               </w:rPr>
-              <w:t xml:space="preserve">identify the pain point and requirements.  </w:t>
+              <w:t xml:space="preserve">: identify the pain point and its requirements. </w:t>
             </w:r>
             <w:r>
               <w:rPr>
@@ -7331,7 +7558,7 @@
                 <w:sz w:val="16"/>
                 <w:szCs w:val="16"/>
               </w:rPr>
-              <w:t xml:space="preserve">🏗️ Solution Designer (/10) </w:t>
+              <w:t xml:space="preserve">Solution Designer</w:t>
             </w:r>
             <w:r>
               <w:rPr>
@@ -7340,7 +7567,7 @@
                 <w:sz w:val="16"/>
                 <w:szCs w:val="16"/>
               </w:rPr>
-              <w:t xml:space="preserve">recommend the right Cisco solution, architecture and approach.  </w:t>
+              <w:t xml:space="preserve">: recommend the right Cisco solution, architecture and approach. </w:t>
             </w:r>
             <w:r>
               <w:rPr>
@@ -7351,7 +7578,7 @@
                 <w:sz w:val="16"/>
                 <w:szCs w:val="16"/>
               </w:rPr>
-              <w:t xml:space="preserve">🎯 Value Communicator (/10) </w:t>
+              <w:t xml:space="preserve">Value Communicator</w:t>
             </w:r>
             <w:r>
               <w:rPr>
@@ -7360,7 +7587,7 @@
                 <w:sz w:val="16"/>
                 <w:szCs w:val="16"/>
               </w:rPr>
-              <w:t xml:space="preserve">explain how it works and the outcome it enables.</w:t>
+              <w:t xml:space="preserve">: explain how it works and the outcome it enables.</w:t>
             </w:r>
           </w:p>
         </w:tc>
@@ -7392,7 +7619,7 @@
           <w:color w:val="FFFFFF"/>
           <w:sz w:val="15"/>
           <w:szCs w:val="15"/>
-          <w:shd w:fill="00BCEB" w:color="auto" w:val="clear"/>
+          <w:shd w:fill="0D274D" w:color="auto" w:val="clear"/>
         </w:rPr>
         <w:t xml:space="preserve">PAIN POINT 2</w:t>
       </w:r>
@@ -7403,7 +7630,7 @@
           <w:sz w:val="15"/>
           <w:szCs w:val="15"/>
         </w:rPr>
-        <w:t xml:space="preserve">   Case Study 4 · Macro &amp; Micro Segmentation · 25 points</w:t>
+        <w:t xml:space="preserve">   Case Study 4</w:t>
       </w:r>
     </w:p>
     <w:tbl>
@@ -7632,10 +7859,10 @@
           <w:tcPr>
             <w:tcW w:type="dxa" w:w="9360"/>
             <w:tcBorders>
-              <w:top w:val="single" w:color="D3DEEA" w:sz="6"/>
-              <w:left w:val="single" w:color="D3DEEA" w:sz="6"/>
-              <w:bottom w:val="single" w:color="D3DEEA" w:sz="6"/>
-              <w:right w:val="single" w:color="D3DEEA" w:sz="6"/>
+              <w:top w:val="single" w:color="E1E8F1" w:sz="6"/>
+              <w:left w:val="single" w:color="E1E8F1" w:sz="6"/>
+              <w:bottom w:val="single" w:color="E1E8F1" w:sz="6"/>
+              <w:right w:val="single" w:color="E1E8F1" w:sz="6"/>
             </w:tcBorders>
             <w:shd w:fill="F7FAFC" w:color="auto" w:val="clear"/>
             <w:tcMar>
@@ -7659,7 +7886,7 @@
                 <w:sz w:val="16"/>
                 <w:szCs w:val="16"/>
               </w:rPr>
-              <w:t xml:space="preserve">Scored on three dimensions:  </w:t>
+              <w:t xml:space="preserve">Assessed on three dimensions. </w:t>
             </w:r>
             <w:r>
               <w:rPr>
@@ -7670,7 +7897,7 @@
                 <w:sz w:val="16"/>
                 <w:szCs w:val="16"/>
               </w:rPr>
-              <w:t xml:space="preserve">🔍 Problem Identifier (/5) </w:t>
+              <w:t xml:space="preserve">Problem Identifier</w:t>
             </w:r>
             <w:r>
               <w:rPr>
@@ -7679,7 +7906,7 @@
                 <w:sz w:val="16"/>
                 <w:szCs w:val="16"/>
               </w:rPr>
-              <w:t xml:space="preserve">identify the pain point and requirements.  </w:t>
+              <w:t xml:space="preserve">: identify the pain point and its requirements. </w:t>
             </w:r>
             <w:r>
               <w:rPr>
@@ -7690,7 +7917,7 @@
                 <w:sz w:val="16"/>
                 <w:szCs w:val="16"/>
               </w:rPr>
-              <w:t xml:space="preserve">🏗️ Solution Designer (/10) </w:t>
+              <w:t xml:space="preserve">Solution Designer</w:t>
             </w:r>
             <w:r>
               <w:rPr>
@@ -7699,7 +7926,7 @@
                 <w:sz w:val="16"/>
                 <w:szCs w:val="16"/>
               </w:rPr>
-              <w:t xml:space="preserve">recommend the right Cisco solution, architecture and approach.  </w:t>
+              <w:t xml:space="preserve">: recommend the right Cisco solution, architecture and approach. </w:t>
             </w:r>
             <w:r>
               <w:rPr>
@@ -7710,7 +7937,7 @@
                 <w:sz w:val="16"/>
                 <w:szCs w:val="16"/>
               </w:rPr>
-              <w:t xml:space="preserve">🎯 Value Communicator (/10) </w:t>
+              <w:t xml:space="preserve">Value Communicator</w:t>
             </w:r>
             <w:r>
               <w:rPr>
@@ -7719,7 +7946,7 @@
                 <w:sz w:val="16"/>
                 <w:szCs w:val="16"/>
               </w:rPr>
-              <w:t xml:space="preserve">explain how it works and the outcome it enables.</w:t>
+              <w:t xml:space="preserve">: explain how it works and the outcome it enables.</w:t>
             </w:r>
           </w:p>
         </w:tc>
@@ -7751,7 +7978,7 @@
           <w:color w:val="FFFFFF"/>
           <w:sz w:val="15"/>
           <w:szCs w:val="15"/>
-          <w:shd w:fill="00BCEB" w:color="auto" w:val="clear"/>
+          <w:shd w:fill="0D274D" w:color="auto" w:val="clear"/>
         </w:rPr>
         <w:t xml:space="preserve">PAIN POINT 3</w:t>
       </w:r>
@@ -7762,7 +7989,7 @@
           <w:sz w:val="15"/>
           <w:szCs w:val="15"/>
         </w:rPr>
-        <w:t xml:space="preserve">   Case Study 4 · Macro &amp; Micro Segmentation · 25 points</w:t>
+        <w:t xml:space="preserve">   Case Study 4</w:t>
       </w:r>
     </w:p>
     <w:tbl>
@@ -7991,10 +8218,10 @@
           <w:tcPr>
             <w:tcW w:type="dxa" w:w="9360"/>
             <w:tcBorders>
-              <w:top w:val="single" w:color="D3DEEA" w:sz="6"/>
-              <w:left w:val="single" w:color="D3DEEA" w:sz="6"/>
-              <w:bottom w:val="single" w:color="D3DEEA" w:sz="6"/>
-              <w:right w:val="single" w:color="D3DEEA" w:sz="6"/>
+              <w:top w:val="single" w:color="E1E8F1" w:sz="6"/>
+              <w:left w:val="single" w:color="E1E8F1" w:sz="6"/>
+              <w:bottom w:val="single" w:color="E1E8F1" w:sz="6"/>
+              <w:right w:val="single" w:color="E1E8F1" w:sz="6"/>
             </w:tcBorders>
             <w:shd w:fill="F7FAFC" w:color="auto" w:val="clear"/>
             <w:tcMar>
@@ -8018,7 +8245,7 @@
                 <w:sz w:val="16"/>
                 <w:szCs w:val="16"/>
               </w:rPr>
-              <w:t xml:space="preserve">Scored on three dimensions:  </w:t>
+              <w:t xml:space="preserve">Assessed on three dimensions. </w:t>
             </w:r>
             <w:r>
               <w:rPr>
@@ -8029,7 +8256,7 @@
                 <w:sz w:val="16"/>
                 <w:szCs w:val="16"/>
               </w:rPr>
-              <w:t xml:space="preserve">🔍 Problem Identifier (/5) </w:t>
+              <w:t xml:space="preserve">Problem Identifier</w:t>
             </w:r>
             <w:r>
               <w:rPr>
@@ -8038,7 +8265,7 @@
                 <w:sz w:val="16"/>
                 <w:szCs w:val="16"/>
               </w:rPr>
-              <w:t xml:space="preserve">identify the pain point and requirements.  </w:t>
+              <w:t xml:space="preserve">: identify the pain point and its requirements. </w:t>
             </w:r>
             <w:r>
               <w:rPr>
@@ -8049,7 +8276,7 @@
                 <w:sz w:val="16"/>
                 <w:szCs w:val="16"/>
               </w:rPr>
-              <w:t xml:space="preserve">🏗️ Solution Designer (/10) </w:t>
+              <w:t xml:space="preserve">Solution Designer</w:t>
             </w:r>
             <w:r>
               <w:rPr>
@@ -8058,7 +8285,7 @@
                 <w:sz w:val="16"/>
                 <w:szCs w:val="16"/>
               </w:rPr>
-              <w:t xml:space="preserve">recommend the right Cisco solution, architecture and approach.  </w:t>
+              <w:t xml:space="preserve">: recommend the right Cisco solution, architecture and approach. </w:t>
             </w:r>
             <w:r>
               <w:rPr>
@@ -8069,7 +8296,7 @@
                 <w:sz w:val="16"/>
                 <w:szCs w:val="16"/>
               </w:rPr>
-              <w:t xml:space="preserve">🎯 Value Communicator (/10) </w:t>
+              <w:t xml:space="preserve">Value Communicator</w:t>
             </w:r>
             <w:r>
               <w:rPr>
@@ -8078,7 +8305,7 @@
                 <w:sz w:val="16"/>
                 <w:szCs w:val="16"/>
               </w:rPr>
-              <w:t xml:space="preserve">explain how it works and the outcome it enables.</w:t>
+              <w:t xml:space="preserve">: explain how it works and the outcome it enables.</w:t>
             </w:r>
           </w:p>
         </w:tc>
@@ -8110,7 +8337,7 @@
           <w:color w:val="FFFFFF"/>
           <w:sz w:val="15"/>
           <w:szCs w:val="15"/>
-          <w:shd w:fill="00BCEB" w:color="auto" w:val="clear"/>
+          <w:shd w:fill="0D274D" w:color="auto" w:val="clear"/>
         </w:rPr>
         <w:t xml:space="preserve">PAIN POINT 4</w:t>
       </w:r>
@@ -8121,7 +8348,7 @@
           <w:sz w:val="15"/>
           <w:szCs w:val="15"/>
         </w:rPr>
-        <w:t xml:space="preserve">   Case Study 4 · Macro &amp; Micro Segmentation · 25 points</w:t>
+        <w:t xml:space="preserve">   Case Study 4</w:t>
       </w:r>
     </w:p>
     <w:tbl>
@@ -8350,10 +8577,10 @@
           <w:tcPr>
             <w:tcW w:type="dxa" w:w="9360"/>
             <w:tcBorders>
-              <w:top w:val="single" w:color="D3DEEA" w:sz="6"/>
-              <w:left w:val="single" w:color="D3DEEA" w:sz="6"/>
-              <w:bottom w:val="single" w:color="D3DEEA" w:sz="6"/>
-              <w:right w:val="single" w:color="D3DEEA" w:sz="6"/>
+              <w:top w:val="single" w:color="E1E8F1" w:sz="6"/>
+              <w:left w:val="single" w:color="E1E8F1" w:sz="6"/>
+              <w:bottom w:val="single" w:color="E1E8F1" w:sz="6"/>
+              <w:right w:val="single" w:color="E1E8F1" w:sz="6"/>
             </w:tcBorders>
             <w:shd w:fill="F7FAFC" w:color="auto" w:val="clear"/>
             <w:tcMar>
@@ -8377,7 +8604,7 @@
                 <w:sz w:val="16"/>
                 <w:szCs w:val="16"/>
               </w:rPr>
-              <w:t xml:space="preserve">Scored on three dimensions:  </w:t>
+              <w:t xml:space="preserve">Assessed on three dimensions. </w:t>
             </w:r>
             <w:r>
               <w:rPr>
@@ -8388,7 +8615,7 @@
                 <w:sz w:val="16"/>
                 <w:szCs w:val="16"/>
               </w:rPr>
-              <w:t xml:space="preserve">🔍 Problem Identifier (/5) </w:t>
+              <w:t xml:space="preserve">Problem Identifier</w:t>
             </w:r>
             <w:r>
               <w:rPr>
@@ -8397,7 +8624,7 @@
                 <w:sz w:val="16"/>
                 <w:szCs w:val="16"/>
               </w:rPr>
-              <w:t xml:space="preserve">identify the pain point and requirements.  </w:t>
+              <w:t xml:space="preserve">: identify the pain point and its requirements. </w:t>
             </w:r>
             <w:r>
               <w:rPr>
@@ -8408,7 +8635,7 @@
                 <w:sz w:val="16"/>
                 <w:szCs w:val="16"/>
               </w:rPr>
-              <w:t xml:space="preserve">🏗️ Solution Designer (/10) </w:t>
+              <w:t xml:space="preserve">Solution Designer</w:t>
             </w:r>
             <w:r>
               <w:rPr>
@@ -8417,7 +8644,7 @@
                 <w:sz w:val="16"/>
                 <w:szCs w:val="16"/>
               </w:rPr>
-              <w:t xml:space="preserve">recommend the right Cisco solution, architecture and approach.  </w:t>
+              <w:t xml:space="preserve">: recommend the right Cisco solution, architecture and approach. </w:t>
             </w:r>
             <w:r>
               <w:rPr>
@@ -8428,7 +8655,7 @@
                 <w:sz w:val="16"/>
                 <w:szCs w:val="16"/>
               </w:rPr>
-              <w:t xml:space="preserve">🎯 Value Communicator (/10) </w:t>
+              <w:t xml:space="preserve">Value Communicator</w:t>
             </w:r>
             <w:r>
               <w:rPr>
@@ -8437,7 +8664,7 @@
                 <w:sz w:val="16"/>
                 <w:szCs w:val="16"/>
               </w:rPr>
-              <w:t xml:space="preserve">explain how it works and the outcome it enables.</w:t>
+              <w:t xml:space="preserve">: explain how it works and the outcome it enables.</w:t>
             </w:r>
           </w:p>
         </w:tc>
@@ -8550,10 +8777,10 @@
           <w:tcPr>
             <w:tcW w:type="dxa" w:w="9360"/>
             <w:tcBorders>
-              <w:top w:val="single" w:color="00BCEB" w:sz="6"/>
-              <w:left w:val="single" w:color="00BCEB" w:sz="6"/>
-              <w:bottom w:val="single" w:color="00BCEB" w:sz="6"/>
-              <w:right w:val="single" w:color="00BCEB" w:sz="6"/>
+              <w:top w:val="single" w:color="9FC9DD" w:sz="6"/>
+              <w:left w:val="single" w:color="9FC9DD" w:sz="6"/>
+              <w:bottom w:val="single" w:color="9FC9DD" w:sz="6"/>
+              <w:right w:val="single" w:color="9FC9DD" w:sz="6"/>
             </w:tcBorders>
             <w:shd w:fill="F7FCFE" w:color="auto" w:val="clear"/>
             <w:tcMar>
@@ -8572,21 +8799,6 @@
             <w:r>
               <w:rPr>
                 <w:rFonts w:ascii="Calibri" w:cs="Calibri" w:eastAsia="Calibri" w:hAnsi="Calibri"/>
-                <w:color w:val="036C8F"/>
-                <w:sz w:val="56"/>
-                <w:szCs w:val="56"/>
-              </w:rPr>
-              <w:t xml:space="preserve">▦</w:t>
-            </w:r>
-          </w:p>
-          <w:p>
-            <w:pPr>
-              <w:spacing w:after="60" w:before="0" w:line="276"/>
-              <w:jc w:val="center"/>
-            </w:pPr>
-            <w:r>
-              <w:rPr>
-                <w:rFonts w:ascii="Calibri" w:cs="Calibri" w:eastAsia="Calibri" w:hAnsi="Calibri"/>
                 <w:b/>
                 <w:bCs/>
                 <w:color w:val="0D274D"/>
@@ -8608,7 +8820,7 @@
                 <w:sz w:val="20"/>
                 <w:szCs w:val="20"/>
               </w:rPr>
-              <w:t xml:space="preserve">Show how AI Security, Cloud Edge, DC Edge and Segmentation connect across Cedarline's on-prem, data-centre and multicloud estate.</w:t>
+              <w:t xml:space="preserve">Show how the four case studies connect across Cedarline's on-prem, data-centre and multicloud estate.</w:t>
             </w:r>
           </w:p>
         </w:tc>
